--- a/Cyber_Proj_Yury_Moiseev.docx
+++ b/Cyber_Proj_Yury_Moiseev.docx
@@ -469,12 +469,6 @@
         <w:gridCol w:w="2631"/>
       </w:tblGrid>
       <w:tr>
-        <w:tblPrEx>
-          <w:tblCellMar>
-            <w:top w:w="0" w:type="dxa"/>
-            <w:bottom w:w="0" w:type="dxa"/>
-          </w:tblCellMar>
-        </w:tblPrEx>
         <w:trPr>
           <w:trHeight w:val="480"/>
         </w:trPr>
@@ -563,12 +557,6 @@
         </w:tc>
       </w:tr>
       <w:tr>
-        <w:tblPrEx>
-          <w:tblCellMar>
-            <w:top w:w="0" w:type="dxa"/>
-            <w:bottom w:w="0" w:type="dxa"/>
-          </w:tblCellMar>
-        </w:tblPrEx>
         <w:trPr>
           <w:trHeight w:val="480"/>
         </w:trPr>
@@ -668,12 +656,6 @@
         </w:tc>
       </w:tr>
       <w:tr>
-        <w:tblPrEx>
-          <w:tblCellMar>
-            <w:top w:w="0" w:type="dxa"/>
-            <w:bottom w:w="0" w:type="dxa"/>
-          </w:tblCellMar>
-        </w:tblPrEx>
         <w:trPr>
           <w:trHeight w:val="480"/>
         </w:trPr>
@@ -778,12 +760,6 @@
         </w:tc>
       </w:tr>
       <w:tr>
-        <w:tblPrEx>
-          <w:tblCellMar>
-            <w:top w:w="0" w:type="dxa"/>
-            <w:bottom w:w="0" w:type="dxa"/>
-          </w:tblCellMar>
-        </w:tblPrEx>
         <w:trPr>
           <w:trHeight w:val="480"/>
         </w:trPr>
@@ -906,12 +882,6 @@
         </w:tc>
       </w:tr>
       <w:tr>
-        <w:tblPrEx>
-          <w:tblCellMar>
-            <w:top w:w="0" w:type="dxa"/>
-            <w:bottom w:w="0" w:type="dxa"/>
-          </w:tblCellMar>
-        </w:tblPrEx>
         <w:trPr>
           <w:trHeight w:val="480"/>
         </w:trPr>
@@ -1018,12 +988,6 @@
         </w:tc>
       </w:tr>
       <w:tr>
-        <w:tblPrEx>
-          <w:tblCellMar>
-            <w:top w:w="0" w:type="dxa"/>
-            <w:bottom w:w="0" w:type="dxa"/>
-          </w:tblCellMar>
-        </w:tblPrEx>
         <w:trPr>
           <w:trHeight w:val="480"/>
         </w:trPr>
@@ -1111,12 +1075,6 @@
         </w:tc>
       </w:tr>
       <w:tr>
-        <w:tblPrEx>
-          <w:tblCellMar>
-            <w:top w:w="0" w:type="dxa"/>
-            <w:bottom w:w="0" w:type="dxa"/>
-          </w:tblCellMar>
-        </w:tblPrEx>
         <w:trPr>
           <w:trHeight w:val="480"/>
         </w:trPr>
@@ -1339,34 +1297,18 @@
     </w:p>
     <w:p>
       <w:pPr>
-        <w:pStyle w:val="ListParagraph"/>
-        <w:numPr>
-          <w:ilvl w:val="0"/>
-          <w:numId w:val="39"/>
-        </w:numPr>
-        <w:rPr>
-          <w:lang w:val="en-US"/>
-        </w:rPr>
+        <w:ind w:left="288"/>
       </w:pPr>
       <w:bookmarkStart w:id="2" w:name="_Toc186985899"/>
       <w:r>
-        <w:rPr>
-          <w:lang w:val="en-US"/>
-        </w:rPr>
         <w:t xml:space="preserve">The project’s main purpose is to help find songs with a specific melody. The melody is entered via singing/humming/playing it on a musical instrument to the device’s microphone. Then, the melody is analyzed by a few layers of ai and compared to the songs that are currently present in the database. Then the list of songs with the same or very similar melodies are displayed in a list, </w:t>
       </w:r>
       <w:proofErr w:type="gramStart"/>
       <w:r>
-        <w:rPr>
-          <w:lang w:val="en-US"/>
-        </w:rPr>
         <w:t>allowing</w:t>
       </w:r>
       <w:proofErr w:type="gramEnd"/>
       <w:r>
-        <w:rPr>
-          <w:lang w:val="en-US"/>
-        </w:rPr>
         <w:t xml:space="preserve"> to find the one the client was looking for, as well as compare songs with similar melodies. As for additional features, the project also provides non-administrator users with a request system, which is created for further modifications of the melody database. Administrator users have direct access to modifying the database, by approving or denying requests to add certain songs, or by adding songs themselves.</w:t>
       </w:r>
     </w:p>
@@ -1383,24 +1325,23 @@
       </w:r>
     </w:p>
     <w:p>
-      <w:pPr>
-        <w:pStyle w:val="Comment"/>
-        <w:rPr>
-          <w:lang w:eastAsia="en-US"/>
-        </w:rPr>
-      </w:pPr>
-      <w:r>
-        <w:rPr>
-          <w:lang w:eastAsia="en-US"/>
-        </w:rPr>
-        <w:t xml:space="preserve">Operating systems </w:t>
+      <w:bookmarkStart w:id="3" w:name="_Toc186985900"/>
+      <w:r>
+        <w:t xml:space="preserve">The client’s side is lightweight and does not have high hardware requirements. The app is </w:t>
+      </w:r>
+      <w:proofErr w:type="gramStart"/>
+      <w:r>
+        <w:t>cross</w:t>
+      </w:r>
+      <w:proofErr w:type="gramEnd"/>
+      <w:r>
+        <w:t>-platform and should run on any OS.</w:t>
       </w:r>
     </w:p>
     <w:p>
       <w:pPr>
         <w:pStyle w:val="Heading2"/>
       </w:pPr>
-      <w:bookmarkStart w:id="3" w:name="_Toc186985900"/>
       <w:r>
         <w:t>End-user characteristics</w:t>
       </w:r>
@@ -1410,17 +1351,32 @@
       </w:r>
     </w:p>
     <w:p>
-      <w:pPr>
-        <w:pStyle w:val="Comment"/>
-        <w:rPr>
-          <w:lang w:eastAsia="en-US"/>
-        </w:rPr>
-      </w:pPr>
-      <w:r>
-        <w:rPr>
-          <w:lang w:eastAsia="en-US"/>
-        </w:rPr>
-        <w:t>….</w:t>
+      <w:r>
+        <w:t xml:space="preserve">The UI is user friendly and doesn’t require any </w:t>
+      </w:r>
+      <w:r>
+        <w:t>qu</w:t>
+      </w:r>
+      <w:r>
+        <w:t>al</w:t>
+      </w:r>
+      <w:r>
+        <w:t>ification</w:t>
+      </w:r>
+      <w:r>
+        <w:t>s</w:t>
+      </w:r>
+      <w:r>
+        <w:t xml:space="preserve">. However, the closer the melody is to the original, the </w:t>
+      </w:r>
+      <w:r>
+        <w:t>more efficient the execution is</w:t>
+      </w:r>
+      <w:r>
+        <w:t>, thus higher singing/playing precision is advised</w:t>
+      </w:r>
+      <w:r>
+        <w:t>.</w:t>
       </w:r>
     </w:p>
     <w:p>
@@ -2222,6 +2178,16 @@
         <w:t>Device id hashing – the hashes of MAC adresses of the devices that have a session running for them are done using hmac and hashlib (with high entropy of the id there is little to no need in using purposefully slow hashing algorithms like Argon)</w:t>
       </w:r>
     </w:p>
+    <w:p/>
+    <w:p/>
+    <w:p/>
+    <w:p/>
+    <w:p/>
+    <w:p/>
+    <w:p/>
+    <w:p/>
+    <w:p/>
+    <w:p/>
     <w:p>
       <w:pPr>
         <w:pStyle w:val="Heading3"/>
@@ -2232,6 +2198,57 @@
         <w:t>Classes</w:t>
       </w:r>
       <w:bookmarkEnd w:id="9"/>
+    </w:p>
+    <w:p>
+      <w:r>
+        <w:t>Overall Architecture:</w:t>
+      </w:r>
+    </w:p>
+    <w:p>
+      <w:pPr>
+        <w:ind w:left="0"/>
+      </w:pPr>
+      <w:r>
+        <w:rPr>
+          <w:noProof/>
+        </w:rPr>
+        <w:lastRenderedPageBreak/>
+        <w:drawing>
+          <wp:inline distT="0" distB="0" distL="0" distR="0" wp14:anchorId="05669220" wp14:editId="6542D315">
+            <wp:extent cx="5760085" cy="3705225"/>
+            <wp:effectExtent l="0" t="0" r="0" b="9525"/>
+            <wp:docPr id="219457123" name="Picture 1"/>
+            <wp:cNvGraphicFramePr>
+              <a:graphicFrameLocks xmlns:a="http://schemas.openxmlformats.org/drawingml/2006/main" noChangeAspect="1"/>
+            </wp:cNvGraphicFramePr>
+            <a:graphic xmlns:a="http://schemas.openxmlformats.org/drawingml/2006/main">
+              <a:graphicData uri="http://schemas.openxmlformats.org/drawingml/2006/picture">
+                <pic:pic xmlns:pic="http://schemas.openxmlformats.org/drawingml/2006/picture">
+                  <pic:nvPicPr>
+                    <pic:cNvPr id="219457123" name=""/>
+                    <pic:cNvPicPr/>
+                  </pic:nvPicPr>
+                  <pic:blipFill>
+                    <a:blip r:embed="rId18"/>
+                    <a:stretch>
+                      <a:fillRect/>
+                    </a:stretch>
+                  </pic:blipFill>
+                  <pic:spPr>
+                    <a:xfrm>
+                      <a:off x="0" y="0"/>
+                      <a:ext cx="5760085" cy="3705225"/>
+                    </a:xfrm>
+                    <a:prstGeom prst="rect">
+                      <a:avLst/>
+                    </a:prstGeom>
+                  </pic:spPr>
+                </pic:pic>
+              </a:graphicData>
+            </a:graphic>
+          </wp:inline>
+        </w:drawing>
+      </w:r>
     </w:p>
     <w:p>
       <w:r>
@@ -2265,7 +2282,7 @@
                     </pic:cNvPicPr>
                   </pic:nvPicPr>
                   <pic:blipFill>
-                    <a:blip r:embed="rId18" cstate="print">
+                    <a:blip r:embed="rId19" cstate="print">
                       <a:extLst>
                         <a:ext uri="{28A0092B-C50C-407E-A947-70E740481C1C}">
                           <a14:useLocalDpi xmlns:a14="http://schemas.microsoft.com/office/drawing/2010/main" val="0"/>
@@ -2329,7 +2346,7 @@
                     </pic:cNvPicPr>
                   </pic:nvPicPr>
                   <pic:blipFill>
-                    <a:blip r:embed="rId19">
+                    <a:blip r:embed="rId20">
                       <a:extLst>
                         <a:ext uri="{28A0092B-C50C-407E-A947-70E740481C1C}">
                           <a14:useLocalDpi xmlns:a14="http://schemas.microsoft.com/office/drawing/2010/main" val="0"/>
@@ -2375,7 +2392,7 @@
     </w:p>
     <w:p>
       <w:r>
-        <w:t>…</w:t>
+        <w:t>The following forms represent a schematic version of GUI. May have slight design variations from the actual application</w:t>
       </w:r>
     </w:p>
     <w:p>
@@ -2387,7 +2404,11 @@
         <w:t>Forms workflow</w:t>
       </w:r>
     </w:p>
-    <w:p/>
+    <w:p>
+      <w:r>
+        <w:t>Client’s side:</w:t>
+      </w:r>
+    </w:p>
     <w:p>
       <w:pPr>
         <w:rPr>
@@ -2417,7 +2438,7 @@
                     </pic:cNvPicPr>
                   </pic:nvPicPr>
                   <pic:blipFill>
-                    <a:blip r:embed="rId20">
+                    <a:blip r:embed="rId21">
                       <a:extLst>
                         <a:ext uri="{28A0092B-C50C-407E-A947-70E740481C1C}">
                           <a14:useLocalDpi xmlns:a14="http://schemas.microsoft.com/office/drawing/2010/main" val="0"/>
@@ -2477,7 +2498,7 @@
                     </pic:cNvPicPr>
                   </pic:nvPicPr>
                   <pic:blipFill>
-                    <a:blip r:embed="rId21">
+                    <a:blip r:embed="rId22">
                       <a:extLst>
                         <a:ext uri="{28A0092B-C50C-407E-A947-70E740481C1C}">
                           <a14:useLocalDpi xmlns:a14="http://schemas.microsoft.com/office/drawing/2010/main" val="0"/>
@@ -2538,7 +2559,7 @@
                     </pic:cNvPicPr>
                   </pic:nvPicPr>
                   <pic:blipFill>
-                    <a:blip r:embed="rId22">
+                    <a:blip r:embed="rId23">
                       <a:extLst>
                         <a:ext uri="{28A0092B-C50C-407E-A947-70E740481C1C}">
                           <a14:useLocalDpi xmlns:a14="http://schemas.microsoft.com/office/drawing/2010/main" val="0"/>
@@ -2593,7 +2614,7 @@
                     </pic:cNvPicPr>
                   </pic:nvPicPr>
                   <pic:blipFill>
-                    <a:blip r:embed="rId23">
+                    <a:blip r:embed="rId24">
                       <a:extLst>
                         <a:ext uri="{28A0092B-C50C-407E-A947-70E740481C1C}">
                           <a14:useLocalDpi xmlns:a14="http://schemas.microsoft.com/office/drawing/2010/main" val="0"/>
@@ -2649,7 +2670,7 @@
                     </pic:cNvPicPr>
                   </pic:nvPicPr>
                   <pic:blipFill>
-                    <a:blip r:embed="rId24">
+                    <a:blip r:embed="rId25">
                       <a:extLst>
                         <a:ext uri="{28A0092B-C50C-407E-A947-70E740481C1C}">
                           <a14:useLocalDpi xmlns:a14="http://schemas.microsoft.com/office/drawing/2010/main" val="0"/>
@@ -2702,7 +2723,7 @@
                     </pic:cNvPicPr>
                   </pic:nvPicPr>
                   <pic:blipFill>
-                    <a:blip r:embed="rId25">
+                    <a:blip r:embed="rId26">
                       <a:extLst>
                         <a:ext uri="{28A0092B-C50C-407E-A947-70E740481C1C}">
                           <a14:useLocalDpi xmlns:a14="http://schemas.microsoft.com/office/drawing/2010/main" val="0"/>
@@ -2733,6 +2754,141 @@
           </wp:inline>
         </w:drawing>
       </w:r>
+      <w:r>
+        <w:br/>
+      </w:r>
+      <w:r>
+        <w:br/>
+        <w:t>Server Side:</w:t>
+      </w:r>
+      <w:r>
+        <w:br/>
+      </w:r>
+      <w:r>
+        <w:rPr>
+          <w:noProof/>
+        </w:rPr>
+        <w:lastRenderedPageBreak/>
+        <w:drawing>
+          <wp:inline distT="0" distB="0" distL="0" distR="0" wp14:anchorId="2F5B580F" wp14:editId="735DE942">
+            <wp:extent cx="5059680" cy="3686409"/>
+            <wp:effectExtent l="0" t="0" r="7620" b="9525"/>
+            <wp:docPr id="87501078" name="Picture 1"/>
+            <wp:cNvGraphicFramePr>
+              <a:graphicFrameLocks xmlns:a="http://schemas.openxmlformats.org/drawingml/2006/main" noChangeAspect="1"/>
+            </wp:cNvGraphicFramePr>
+            <a:graphic xmlns:a="http://schemas.openxmlformats.org/drawingml/2006/main">
+              <a:graphicData uri="http://schemas.openxmlformats.org/drawingml/2006/picture">
+                <pic:pic xmlns:pic="http://schemas.openxmlformats.org/drawingml/2006/picture">
+                  <pic:nvPicPr>
+                    <pic:cNvPr id="87501078" name=""/>
+                    <pic:cNvPicPr/>
+                  </pic:nvPicPr>
+                  <pic:blipFill>
+                    <a:blip r:embed="rId27"/>
+                    <a:stretch>
+                      <a:fillRect/>
+                    </a:stretch>
+                  </pic:blipFill>
+                  <pic:spPr>
+                    <a:xfrm>
+                      <a:off x="0" y="0"/>
+                      <a:ext cx="5077477" cy="3699376"/>
+                    </a:xfrm>
+                    <a:prstGeom prst="rect">
+                      <a:avLst/>
+                    </a:prstGeom>
+                  </pic:spPr>
+                </pic:pic>
+              </a:graphicData>
+            </a:graphic>
+          </wp:inline>
+        </w:drawing>
+      </w:r>
+      <w:r>
+        <w:rPr>
+          <w:noProof/>
+        </w:rPr>
+        <w:drawing>
+          <wp:inline distT="0" distB="0" distL="0" distR="0" wp14:anchorId="06A9DEE0" wp14:editId="30A896E3">
+            <wp:extent cx="5714957" cy="3779520"/>
+            <wp:effectExtent l="0" t="0" r="635" b="0"/>
+            <wp:docPr id="2051085792" name="Picture 1" descr="A screenshot of a computer&#10;&#10;AI-generated content may be incorrect."/>
+            <wp:cNvGraphicFramePr>
+              <a:graphicFrameLocks xmlns:a="http://schemas.openxmlformats.org/drawingml/2006/main" noChangeAspect="1"/>
+            </wp:cNvGraphicFramePr>
+            <a:graphic xmlns:a="http://schemas.openxmlformats.org/drawingml/2006/main">
+              <a:graphicData uri="http://schemas.openxmlformats.org/drawingml/2006/picture">
+                <pic:pic xmlns:pic="http://schemas.openxmlformats.org/drawingml/2006/picture">
+                  <pic:nvPicPr>
+                    <pic:cNvPr id="2051085792" name="Picture 1" descr="A screenshot of a computer&#10;&#10;AI-generated content may be incorrect."/>
+                    <pic:cNvPicPr/>
+                  </pic:nvPicPr>
+                  <pic:blipFill>
+                    <a:blip r:embed="rId28"/>
+                    <a:stretch>
+                      <a:fillRect/>
+                    </a:stretch>
+                  </pic:blipFill>
+                  <pic:spPr>
+                    <a:xfrm>
+                      <a:off x="0" y="0"/>
+                      <a:ext cx="5723939" cy="3785460"/>
+                    </a:xfrm>
+                    <a:prstGeom prst="rect">
+                      <a:avLst/>
+                    </a:prstGeom>
+                  </pic:spPr>
+                </pic:pic>
+              </a:graphicData>
+            </a:graphic>
+          </wp:inline>
+        </w:drawing>
+      </w:r>
+      <w:r>
+        <w:br/>
+      </w:r>
+      <w:r>
+        <w:rPr>
+          <w:noProof/>
+        </w:rPr>
+        <w:lastRenderedPageBreak/>
+        <w:drawing>
+          <wp:inline distT="0" distB="0" distL="0" distR="0" wp14:anchorId="782DE8D1" wp14:editId="0CF0A29C">
+            <wp:extent cx="5760085" cy="3561715"/>
+            <wp:effectExtent l="0" t="0" r="0" b="635"/>
+            <wp:docPr id="637749078" name="Picture 1" descr="A screenshot of a computer&#10;&#10;AI-generated content may be incorrect."/>
+            <wp:cNvGraphicFramePr>
+              <a:graphicFrameLocks xmlns:a="http://schemas.openxmlformats.org/drawingml/2006/main" noChangeAspect="1"/>
+            </wp:cNvGraphicFramePr>
+            <a:graphic xmlns:a="http://schemas.openxmlformats.org/drawingml/2006/main">
+              <a:graphicData uri="http://schemas.openxmlformats.org/drawingml/2006/picture">
+                <pic:pic xmlns:pic="http://schemas.openxmlformats.org/drawingml/2006/picture">
+                  <pic:nvPicPr>
+                    <pic:cNvPr id="637749078" name="Picture 1" descr="A screenshot of a computer&#10;&#10;AI-generated content may be incorrect."/>
+                    <pic:cNvPicPr/>
+                  </pic:nvPicPr>
+                  <pic:blipFill>
+                    <a:blip r:embed="rId29"/>
+                    <a:stretch>
+                      <a:fillRect/>
+                    </a:stretch>
+                  </pic:blipFill>
+                  <pic:spPr>
+                    <a:xfrm>
+                      <a:off x="0" y="0"/>
+                      <a:ext cx="5760085" cy="3561715"/>
+                    </a:xfrm>
+                    <a:prstGeom prst="rect">
+                      <a:avLst/>
+                    </a:prstGeom>
+                  </pic:spPr>
+                </pic:pic>
+              </a:graphicData>
+            </a:graphic>
+          </wp:inline>
+        </w:drawing>
+      </w:r>
     </w:p>
     <w:p>
       <w:pPr>
@@ -2740,20 +2896,20 @@
         <w:ind w:left="578" w:hanging="289"/>
       </w:pPr>
       <w:r>
+        <w:t>Source Code</w:t>
+      </w:r>
+    </w:p>
+    <w:p>
+      <w:r>
+        <w:t>ServerBL side:</w:t>
+      </w:r>
+    </w:p>
+    <w:p>
+      <w:r>
+        <w:rPr>
+          <w:noProof/>
+        </w:rPr>
         <w:lastRenderedPageBreak/>
-        <w:t>Source Code</w:t>
-      </w:r>
-    </w:p>
-    <w:p>
-      <w:r>
-        <w:t>ServerBL side:</w:t>
-      </w:r>
-    </w:p>
-    <w:p>
-      <w:r>
-        <w:rPr>
-          <w:noProof/>
-        </w:rPr>
         <w:drawing>
           <wp:inline distT="0" distB="0" distL="0" distR="0" wp14:anchorId="0312BC34" wp14:editId="28683AAC">
             <wp:extent cx="4953000" cy="8201025"/>
@@ -2772,7 +2928,7 @@
                     </pic:cNvPicPr>
                   </pic:nvPicPr>
                   <pic:blipFill>
-                    <a:blip r:embed="rId26" cstate="print">
+                    <a:blip r:embed="rId30" cstate="print">
                       <a:extLst>
                         <a:ext uri="{28A0092B-C50C-407E-A947-70E740481C1C}">
                           <a14:useLocalDpi xmlns:a14="http://schemas.microsoft.com/office/drawing/2010/main" val="0"/>
@@ -2828,7 +2984,7 @@
                     </pic:cNvPicPr>
                   </pic:nvPicPr>
                   <pic:blipFill>
-                    <a:blip r:embed="rId27" cstate="print">
+                    <a:blip r:embed="rId31" cstate="print">
                       <a:extLst>
                         <a:ext uri="{28A0092B-C50C-407E-A947-70E740481C1C}">
                           <a14:useLocalDpi xmlns:a14="http://schemas.microsoft.com/office/drawing/2010/main" val="0"/>
@@ -2895,7 +3051,7 @@
                     </pic:cNvPicPr>
                   </pic:nvPicPr>
                   <pic:blipFill>
-                    <a:blip r:embed="rId28" cstate="print">
+                    <a:blip r:embed="rId32" cstate="print">
                       <a:extLst>
                         <a:ext uri="{28A0092B-C50C-407E-A947-70E740481C1C}">
                           <a14:useLocalDpi xmlns:a14="http://schemas.microsoft.com/office/drawing/2010/main" val="0"/>
@@ -2978,9 +3134,6 @@
       <w:pPr>
         <w:pStyle w:val="Heading1"/>
         <w:ind w:left="431" w:hanging="142"/>
-        <w:rPr>
-          <w:lang w:val="ru-RU"/>
-        </w:rPr>
       </w:pPr>
       <w:bookmarkStart w:id="13" w:name="_Toc186985912"/>
       <w:r>
@@ -2988,6 +3141,7 @@
       </w:r>
       <w:bookmarkEnd w:id="13"/>
     </w:p>
+    <w:p/>
     <w:p>
       <w:pPr>
         <w:pStyle w:val="Heading1"/>
@@ -3023,7 +3177,17 @@
       </w:r>
       <w:proofErr w:type="gramEnd"/>
       <w:r>
-        <w:t xml:space="preserve"> provide general information on different existing solutions for specified tasks. For example, to compare note sequences, aka melodies, FastDTW algorithm was advised to be </w:t>
+        <w:t xml:space="preserve"> provide </w:t>
+      </w:r>
+      <w:r>
+        <w:rPr>
+          <w:i/>
+          <w:iCs/>
+        </w:rPr>
+        <w:t>general information</w:t>
+      </w:r>
+      <w:r>
+        <w:t xml:space="preserve"> on different existing solutions for specified tasks. For example, to compare note sequences, aka melodies, FastDTW algorithm was advised to be </w:t>
       </w:r>
       <w:r>
         <w:t>implemented in the workflow.</w:t>
@@ -3046,10 +3210,24 @@
         <w:t xml:space="preserve"> were used </w:t>
       </w:r>
       <w:r>
-        <w:t>for a</w:t>
-      </w:r>
-      <w:r>
-        <w:t xml:space="preserve"> brief introduction into the new topic, such as GUI creati</w:t>
+        <w:t xml:space="preserve">for </w:t>
+      </w:r>
+      <w:r>
+        <w:rPr>
+          <w:i/>
+          <w:iCs/>
+        </w:rPr>
+        <w:t>a</w:t>
+      </w:r>
+      <w:r>
+        <w:rPr>
+          <w:i/>
+          <w:iCs/>
+        </w:rPr>
+        <w:t xml:space="preserve"> brief introduction</w:t>
+      </w:r>
+      <w:r>
+        <w:t xml:space="preserve"> into the new topic, such as GUI creati</w:t>
       </w:r>
       <w:r>
         <w:t>on</w:t>
@@ -3064,9 +3242,9 @@
     <w:p/>
     <w:p/>
     <w:sectPr>
-      <w:headerReference w:type="default" r:id="rId29"/>
-      <w:footerReference w:type="default" r:id="rId30"/>
-      <w:headerReference w:type="first" r:id="rId31"/>
+      <w:headerReference w:type="default" r:id="rId33"/>
+      <w:footerReference w:type="default" r:id="rId34"/>
+      <w:headerReference w:type="first" r:id="rId35"/>
       <w:pgSz w:w="11907" w:h="16840" w:code="9"/>
       <w:pgMar w:top="1440" w:right="1418" w:bottom="879" w:left="1418" w:header="720" w:footer="754" w:gutter="0"/>
       <w:pgNumType w:start="1"/>
@@ -3934,9 +4112,9 @@
       <w:lvlJc w:val="center"/>
       <w:pPr>
         <w:tabs>
-          <w:tab w:val="num" w:pos="648"/>
+          <w:tab w:val="num" w:pos="360"/>
         </w:tabs>
-        <w:ind w:left="432" w:right="432" w:hanging="144"/>
+        <w:ind w:left="144" w:right="432" w:hanging="144"/>
       </w:pPr>
     </w:lvl>
     <w:lvl w:ilvl="1">
@@ -4719,7 +4897,12 @@
       <w:numPr>
         <w:numId w:val="2"/>
       </w:numPr>
+      <w:tabs>
+        <w:tab w:val="clear" w:pos="360"/>
+        <w:tab w:val="num" w:pos="648"/>
+      </w:tabs>
       <w:spacing w:before="360" w:after="120"/>
+      <w:ind w:left="432"/>
       <w:outlineLvl w:val="0"/>
     </w:pPr>
     <w:rPr>
@@ -4878,7 +5061,9 @@
   </w:style>
   <w:style w:type="character" w:default="1" w:styleId="DefaultParagraphFont">
     <w:name w:val="Default Paragraph Font"/>
+    <w:uiPriority w:val="1"/>
     <w:semiHidden/>
+    <w:unhideWhenUsed/>
   </w:style>
   <w:style w:type="table" w:default="1" w:styleId="TableNormal">
     <w:name w:val="Normal Table"/>
@@ -5749,6 +5934,30 @@
 </file>
 
 <file path=customXml/item1.xml><?xml version="1.0" encoding="utf-8"?>
+<?mso-contentType ?>
+<FormTemplates xmlns="http://schemas.microsoft.com/sharepoint/v3/contenttype/forms">
+  <Display>DocumentLibraryForm</Display>
+  <Edit>DocumentLibraryForm</Edit>
+  <New>DocumentLibraryForm</New>
+</FormTemplates>
+</file>
+
+<file path=customXml/item2.xml><?xml version="1.0" encoding="utf-8"?>
+<b:Sources xmlns:b="http://schemas.openxmlformats.org/officeDocument/2006/bibliography" xmlns="http://schemas.openxmlformats.org/officeDocument/2006/bibliography" SelectedStyle="\APASixthEditionOfficeOnline.xsl" StyleName="APA" Version="6"/>
+</file>
+
+<file path=customXml/item3.xml><?xml version="1.0" encoding="utf-8"?>
+<p:properties xmlns:p="http://schemas.microsoft.com/office/2006/metadata/properties" xmlns:xsi="http://www.w3.org/2001/XMLSchema-instance" xmlns:pc="http://schemas.microsoft.com/office/infopath/2007/PartnerControls">
+  <documentManagement>
+    <lcf76f155ced4ddcb4097134ff3c332f xmlns="c0c9f81d-ef68-4e5d-9bcf-b103681cbac3">
+      <Terms xmlns="http://schemas.microsoft.com/office/infopath/2007/PartnerControls"/>
+    </lcf76f155ced4ddcb4097134ff3c332f>
+    <TaxCatchAll xmlns="f3a57e1c-1999-4156-b16e-d47b3124d557"/>
+  </documentManagement>
+</p:properties>
+</file>
+
+<file path=customXml/item4.xml><?xml version="1.0" encoding="utf-8"?>
 <ct:contentTypeSchema xmlns:ct="http://schemas.microsoft.com/office/2006/metadata/contentType" xmlns:ma="http://schemas.microsoft.com/office/2006/metadata/properties/metaAttributes" ct:_="" ma:_="" ma:contentTypeName="Document" ma:contentTypeID="0x0101000F67C5EAA0AAF94CAE02941BB00115D2" ma:contentTypeVersion="11" ma:contentTypeDescription="Create a new document." ma:contentTypeScope="" ma:versionID="7d5288bfced83754c62cf03f69334249">
   <xsd:schema xmlns:xsd="http://www.w3.org/2001/XMLSchema" xmlns:xs="http://www.w3.org/2001/XMLSchema" xmlns:p="http://schemas.microsoft.com/office/2006/metadata/properties" xmlns:ns2="c0c9f81d-ef68-4e5d-9bcf-b103681cbac3" xmlns:ns3="f3a57e1c-1999-4156-b16e-d47b3124d557" targetNamespace="http://schemas.microsoft.com/office/2006/metadata/properties" ma:root="true" ma:fieldsID="72cd722ef412a107c24fb233e63ad134" ns2:_="" ns3:_="">
     <xsd:import namespace="c0c9f81d-ef68-4e5d-9bcf-b103681cbac3"/>
@@ -5943,31 +6152,34 @@
 </ct:contentTypeSchema>
 </file>
 
-<file path=customXml/item2.xml><?xml version="1.0" encoding="utf-8"?>
-<?mso-contentType ?>
-<FormTemplates xmlns="http://schemas.microsoft.com/sharepoint/v3/contenttype/forms">
-  <Display>DocumentLibraryForm</Display>
-  <Edit>DocumentLibraryForm</Edit>
-  <New>DocumentLibraryForm</New>
-</FormTemplates>
+<file path=customXml/itemProps1.xml><?xml version="1.0" encoding="utf-8"?>
+<ds:datastoreItem xmlns:ds="http://schemas.openxmlformats.org/officeDocument/2006/customXml" ds:itemID="{A403EC40-A103-4544-9EF1-19C2FF63F6CB}">
+  <ds:schemaRefs>
+    <ds:schemaRef ds:uri="http://schemas.microsoft.com/sharepoint/v3/contenttype/forms"/>
+  </ds:schemaRefs>
+</ds:datastoreItem>
 </file>
 
-<file path=customXml/item3.xml><?xml version="1.0" encoding="utf-8"?>
-<b:Sources xmlns:b="http://schemas.openxmlformats.org/officeDocument/2006/bibliography" xmlns="http://schemas.openxmlformats.org/officeDocument/2006/bibliography" SelectedStyle="\APASixthEditionOfficeOnline.xsl" StyleName="APA" Version="6"/>
+<file path=customXml/itemProps2.xml><?xml version="1.0" encoding="utf-8"?>
+<ds:datastoreItem xmlns:ds="http://schemas.openxmlformats.org/officeDocument/2006/customXml" ds:itemID="{968CD7BA-FE56-4BF2-91C1-48D21330DDBD}">
+  <ds:schemaRefs>
+    <ds:schemaRef ds:uri="http://schemas.openxmlformats.org/officeDocument/2006/bibliography"/>
+  </ds:schemaRefs>
+</ds:datastoreItem>
 </file>
 
-<file path=customXml/item4.xml><?xml version="1.0" encoding="utf-8"?>
-<p:properties xmlns:p="http://schemas.microsoft.com/office/2006/metadata/properties" xmlns:xsi="http://www.w3.org/2001/XMLSchema-instance" xmlns:pc="http://schemas.microsoft.com/office/infopath/2007/PartnerControls">
-  <documentManagement>
-    <lcf76f155ced4ddcb4097134ff3c332f xmlns="c0c9f81d-ef68-4e5d-9bcf-b103681cbac3">
-      <Terms xmlns="http://schemas.microsoft.com/office/infopath/2007/PartnerControls"/>
-    </lcf76f155ced4ddcb4097134ff3c332f>
-    <TaxCatchAll xmlns="f3a57e1c-1999-4156-b16e-d47b3124d557"/>
-  </documentManagement>
-</p:properties>
+<file path=customXml/itemProps3.xml><?xml version="1.0" encoding="utf-8"?>
+<ds:datastoreItem xmlns:ds="http://schemas.openxmlformats.org/officeDocument/2006/customXml" ds:itemID="{9B5402CA-97A6-46C9-BDB6-245A85CA8D38}">
+  <ds:schemaRefs>
+    <ds:schemaRef ds:uri="http://schemas.microsoft.com/office/2006/metadata/properties"/>
+    <ds:schemaRef ds:uri="http://schemas.microsoft.com/office/infopath/2007/PartnerControls"/>
+    <ds:schemaRef ds:uri="c0c9f81d-ef68-4e5d-9bcf-b103681cbac3"/>
+    <ds:schemaRef ds:uri="f3a57e1c-1999-4156-b16e-d47b3124d557"/>
+  </ds:schemaRefs>
+</ds:datastoreItem>
 </file>
 
-<file path=customXml/itemProps1.xml><?xml version="1.0" encoding="utf-8"?>
+<file path=customXml/itemProps4.xml><?xml version="1.0" encoding="utf-8"?>
 <ds:datastoreItem xmlns:ds="http://schemas.openxmlformats.org/officeDocument/2006/customXml" ds:itemID="{A5267C40-150B-4856-A43C-F3B2BDCA3715}">
   <ds:schemaRefs>
     <ds:schemaRef ds:uri="http://schemas.microsoft.com/office/2006/metadata/contentType"/>
@@ -5984,31 +6196,4 @@
     <ds:schemaRef ds:uri="http://schemas.microsoft.com/internal/obd"/>
   </ds:schemaRefs>
 </ds:datastoreItem>
-</file>
-
-<file path=customXml/itemProps2.xml><?xml version="1.0" encoding="utf-8"?>
-<ds:datastoreItem xmlns:ds="http://schemas.openxmlformats.org/officeDocument/2006/customXml" ds:itemID="{A403EC40-A103-4544-9EF1-19C2FF63F6CB}">
-  <ds:schemaRefs>
-    <ds:schemaRef ds:uri="http://schemas.microsoft.com/sharepoint/v3/contenttype/forms"/>
-  </ds:schemaRefs>
-</ds:datastoreItem>
-</file>
-
-<file path=customXml/itemProps3.xml><?xml version="1.0" encoding="utf-8"?>
-<ds:datastoreItem xmlns:ds="http://schemas.openxmlformats.org/officeDocument/2006/customXml" ds:itemID="{968CD7BA-FE56-4BF2-91C1-48D21330DDBD}">
-  <ds:schemaRefs>
-    <ds:schemaRef ds:uri="http://schemas.openxmlformats.org/officeDocument/2006/bibliography"/>
-  </ds:schemaRefs>
-</ds:datastoreItem>
-</file>
-
-<file path=customXml/itemProps4.xml><?xml version="1.0" encoding="utf-8"?>
-<ds:datastoreItem xmlns:ds="http://schemas.openxmlformats.org/officeDocument/2006/customXml" ds:itemID="{9B5402CA-97A6-46C9-BDB6-245A85CA8D38}">
-  <ds:schemaRefs>
-    <ds:schemaRef ds:uri="http://schemas.microsoft.com/office/2006/metadata/properties"/>
-    <ds:schemaRef ds:uri="http://schemas.microsoft.com/office/infopath/2007/PartnerControls"/>
-    <ds:schemaRef ds:uri="c0c9f81d-ef68-4e5d-9bcf-b103681cbac3"/>
-    <ds:schemaRef ds:uri="f3a57e1c-1999-4156-b16e-d47b3124d557"/>
-  </ds:schemaRefs>
-</ds:datastoreItem>
 </file>
--- a/Cyber_Proj_Yury_Moiseev.docx
+++ b/Cyber_Proj_Yury_Moiseev.docx
@@ -1301,15 +1301,7 @@
       </w:pPr>
       <w:bookmarkStart w:id="2" w:name="_Toc186985899"/>
       <w:r>
-        <w:t xml:space="preserve">The project’s main purpose is to help find songs with a specific melody. The melody is entered via singing/humming/playing it on a musical instrument to the device’s microphone. Then, the melody is analyzed by a few layers of ai and compared to the songs that are currently present in the database. Then the list of songs with the same or very similar melodies are displayed in a list, </w:t>
-      </w:r>
-      <w:proofErr w:type="gramStart"/>
-      <w:r>
-        <w:t>allowing</w:t>
-      </w:r>
-      <w:proofErr w:type="gramEnd"/>
-      <w:r>
-        <w:t xml:space="preserve"> to find the one the client was looking for, as well as compare songs with similar melodies. As for additional features, the project also provides non-administrator users with a request system, which is created for further modifications of the melody database. Administrator users have direct access to modifying the database, by approving or denying requests to add certain songs, or by adding songs themselves.</w:t>
+        <w:t>The project’s main purpose is to help find songs with a specific melody. The melody is entered via singing/humming/playing it on a musical instrument to the device’s microphone. Then, the melody is analyzed by a few layers of ai and compared to the songs that are currently present in the database. Then the list of songs with the same or very similar melodies are displayed in a list, allowing to find the one the client was looking for, as well as compare songs with similar melodies. As for additional features, the project also provides non-administrator users with a request system, which is created for further modifications of the melody database. Administrator users have direct access to modifying the database, by approving or denying requests to add certain songs, or by adding songs themselves.</w:t>
       </w:r>
     </w:p>
     <w:p>
@@ -1327,15 +1319,7 @@
     <w:p>
       <w:bookmarkStart w:id="3" w:name="_Toc186985900"/>
       <w:r>
-        <w:t xml:space="preserve">The client’s side is lightweight and does not have high hardware requirements. The app is </w:t>
-      </w:r>
-      <w:proofErr w:type="gramStart"/>
-      <w:r>
-        <w:t>cross</w:t>
-      </w:r>
-      <w:proofErr w:type="gramEnd"/>
-      <w:r>
-        <w:t>-platform and should run on any OS.</w:t>
+        <w:t>The client’s side is lightweight and does not have high hardware requirements. The app is cross-platform and should run on any OS.</w:t>
       </w:r>
     </w:p>
     <w:p>
@@ -3141,6 +3125,58 @@
       </w:r>
       <w:bookmarkEnd w:id="13"/>
     </w:p>
+    <w:p>
+      <w:r>
+        <w:t xml:space="preserve">Crepe library documentation - </w:t>
+      </w:r>
+      <w:hyperlink r:id="rId33" w:history="1">
+        <w:r>
+          <w:rPr>
+            <w:rStyle w:val="Hyperlink"/>
+          </w:rPr>
+          <w:t>https://pypi.org/project/crepe/</w:t>
+        </w:r>
+      </w:hyperlink>
+    </w:p>
+    <w:p>
+      <w:r>
+        <w:t xml:space="preserve">Audio track separation library - </w:t>
+      </w:r>
+      <w:hyperlink r:id="rId34" w:history="1">
+        <w:r>
+          <w:rPr>
+            <w:rStyle w:val="Hyperlink"/>
+          </w:rPr>
+          <w:t>https://www.samgalope.dev/2024/07/27/how-to-use-python-and-demucs-to-separate-audio-files/</w:t>
+        </w:r>
+      </w:hyperlink>
+    </w:p>
+    <w:p>
+      <w:r>
+        <w:t xml:space="preserve">Working with midi files in python - </w:t>
+      </w:r>
+      <w:hyperlink r:id="rId35" w:history="1">
+        <w:r>
+          <w:rPr>
+            <w:rStyle w:val="Hyperlink"/>
+          </w:rPr>
+          <w:t>https://www.twilio.com/en-us/blog/working-with-midi-data-in-python-using-mido</w:t>
+        </w:r>
+      </w:hyperlink>
+    </w:p>
+    <w:p>
+      <w:r>
+        <w:t xml:space="preserve">A bit of research of how it is better to store midi files - </w:t>
+      </w:r>
+      <w:hyperlink r:id="rId36" w:history="1">
+        <w:r>
+          <w:rPr>
+            <w:rStyle w:val="Hyperlink"/>
+          </w:rPr>
+          <w:t>https://stackoverflow.com/questions/37086225/best-way-to-store-files</w:t>
+        </w:r>
+      </w:hyperlink>
+    </w:p>
     <w:p/>
     <w:p>
       <w:pPr>
@@ -3169,15 +3205,7 @@
         </w:numPr>
       </w:pPr>
       <w:r>
-        <w:t xml:space="preserve">Language models, such as ChatGPT and DeepSeek were used </w:t>
-      </w:r>
-      <w:proofErr w:type="gramStart"/>
-      <w:r>
-        <w:t>in order to</w:t>
-      </w:r>
-      <w:proofErr w:type="gramEnd"/>
-      <w:r>
-        <w:t xml:space="preserve"> provide </w:t>
+        <w:t xml:space="preserve">Language models, such as ChatGPT and DeepSeek were used in order to provide </w:t>
       </w:r>
       <w:r>
         <w:rPr>
@@ -3242,9 +3270,9 @@
     <w:p/>
     <w:p/>
     <w:sectPr>
-      <w:headerReference w:type="default" r:id="rId33"/>
-      <w:footerReference w:type="default" r:id="rId34"/>
-      <w:headerReference w:type="first" r:id="rId35"/>
+      <w:headerReference w:type="default" r:id="rId37"/>
+      <w:footerReference w:type="default" r:id="rId38"/>
+      <w:headerReference w:type="first" r:id="rId39"/>
       <w:pgSz w:w="11907" w:h="16840" w:code="9"/>
       <w:pgMar w:top="1440" w:right="1418" w:bottom="879" w:left="1418" w:header="720" w:footer="754" w:gutter="0"/>
       <w:pgNumType w:start="1"/>
@@ -5635,6 +5663,18 @@
       <w:lang w:eastAsia="en-US" w:bidi="ar-SA"/>
     </w:rPr>
   </w:style>
+  <w:style w:type="character" w:styleId="UnresolvedMention">
+    <w:name w:val="Unresolved Mention"/>
+    <w:basedOn w:val="DefaultParagraphFont"/>
+    <w:uiPriority w:val="99"/>
+    <w:semiHidden/>
+    <w:unhideWhenUsed/>
+    <w:rsid w:val="00DB1654"/>
+    <w:rPr>
+      <w:color w:val="605E5C"/>
+      <w:shd w:val="clear" w:color="auto" w:fill="E1DFDD"/>
+    </w:rPr>
+  </w:style>
 </w:styles>
 </file>
 
@@ -5934,6 +5974,10 @@
 </file>
 
 <file path=customXml/item1.xml><?xml version="1.0" encoding="utf-8"?>
+<b:Sources xmlns:b="http://schemas.openxmlformats.org/officeDocument/2006/bibliography" xmlns="http://schemas.openxmlformats.org/officeDocument/2006/bibliography" SelectedStyle="\APASixthEditionOfficeOnline.xsl" StyleName="APA" Version="6"/>
+</file>
+
+<file path=customXml/item2.xml><?xml version="1.0" encoding="utf-8"?>
 <?mso-contentType ?>
 <FormTemplates xmlns="http://schemas.microsoft.com/sharepoint/v3/contenttype/forms">
   <Display>DocumentLibraryForm</Display>
@@ -5942,22 +5986,7 @@
 </FormTemplates>
 </file>
 
-<file path=customXml/item2.xml><?xml version="1.0" encoding="utf-8"?>
-<b:Sources xmlns:b="http://schemas.openxmlformats.org/officeDocument/2006/bibliography" xmlns="http://schemas.openxmlformats.org/officeDocument/2006/bibliography" SelectedStyle="\APASixthEditionOfficeOnline.xsl" StyleName="APA" Version="6"/>
-</file>
-
 <file path=customXml/item3.xml><?xml version="1.0" encoding="utf-8"?>
-<p:properties xmlns:p="http://schemas.microsoft.com/office/2006/metadata/properties" xmlns:xsi="http://www.w3.org/2001/XMLSchema-instance" xmlns:pc="http://schemas.microsoft.com/office/infopath/2007/PartnerControls">
-  <documentManagement>
-    <lcf76f155ced4ddcb4097134ff3c332f xmlns="c0c9f81d-ef68-4e5d-9bcf-b103681cbac3">
-      <Terms xmlns="http://schemas.microsoft.com/office/infopath/2007/PartnerControls"/>
-    </lcf76f155ced4ddcb4097134ff3c332f>
-    <TaxCatchAll xmlns="f3a57e1c-1999-4156-b16e-d47b3124d557"/>
-  </documentManagement>
-</p:properties>
-</file>
-
-<file path=customXml/item4.xml><?xml version="1.0" encoding="utf-8"?>
 <ct:contentTypeSchema xmlns:ct="http://schemas.microsoft.com/office/2006/metadata/contentType" xmlns:ma="http://schemas.microsoft.com/office/2006/metadata/properties/metaAttributes" ct:_="" ma:_="" ma:contentTypeName="Document" ma:contentTypeID="0x0101000F67C5EAA0AAF94CAE02941BB00115D2" ma:contentTypeVersion="11" ma:contentTypeDescription="Create a new document." ma:contentTypeScope="" ma:versionID="7d5288bfced83754c62cf03f69334249">
   <xsd:schema xmlns:xsd="http://www.w3.org/2001/XMLSchema" xmlns:xs="http://www.w3.org/2001/XMLSchema" xmlns:p="http://schemas.microsoft.com/office/2006/metadata/properties" xmlns:ns2="c0c9f81d-ef68-4e5d-9bcf-b103681cbac3" xmlns:ns3="f3a57e1c-1999-4156-b16e-d47b3124d557" targetNamespace="http://schemas.microsoft.com/office/2006/metadata/properties" ma:root="true" ma:fieldsID="72cd722ef412a107c24fb233e63ad134" ns2:_="" ns3:_="">
     <xsd:import namespace="c0c9f81d-ef68-4e5d-9bcf-b103681cbac3"/>
@@ -6152,7 +6181,26 @@
 </ct:contentTypeSchema>
 </file>
 
+<file path=customXml/item4.xml><?xml version="1.0" encoding="utf-8"?>
+<p:properties xmlns:p="http://schemas.microsoft.com/office/2006/metadata/properties" xmlns:xsi="http://www.w3.org/2001/XMLSchema-instance" xmlns:pc="http://schemas.microsoft.com/office/infopath/2007/PartnerControls">
+  <documentManagement>
+    <lcf76f155ced4ddcb4097134ff3c332f xmlns="c0c9f81d-ef68-4e5d-9bcf-b103681cbac3">
+      <Terms xmlns="http://schemas.microsoft.com/office/infopath/2007/PartnerControls"/>
+    </lcf76f155ced4ddcb4097134ff3c332f>
+    <TaxCatchAll xmlns="f3a57e1c-1999-4156-b16e-d47b3124d557"/>
+  </documentManagement>
+</p:properties>
+</file>
+
 <file path=customXml/itemProps1.xml><?xml version="1.0" encoding="utf-8"?>
+<ds:datastoreItem xmlns:ds="http://schemas.openxmlformats.org/officeDocument/2006/customXml" ds:itemID="{968CD7BA-FE56-4BF2-91C1-48D21330DDBD}">
+  <ds:schemaRefs>
+    <ds:schemaRef ds:uri="http://schemas.openxmlformats.org/officeDocument/2006/bibliography"/>
+  </ds:schemaRefs>
+</ds:datastoreItem>
+</file>
+
+<file path=customXml/itemProps2.xml><?xml version="1.0" encoding="utf-8"?>
 <ds:datastoreItem xmlns:ds="http://schemas.openxmlformats.org/officeDocument/2006/customXml" ds:itemID="{A403EC40-A103-4544-9EF1-19C2FF63F6CB}">
   <ds:schemaRefs>
     <ds:schemaRef ds:uri="http://schemas.microsoft.com/sharepoint/v3/contenttype/forms"/>
@@ -6160,26 +6208,7 @@
 </ds:datastoreItem>
 </file>
 
-<file path=customXml/itemProps2.xml><?xml version="1.0" encoding="utf-8"?>
-<ds:datastoreItem xmlns:ds="http://schemas.openxmlformats.org/officeDocument/2006/customXml" ds:itemID="{968CD7BA-FE56-4BF2-91C1-48D21330DDBD}">
-  <ds:schemaRefs>
-    <ds:schemaRef ds:uri="http://schemas.openxmlformats.org/officeDocument/2006/bibliography"/>
-  </ds:schemaRefs>
-</ds:datastoreItem>
-</file>
-
 <file path=customXml/itemProps3.xml><?xml version="1.0" encoding="utf-8"?>
-<ds:datastoreItem xmlns:ds="http://schemas.openxmlformats.org/officeDocument/2006/customXml" ds:itemID="{9B5402CA-97A6-46C9-BDB6-245A85CA8D38}">
-  <ds:schemaRefs>
-    <ds:schemaRef ds:uri="http://schemas.microsoft.com/office/2006/metadata/properties"/>
-    <ds:schemaRef ds:uri="http://schemas.microsoft.com/office/infopath/2007/PartnerControls"/>
-    <ds:schemaRef ds:uri="c0c9f81d-ef68-4e5d-9bcf-b103681cbac3"/>
-    <ds:schemaRef ds:uri="f3a57e1c-1999-4156-b16e-d47b3124d557"/>
-  </ds:schemaRefs>
-</ds:datastoreItem>
-</file>
-
-<file path=customXml/itemProps4.xml><?xml version="1.0" encoding="utf-8"?>
 <ds:datastoreItem xmlns:ds="http://schemas.openxmlformats.org/officeDocument/2006/customXml" ds:itemID="{A5267C40-150B-4856-A43C-F3B2BDCA3715}">
   <ds:schemaRefs>
     <ds:schemaRef ds:uri="http://schemas.microsoft.com/office/2006/metadata/contentType"/>
@@ -6196,4 +6225,15 @@
     <ds:schemaRef ds:uri="http://schemas.microsoft.com/internal/obd"/>
   </ds:schemaRefs>
 </ds:datastoreItem>
+</file>
+
+<file path=customXml/itemProps4.xml><?xml version="1.0" encoding="utf-8"?>
+<ds:datastoreItem xmlns:ds="http://schemas.openxmlformats.org/officeDocument/2006/customXml" ds:itemID="{9B5402CA-97A6-46C9-BDB6-245A85CA8D38}">
+  <ds:schemaRefs>
+    <ds:schemaRef ds:uri="http://schemas.microsoft.com/office/2006/metadata/properties"/>
+    <ds:schemaRef ds:uri="http://schemas.microsoft.com/office/infopath/2007/PartnerControls"/>
+    <ds:schemaRef ds:uri="c0c9f81d-ef68-4e5d-9bcf-b103681cbac3"/>
+    <ds:schemaRef ds:uri="f3a57e1c-1999-4156-b16e-d47b3124d557"/>
+  </ds:schemaRefs>
+</ds:datastoreItem>
 </file>
--- a/Cyber_Proj_Yury_Moiseev.docx
+++ b/Cyber_Proj_Yury_Moiseev.docx
@@ -1301,7 +1301,21 @@
       </w:pPr>
       <w:bookmarkStart w:id="2" w:name="_Toc186985899"/>
       <w:r>
-        <w:t>The project’s main purpose is to help find songs with a specific melody. The melody is entered via singing/humming/playing it on a musical instrument to the device’s microphone. Then, the melody is analyzed by a few layers of ai and compared to the songs that are currently present in the database. Then the list of songs with the same or very similar melodies are displayed in a list, allowing to find the one the client was looking for, as well as compare songs with similar melodies. As for additional features, the project also provides non-administrator users with a request system, which is created for further modifications of the melody database. Administrator users have direct access to modifying the database, by approving or denying requests to add certain songs, or by adding songs themselves.</w:t>
+        <w:t xml:space="preserve">The project’s main purpose is to help find songs with a specific melody. The melody is entered via singing/humming/playing it on a musical instrument to the device’s microphone. Then, the melody is analyzed by a few layers of ai and compared to the songs that are currently present in the database. Then the list of songs with the </w:t>
+      </w:r>
+      <w:r>
+        <w:t xml:space="preserve">most </w:t>
+      </w:r>
+      <w:r>
+        <w:t xml:space="preserve">similar melodies are displayed in a list, </w:t>
+      </w:r>
+      <w:proofErr w:type="gramStart"/>
+      <w:r>
+        <w:t>allowing</w:t>
+      </w:r>
+      <w:proofErr w:type="gramEnd"/>
+      <w:r>
+        <w:t xml:space="preserve"> to find the one the client was looking for, as well as compare songs with similar melodies. As for additional features, the project also provides non-administrator users with a request system, which is created for further modifications of the melody database. Administrator users have direct access to modifying the database, by approving or denying requests to add certain songs, or by adding songs themselves.</w:t>
       </w:r>
     </w:p>
     <w:p>
@@ -1319,7 +1333,15 @@
     <w:p>
       <w:bookmarkStart w:id="3" w:name="_Toc186985900"/>
       <w:r>
-        <w:t>The client’s side is lightweight and does not have high hardware requirements. The app is cross-platform and should run on any OS.</w:t>
+        <w:t xml:space="preserve">The client’s side is lightweight and does not have high hardware requirements. The app is </w:t>
+      </w:r>
+      <w:proofErr w:type="gramStart"/>
+      <w:r>
+        <w:t>cross</w:t>
+      </w:r>
+      <w:proofErr w:type="gramEnd"/>
+      <w:r>
+        <w:t>-platform and should run on any OS.</w:t>
       </w:r>
     </w:p>
     <w:p>
@@ -1389,7 +1411,19 @@
         <w:rPr>
           <w:lang w:val="en-US"/>
         </w:rPr>
-        <w:t>For proper execution of all the features python version 3.6+ is required</w:t>
+        <w:t>For proper execution of all the features python version 3.</w:t>
+      </w:r>
+      <w:r>
+        <w:rPr>
+          <w:lang w:val="en-US"/>
+        </w:rPr>
+        <w:t>6+</w:t>
+      </w:r>
+      <w:r>
+        <w:rPr>
+          <w:lang w:val="en-US"/>
+        </w:rPr>
+        <w:t xml:space="preserve"> is required</w:t>
       </w:r>
     </w:p>
     <w:p>
@@ -1923,10 +1957,10 @@
           <w:noProof/>
         </w:rPr>
         <w:drawing>
-          <wp:inline distT="0" distB="0" distL="0" distR="0" wp14:anchorId="2C1ADFD8" wp14:editId="1B8C8B3F">
-            <wp:extent cx="5762625" cy="4362450"/>
+          <wp:inline distT="0" distB="0" distL="0" distR="0" wp14:anchorId="7231BFD6" wp14:editId="6911777B">
+            <wp:extent cx="5760085" cy="3265805"/>
             <wp:effectExtent l="0" t="0" r="0" b="0"/>
-            <wp:docPr id="6" name="Picture 1"/>
+            <wp:docPr id="1708391674" name="Picture 1"/>
             <wp:cNvGraphicFramePr>
               <a:graphicFrameLocks xmlns:a="http://schemas.openxmlformats.org/drawingml/2006/main" noChangeAspect="1"/>
             </wp:cNvGraphicFramePr>
@@ -1934,36 +1968,23 @@
               <a:graphicData uri="http://schemas.openxmlformats.org/drawingml/2006/picture">
                 <pic:pic xmlns:pic="http://schemas.openxmlformats.org/drawingml/2006/picture">
                   <pic:nvPicPr>
-                    <pic:cNvPr id="0" name="Picture 1"/>
-                    <pic:cNvPicPr>
-                      <a:picLocks noChangeAspect="1" noChangeArrowheads="1"/>
-                    </pic:cNvPicPr>
+                    <pic:cNvPr id="1708391674" name=""/>
+                    <pic:cNvPicPr/>
                   </pic:nvPicPr>
                   <pic:blipFill>
-                    <a:blip r:embed="rId16">
-                      <a:extLst>
-                        <a:ext uri="{28A0092B-C50C-407E-A947-70E740481C1C}">
-                          <a14:useLocalDpi xmlns:a14="http://schemas.microsoft.com/office/drawing/2010/main" val="0"/>
-                        </a:ext>
-                      </a:extLst>
-                    </a:blip>
-                    <a:srcRect/>
+                    <a:blip r:embed="rId16"/>
                     <a:stretch>
                       <a:fillRect/>
                     </a:stretch>
                   </pic:blipFill>
-                  <pic:spPr bwMode="auto">
+                  <pic:spPr>
                     <a:xfrm>
                       <a:off x="0" y="0"/>
-                      <a:ext cx="5762625" cy="4362450"/>
+                      <a:ext cx="5760085" cy="3265805"/>
                     </a:xfrm>
                     <a:prstGeom prst="rect">
                       <a:avLst/>
                     </a:prstGeom>
-                    <a:noFill/>
-                    <a:ln>
-                      <a:noFill/>
-                    </a:ln>
                   </pic:spPr>
                 </pic:pic>
               </a:graphicData>
@@ -3205,7 +3226,15 @@
         </w:numPr>
       </w:pPr>
       <w:r>
-        <w:t xml:space="preserve">Language models, such as ChatGPT and DeepSeek were used in order to provide </w:t>
+        <w:t xml:space="preserve">Language models, such as ChatGPT and DeepSeek were used </w:t>
+      </w:r>
+      <w:proofErr w:type="gramStart"/>
+      <w:r>
+        <w:t>in order to</w:t>
+      </w:r>
+      <w:proofErr w:type="gramEnd"/>
+      <w:r>
+        <w:t xml:space="preserve"> provide </w:t>
       </w:r>
       <w:r>
         <w:rPr>

--- a/Cyber_Proj_Yury_Moiseev.docx
+++ b/Cyber_Proj_Yury_Moiseev.docx
@@ -1315,7 +1315,15 @@
       </w:r>
       <w:proofErr w:type="gramEnd"/>
       <w:r>
-        <w:t xml:space="preserve"> to find the one the client was looking for, as well as compare songs with similar melodies. As for additional features, the project also provides non-administrator users with a request system, which is created for further modifications of the melody database. Administrator users have direct access to modifying the database, by approving or denying requests to add certain songs, or by adding songs themselves.</w:t>
+        <w:t xml:space="preserve"> to find the one the client was looking for, as well as </w:t>
+      </w:r>
+      <w:proofErr w:type="gramStart"/>
+      <w:r>
+        <w:t>compare</w:t>
+      </w:r>
+      <w:proofErr w:type="gramEnd"/>
+      <w:r>
+        <w:t xml:space="preserve"> songs with similar melodies. As for additional features, the project also provides non-administrator users with a request system, which is created for further modifications of the melody database. Administrator users have direct access to modifying the database, by approving or denying requests to add certain songs, or by adding songs themselves.</w:t>
       </w:r>
     </w:p>
     <w:p>
@@ -1446,85 +1454,6 @@
     </w:p>
     <w:p>
       <w:pPr>
-        <w:ind w:left="720"/>
-      </w:pPr>
-      <w:r>
-        <w:t>Potential Platform Conflicts:</w:t>
-      </w:r>
-    </w:p>
-    <w:p>
-      <w:pPr>
-        <w:pStyle w:val="ListParagraph"/>
-        <w:numPr>
-          <w:ilvl w:val="1"/>
-          <w:numId w:val="39"/>
-        </w:numPr>
-      </w:pPr>
-      <w:r>
-        <w:rPr>
-          <w:b/>
-          <w:bCs/>
-        </w:rPr>
-        <w:t>PyAudio</w:t>
-      </w:r>
-      <w:r>
-        <w:t>: Likely the most problematic module, requiring platform-specific libraries (e.g., portaudio on Linux) or manual builds on macOS/Windows.</w:t>
-      </w:r>
-    </w:p>
-    <w:p>
-      <w:pPr>
-        <w:pStyle w:val="ListParagraph"/>
-        <w:numPr>
-          <w:ilvl w:val="1"/>
-          <w:numId w:val="39"/>
-        </w:numPr>
-      </w:pPr>
-      <w:r>
-        <w:t xml:space="preserve">  </w:t>
-      </w:r>
-      <w:r>
-        <w:rPr>
-          <w:b/>
-          <w:bCs/>
-        </w:rPr>
-        <w:t>Cryptography</w:t>
-      </w:r>
-      <w:r>
-        <w:t xml:space="preserve"> and </w:t>
-      </w:r>
-      <w:r>
-        <w:rPr>
-          <w:b/>
-          <w:bCs/>
-        </w:rPr>
-        <w:t>argon2</w:t>
-      </w:r>
-      <w:r>
-        <w:t>: Require development tools/libraries (e.g., OpenSSL, build-essential) on some platforms.</w:t>
-      </w:r>
-    </w:p>
-    <w:p>
-      <w:pPr>
-        <w:pStyle w:val="ListParagraph"/>
-        <w:numPr>
-          <w:ilvl w:val="1"/>
-          <w:numId w:val="39"/>
-        </w:numPr>
-      </w:pPr>
-      <w:r>
-        <w:rPr>
-          <w:b/>
-          <w:bCs/>
-        </w:rPr>
-        <w:lastRenderedPageBreak/>
-        <w:t>os</w:t>
-      </w:r>
-      <w:r>
-        <w:t>: Minor differences in functionality depending on the operating system.</w:t>
-      </w:r>
-    </w:p>
-    <w:p>
-      <w:pPr>
         <w:pStyle w:val="Heading2"/>
       </w:pPr>
       <w:r>
@@ -1552,6 +1481,7 @@
         <w:rPr>
           <w:noProof/>
         </w:rPr>
+        <w:lastRenderedPageBreak/>
         <w:drawing>
           <wp:inline distT="0" distB="0" distL="0" distR="0" wp14:anchorId="733CB7E9" wp14:editId="12D4C47D">
             <wp:extent cx="4962525" cy="3819525"/>
@@ -1802,10 +1732,10 @@
         </w:rPr>
         <w:lastRenderedPageBreak/>
         <w:drawing>
-          <wp:inline distT="0" distB="0" distL="0" distR="0" wp14:anchorId="74C0B394" wp14:editId="2CFDC57E">
-            <wp:extent cx="2867025" cy="8105775"/>
-            <wp:effectExtent l="0" t="0" r="0" b="0"/>
-            <wp:docPr id="4" name="Picture 2"/>
+          <wp:inline distT="0" distB="0" distL="0" distR="0" wp14:anchorId="4BED21C1" wp14:editId="4C977DC6">
+            <wp:extent cx="4578985" cy="5915660"/>
+            <wp:effectExtent l="0" t="0" r="0" b="8890"/>
+            <wp:docPr id="815454427" name="Picture 3"/>
             <wp:cNvGraphicFramePr>
               <a:graphicFrameLocks xmlns:a="http://schemas.openxmlformats.org/drawingml/2006/main" noChangeAspect="1"/>
             </wp:cNvGraphicFramePr>
@@ -1813,7 +1743,7 @@
               <a:graphicData uri="http://schemas.openxmlformats.org/drawingml/2006/picture">
                 <pic:pic xmlns:pic="http://schemas.openxmlformats.org/drawingml/2006/picture">
                   <pic:nvPicPr>
-                    <pic:cNvPr id="0" name="Picture 2"/>
+                    <pic:cNvPr id="0" name="Picture 23"/>
                     <pic:cNvPicPr>
                       <a:picLocks noChangeAspect="1" noChangeArrowheads="1"/>
                     </pic:cNvPicPr>
@@ -1834,7 +1764,7 @@
                   <pic:spPr bwMode="auto">
                     <a:xfrm>
                       <a:off x="0" y="0"/>
-                      <a:ext cx="2867025" cy="8105775"/>
+                      <a:ext cx="4578985" cy="5915660"/>
                     </a:xfrm>
                     <a:prstGeom prst="rect">
                       <a:avLst/>
@@ -2080,21 +2010,205 @@
         <w:jc w:val="both"/>
       </w:pPr>
       <w:r>
+        <w:t>Protocol</w:t>
+      </w:r>
+      <w:bookmarkEnd w:id="8"/>
+    </w:p>
+    <w:p>
+      <w:pPr>
+        <w:rPr>
+          <w:rFonts w:asciiTheme="majorBidi" w:hAnsiTheme="majorBidi" w:cstheme="majorBidi"/>
+        </w:rPr>
+      </w:pPr>
+      <w:r>
+        <w:rPr>
+          <w:rFonts w:asciiTheme="majorBidi" w:hAnsiTheme="majorBidi" w:cstheme="majorBidi"/>
+        </w:rPr>
+        <w:t>Packet protocol (details in the schemes below):</w:t>
+      </w:r>
+    </w:p>
+    <w:p>
+      <w:pPr>
+        <w:pStyle w:val="ListParagraph"/>
+        <w:numPr>
+          <w:ilvl w:val="0"/>
+          <w:numId w:val="41"/>
+        </w:numPr>
+        <w:rPr>
+          <w:rFonts w:asciiTheme="majorBidi" w:hAnsiTheme="majorBidi" w:cstheme="majorBidi"/>
+        </w:rPr>
+      </w:pPr>
+      <w:r>
+        <w:rPr>
+          <w:rFonts w:asciiTheme="majorBidi" w:hAnsiTheme="majorBidi" w:cstheme="majorBidi"/>
+        </w:rPr>
+        <w:t>The information (message, session token, arguments, etc.) that the client or the server sends is packed into a packet via the packet protocol.</w:t>
+      </w:r>
+    </w:p>
+    <w:p>
+      <w:pPr>
+        <w:pStyle w:val="ListParagraph"/>
+        <w:numPr>
+          <w:ilvl w:val="0"/>
+          <w:numId w:val="41"/>
+        </w:numPr>
+        <w:rPr>
+          <w:rFonts w:asciiTheme="majorBidi" w:hAnsiTheme="majorBidi" w:cstheme="majorBidi"/>
+        </w:rPr>
+      </w:pPr>
+      <w:r>
+        <w:rPr>
+          <w:rFonts w:asciiTheme="majorBidi" w:hAnsiTheme="majorBidi" w:cstheme="majorBidi"/>
+        </w:rPr>
+        <w:t>The packet is dumped into a string. The string is encrypted via RSA or secret Fernet key (depending on the length and type of a message)</w:t>
+      </w:r>
+    </w:p>
+    <w:p>
+      <w:pPr>
+        <w:pStyle w:val="ListParagraph"/>
+        <w:numPr>
+          <w:ilvl w:val="0"/>
+          <w:numId w:val="41"/>
+        </w:numPr>
+        <w:rPr>
+          <w:rFonts w:asciiTheme="majorBidi" w:hAnsiTheme="majorBidi" w:cstheme="majorBidi"/>
+        </w:rPr>
+      </w:pPr>
+      <w:r>
+        <w:rPr>
+          <w:rFonts w:asciiTheme="majorBidi" w:hAnsiTheme="majorBidi" w:cstheme="majorBidi"/>
+        </w:rPr>
+        <w:t>After the encrypted string is received, the first 4 bytes of it are extracted as a type</w:t>
+      </w:r>
+      <w:r>
+        <w:rPr>
+          <w:rFonts w:asciiTheme="majorBidi" w:hAnsiTheme="majorBidi" w:cstheme="majorBidi"/>
+        </w:rPr>
+        <w:t xml:space="preserve"> (sender, msg type, encryption, dump type), and is decryoted using the RSA or secret Fernet key</w:t>
+      </w:r>
+    </w:p>
+    <w:p>
+      <w:pPr>
+        <w:pStyle w:val="ListParagraph"/>
+        <w:numPr>
+          <w:ilvl w:val="0"/>
+          <w:numId w:val="41"/>
+        </w:numPr>
+        <w:rPr>
+          <w:rFonts w:asciiTheme="majorBidi" w:hAnsiTheme="majorBidi" w:cstheme="majorBidi"/>
+        </w:rPr>
+      </w:pPr>
+      <w:r>
+        <w:rPr>
+          <w:rFonts w:asciiTheme="majorBidi" w:hAnsiTheme="majorBidi" w:cstheme="majorBidi"/>
+        </w:rPr>
         <w:lastRenderedPageBreak/>
-        <w:t>Protocol</w:t>
-      </w:r>
-      <w:bookmarkEnd w:id="8"/>
-    </w:p>
-    <w:p>
-      <w:r>
-        <w:rPr>
+        <w:t>Since</w:t>
+      </w:r>
+      <w:r>
+        <w:rPr>
+          <w:rFonts w:asciiTheme="majorBidi" w:hAnsiTheme="majorBidi" w:cstheme="majorBidi"/>
+        </w:rPr>
+        <w:t xml:space="preserve"> symmetric</w:t>
+      </w:r>
+      <w:r>
+        <w:rPr>
+          <w:rFonts w:asciiTheme="majorBidi" w:hAnsiTheme="majorBidi" w:cstheme="majorBidi"/>
+        </w:rPr>
+        <w:t xml:space="preserve"> key rotations are encrypted via RSA</w:t>
+      </w:r>
+      <w:r>
+        <w:rPr>
+          <w:rFonts w:asciiTheme="majorBidi" w:hAnsiTheme="majorBidi" w:cstheme="majorBidi"/>
+        </w:rPr>
+        <w:t xml:space="preserve">, </w:t>
+      </w:r>
+      <w:r>
+        <w:rPr>
+          <w:rFonts w:asciiTheme="majorBidi" w:hAnsiTheme="majorBidi" w:cstheme="majorBidi"/>
+        </w:rPr>
+        <w:t xml:space="preserve">they need to have a shorted dump string. </w:t>
+      </w:r>
+      <w:r>
+        <w:rPr>
+          <w:rFonts w:asciiTheme="majorBidi" w:hAnsiTheme="majorBidi" w:cstheme="majorBidi"/>
+        </w:rPr>
+        <w:t>Therefore,</w:t>
+      </w:r>
+      <w:r>
+        <w:rPr>
+          <w:rFonts w:asciiTheme="majorBidi" w:hAnsiTheme="majorBidi" w:cstheme="majorBidi"/>
+        </w:rPr>
+        <w:t xml:space="preserve"> there is a separate protocol for dumping </w:t>
+      </w:r>
+      <w:r>
+        <w:rPr>
+          <w:rFonts w:asciiTheme="majorBidi" w:hAnsiTheme="majorBidi" w:cstheme="majorBidi"/>
+        </w:rPr>
+        <w:t>key rotation messages (both request and key itself)</w:t>
+      </w:r>
+      <w:r>
+        <w:rPr>
+          <w:rFonts w:asciiTheme="majorBidi" w:hAnsiTheme="majorBidi" w:cstheme="majorBidi"/>
+        </w:rPr>
+        <w:t>. The dumped strings only include packet id and message (request or key)</w:t>
+      </w:r>
+    </w:p>
+    <w:p>
+      <w:pPr>
+        <w:ind w:left="644"/>
+        <w:rPr>
+          <w:rFonts w:asciiTheme="majorBidi" w:hAnsiTheme="majorBidi" w:cstheme="majorBidi"/>
+        </w:rPr>
+      </w:pPr>
+      <w:r>
+        <w:rPr>
+          <w:rFonts w:asciiTheme="majorBidi" w:hAnsiTheme="majorBidi" w:cstheme="majorBidi"/>
+        </w:rPr>
+        <w:t>Packet protocol sch</w:t>
+      </w:r>
+      <w:r>
+        <w:rPr>
+          <w:rFonts w:asciiTheme="majorBidi" w:hAnsiTheme="majorBidi" w:cstheme="majorBidi"/>
+        </w:rPr>
+        <w:t>eme:</w:t>
+      </w:r>
+    </w:p>
+    <w:p>
+      <w:pPr>
+        <w:pStyle w:val="ListParagraph"/>
+        <w:numPr>
+          <w:ilvl w:val="0"/>
+          <w:numId w:val="42"/>
+        </w:numPr>
+        <w:rPr>
+          <w:rFonts w:asciiTheme="majorBidi" w:hAnsiTheme="majorBidi" w:cstheme="majorBidi"/>
+        </w:rPr>
+      </w:pPr>
+      <w:r>
+        <w:rPr>
+          <w:rFonts w:asciiTheme="majorBidi" w:hAnsiTheme="majorBidi" w:cstheme="majorBidi"/>
+        </w:rPr>
+        <w:t>Dumping and encrypting</w:t>
+      </w:r>
+    </w:p>
+    <w:p>
+      <w:pPr>
+        <w:ind w:left="644"/>
+        <w:rPr>
+          <w:rFonts w:asciiTheme="majorBidi" w:hAnsiTheme="majorBidi" w:cstheme="majorBidi"/>
+        </w:rPr>
+      </w:pPr>
+      <w:r>
+        <w:rPr>
+          <w:rFonts w:asciiTheme="majorBidi" w:hAnsiTheme="majorBidi" w:cstheme="majorBidi"/>
           <w:noProof/>
         </w:rPr>
         <w:drawing>
-          <wp:inline distT="0" distB="0" distL="0" distR="0" wp14:anchorId="1E0A1B77" wp14:editId="148155C6">
-            <wp:extent cx="3771900" cy="3019425"/>
-            <wp:effectExtent l="0" t="0" r="0" b="0"/>
-            <wp:docPr id="7" name="Picture 10"/>
+          <wp:inline distT="0" distB="0" distL="0" distR="0" wp14:anchorId="41B51C6F" wp14:editId="1FEC28AE">
+            <wp:extent cx="5745480" cy="2786380"/>
+            <wp:effectExtent l="0" t="0" r="7620" b="0"/>
+            <wp:docPr id="193964293" name="Picture 4" descr="A diagram of a flowchart&#10;&#10;AI-generated content may be incorrect."/>
             <wp:cNvGraphicFramePr>
               <a:graphicFrameLocks xmlns:a="http://schemas.openxmlformats.org/drawingml/2006/main" noChangeAspect="1"/>
             </wp:cNvGraphicFramePr>
@@ -2102,13 +2216,13 @@
               <a:graphicData uri="http://schemas.openxmlformats.org/drawingml/2006/picture">
                 <pic:pic xmlns:pic="http://schemas.openxmlformats.org/drawingml/2006/picture">
                   <pic:nvPicPr>
-                    <pic:cNvPr id="0" name="Picture 7"/>
+                    <pic:cNvPr id="193964293" name="Picture 4" descr="A diagram of a flowchart&#10;&#10;AI-generated content may be incorrect."/>
                     <pic:cNvPicPr>
                       <a:picLocks noChangeAspect="1" noChangeArrowheads="1"/>
                     </pic:cNvPicPr>
                   </pic:nvPicPr>
                   <pic:blipFill>
-                    <a:blip r:embed="rId17">
+                    <a:blip r:embed="rId17" cstate="print">
                       <a:extLst>
                         <a:ext uri="{28A0092B-C50C-407E-A947-70E740481C1C}">
                           <a14:useLocalDpi xmlns:a14="http://schemas.microsoft.com/office/drawing/2010/main" val="0"/>
@@ -2123,7 +2237,7 @@
                   <pic:spPr bwMode="auto">
                     <a:xfrm>
                       <a:off x="0" y="0"/>
-                      <a:ext cx="3771900" cy="3019425"/>
+                      <a:ext cx="5745480" cy="2786380"/>
                     </a:xfrm>
                     <a:prstGeom prst="rect">
                       <a:avLst/>
@@ -2139,7 +2253,122 @@
           </wp:inline>
         </w:drawing>
       </w:r>
-    </w:p>
+      <w:r>
+        <w:rPr>
+          <w:rFonts w:asciiTheme="majorBidi" w:hAnsiTheme="majorBidi" w:cstheme="majorBidi"/>
+        </w:rPr>
+        <w:br/>
+      </w:r>
+      <w:r>
+        <w:rPr>
+          <w:rFonts w:asciiTheme="majorBidi" w:hAnsiTheme="majorBidi" w:cstheme="majorBidi"/>
+        </w:rPr>
+        <w:br/>
+      </w:r>
+    </w:p>
+    <w:p>
+      <w:pPr>
+        <w:pStyle w:val="ListParagraph"/>
+        <w:numPr>
+          <w:ilvl w:val="0"/>
+          <w:numId w:val="42"/>
+        </w:numPr>
+        <w:rPr>
+          <w:rFonts w:asciiTheme="majorBidi" w:hAnsiTheme="majorBidi" w:cstheme="majorBidi"/>
+        </w:rPr>
+      </w:pPr>
+      <w:r>
+        <w:rPr>
+          <w:rFonts w:asciiTheme="majorBidi" w:hAnsiTheme="majorBidi" w:cstheme="majorBidi"/>
+        </w:rPr>
+        <w:t xml:space="preserve">Loading and </w:t>
+      </w:r>
+      <w:r>
+        <w:rPr>
+          <w:rFonts w:asciiTheme="majorBidi" w:hAnsiTheme="majorBidi" w:cstheme="majorBidi"/>
+        </w:rPr>
+        <w:t>decrypting</w:t>
+      </w:r>
+      <w:r>
+        <w:rPr>
+          <w:rFonts w:asciiTheme="majorBidi" w:hAnsiTheme="majorBidi" w:cstheme="majorBidi"/>
+        </w:rPr>
+        <w:t xml:space="preserve"> a packet from a st</w:t>
+      </w:r>
+      <w:r>
+        <w:rPr>
+          <w:rFonts w:asciiTheme="majorBidi" w:hAnsiTheme="majorBidi" w:cstheme="majorBidi"/>
+        </w:rPr>
+        <w:t>r</w:t>
+      </w:r>
+      <w:r>
+        <w:rPr>
+          <w:rFonts w:asciiTheme="majorBidi" w:hAnsiTheme="majorBidi" w:cstheme="majorBidi"/>
+        </w:rPr>
+        <w:t>ing</w:t>
+      </w:r>
+    </w:p>
+    <w:p>
+      <w:pPr>
+        <w:ind w:left="644"/>
+      </w:pPr>
+      <w:r>
+        <w:rPr>
+          <w:noProof/>
+        </w:rPr>
+        <w:lastRenderedPageBreak/>
+        <w:drawing>
+          <wp:inline distT="0" distB="0" distL="0" distR="0" wp14:anchorId="03C72307" wp14:editId="2A25F0AC">
+            <wp:extent cx="4813540" cy="6379627"/>
+            <wp:effectExtent l="0" t="0" r="6350" b="2540"/>
+            <wp:docPr id="2086017122" name="Picture 3"/>
+            <wp:cNvGraphicFramePr>
+              <a:graphicFrameLocks xmlns:a="http://schemas.openxmlformats.org/drawingml/2006/main" noChangeAspect="1"/>
+            </wp:cNvGraphicFramePr>
+            <a:graphic xmlns:a="http://schemas.openxmlformats.org/drawingml/2006/main">
+              <a:graphicData uri="http://schemas.openxmlformats.org/drawingml/2006/picture">
+                <pic:pic xmlns:pic="http://schemas.openxmlformats.org/drawingml/2006/picture">
+                  <pic:nvPicPr>
+                    <pic:cNvPr id="0" name="Picture 3"/>
+                    <pic:cNvPicPr>
+                      <a:picLocks noChangeAspect="1" noChangeArrowheads="1"/>
+                    </pic:cNvPicPr>
+                  </pic:nvPicPr>
+                  <pic:blipFill>
+                    <a:blip r:embed="rId18" cstate="print">
+                      <a:extLst>
+                        <a:ext uri="{28A0092B-C50C-407E-A947-70E740481C1C}">
+                          <a14:useLocalDpi xmlns:a14="http://schemas.microsoft.com/office/drawing/2010/main" val="0"/>
+                        </a:ext>
+                      </a:extLst>
+                    </a:blip>
+                    <a:srcRect/>
+                    <a:stretch>
+                      <a:fillRect/>
+                    </a:stretch>
+                  </pic:blipFill>
+                  <pic:spPr bwMode="auto">
+                    <a:xfrm>
+                      <a:off x="0" y="0"/>
+                      <a:ext cx="4823060" cy="6392244"/>
+                    </a:xfrm>
+                    <a:prstGeom prst="rect">
+                      <a:avLst/>
+                    </a:prstGeom>
+                    <a:noFill/>
+                    <a:ln>
+                      <a:noFill/>
+                    </a:ln>
+                  </pic:spPr>
+                </pic:pic>
+              </a:graphicData>
+            </a:graphic>
+          </wp:inline>
+        </w:drawing>
+      </w:r>
+    </w:p>
+    <w:p/>
+    <w:p/>
     <w:p/>
     <w:p>
       <w:pPr>
@@ -2156,8 +2385,14 @@
           <w:ilvl w:val="0"/>
           <w:numId w:val="39"/>
         </w:numPr>
-      </w:pPr>
-      <w:r>
+        <w:rPr>
+          <w:rFonts w:asciiTheme="majorBidi" w:hAnsiTheme="majorBidi" w:cstheme="majorBidi"/>
+        </w:rPr>
+      </w:pPr>
+      <w:r>
+        <w:rPr>
+          <w:rFonts w:asciiTheme="majorBidi" w:hAnsiTheme="majorBidi" w:cstheme="majorBidi"/>
+        </w:rPr>
         <w:t>Password hashing – to protect users’ personal data password hasher “Argon2” is used</w:t>
       </w:r>
     </w:p>
@@ -2167,9 +2402,15 @@
           <w:ilvl w:val="0"/>
           <w:numId w:val="39"/>
         </w:numPr>
-      </w:pPr>
-      <w:r>
-        <w:t>All the communication between server and client is protected via RSA encryption</w:t>
+        <w:rPr>
+          <w:rFonts w:asciiTheme="majorBidi" w:hAnsiTheme="majorBidi" w:cstheme="majorBidi"/>
+        </w:rPr>
+      </w:pPr>
+      <w:r>
+        <w:rPr>
+          <w:rFonts w:asciiTheme="majorBidi" w:hAnsiTheme="majorBidi" w:cstheme="majorBidi"/>
+        </w:rPr>
+        <w:t>Device id hashing – the hashes of MAC adresses of the devices that have a session running for them are done using hmac and hashlib (with high entropy of the id there is little to no need in using purposefully slow hashing algorithms like Argon)</w:t>
       </w:r>
     </w:p>
     <w:p>
@@ -2178,20 +2419,66 @@
           <w:ilvl w:val="0"/>
           <w:numId w:val="39"/>
         </w:numPr>
-      </w:pPr>
-      <w:r>
-        <w:t>Device id hashing – the hashes of MAC adresses of the devices that have a session running for them are done using hmac and hashlib (with high entropy of the id there is little to no need in using purposefully slow hashing algorithms like Argon)</w:t>
-      </w:r>
-    </w:p>
-    <w:p/>
-    <w:p/>
-    <w:p/>
-    <w:p/>
-    <w:p/>
-    <w:p/>
-    <w:p/>
-    <w:p/>
-    <w:p/>
+        <w:rPr>
+          <w:rFonts w:asciiTheme="majorBidi" w:hAnsiTheme="majorBidi" w:cstheme="majorBidi"/>
+        </w:rPr>
+      </w:pPr>
+      <w:r>
+        <w:rPr>
+          <w:rFonts w:asciiTheme="majorBidi" w:hAnsiTheme="majorBidi" w:cstheme="majorBidi"/>
+        </w:rPr>
+        <w:lastRenderedPageBreak/>
+        <w:t xml:space="preserve">As mentioned in the previos step, dumped packet strings are </w:t>
+      </w:r>
+      <w:r>
+        <w:rPr>
+          <w:rFonts w:asciiTheme="majorBidi" w:hAnsiTheme="majorBidi" w:cstheme="majorBidi"/>
+        </w:rPr>
+        <w:t>encrypted via Fernet or RSA</w:t>
+      </w:r>
+    </w:p>
+    <w:p>
+      <w:pPr>
+        <w:pStyle w:val="ListParagraph"/>
+        <w:numPr>
+          <w:ilvl w:val="0"/>
+          <w:numId w:val="43"/>
+        </w:numPr>
+        <w:rPr>
+          <w:rFonts w:asciiTheme="majorBidi" w:hAnsiTheme="majorBidi" w:cstheme="majorBidi"/>
+        </w:rPr>
+      </w:pPr>
+      <w:r>
+        <w:rPr>
+          <w:rFonts w:asciiTheme="majorBidi" w:hAnsiTheme="majorBidi" w:cstheme="majorBidi"/>
+        </w:rPr>
+        <w:t>Most of the messages, as well as files, are encrypted via Fernet key, to eliminate the errors caused by big message sizes/file transfers</w:t>
+      </w:r>
+      <w:r>
+        <w:rPr>
+          <w:rFonts w:asciiTheme="majorBidi" w:hAnsiTheme="majorBidi" w:cstheme="majorBidi"/>
+        </w:rPr>
+        <w:t>.</w:t>
+      </w:r>
+    </w:p>
+    <w:p>
+      <w:pPr>
+        <w:pStyle w:val="ListParagraph"/>
+        <w:numPr>
+          <w:ilvl w:val="0"/>
+          <w:numId w:val="43"/>
+        </w:numPr>
+        <w:rPr>
+          <w:rFonts w:asciiTheme="majorBidi" w:hAnsiTheme="majorBidi" w:cstheme="majorBidi"/>
+        </w:rPr>
+      </w:pPr>
+      <w:r>
+        <w:rPr>
+          <w:rFonts w:asciiTheme="majorBidi" w:hAnsiTheme="majorBidi" w:cstheme="majorBidi"/>
+        </w:rPr>
+        <w:t>Each time a countdown goes to 0 (every 100 mesages), the client sends a request to rotate the Fernet key, the server responds with a key. Fernet key rotation is encrypted via RSA to increase robustness.</w:t>
+      </w:r>
+    </w:p>
     <w:p/>
     <w:p>
       <w:pPr>
@@ -2217,7 +2504,6 @@
         <w:rPr>
           <w:noProof/>
         </w:rPr>
-        <w:lastRenderedPageBreak/>
         <w:drawing>
           <wp:inline distT="0" distB="0" distL="0" distR="0" wp14:anchorId="05669220" wp14:editId="6542D315">
             <wp:extent cx="5760085" cy="3705225"/>
@@ -2234,7 +2520,7 @@
                     <pic:cNvPicPr/>
                   </pic:nvPicPr>
                   <pic:blipFill>
-                    <a:blip r:embed="rId18"/>
+                    <a:blip r:embed="rId19"/>
                     <a:stretch>
                       <a:fillRect/>
                     </a:stretch>
@@ -2287,7 +2573,7 @@
                     </pic:cNvPicPr>
                   </pic:nvPicPr>
                   <pic:blipFill>
-                    <a:blip r:embed="rId19" cstate="print">
+                    <a:blip r:embed="rId20" cstate="print">
                       <a:extLst>
                         <a:ext uri="{28A0092B-C50C-407E-A947-70E740481C1C}">
                           <a14:useLocalDpi xmlns:a14="http://schemas.microsoft.com/office/drawing/2010/main" val="0"/>
@@ -2351,7 +2637,7 @@
                     </pic:cNvPicPr>
                   </pic:nvPicPr>
                   <pic:blipFill>
-                    <a:blip r:embed="rId20">
+                    <a:blip r:embed="rId21">
                       <a:extLst>
                         <a:ext uri="{28A0092B-C50C-407E-A947-70E740481C1C}">
                           <a14:useLocalDpi xmlns:a14="http://schemas.microsoft.com/office/drawing/2010/main" val="0"/>
@@ -2397,7 +2683,19 @@
     </w:p>
     <w:p>
       <w:r>
-        <w:t>The following forms represent a schematic version of GUI. May have slight design variations from the actual application</w:t>
+        <w:t>The following form</w:t>
+      </w:r>
+      <w:r>
+        <w:t xml:space="preserve"> diagram</w:t>
+      </w:r>
+      <w:r>
+        <w:t xml:space="preserve"> represent</w:t>
+      </w:r>
+      <w:r>
+        <w:t>s</w:t>
+      </w:r>
+      <w:r>
+        <w:t xml:space="preserve"> a schematic version of GUI. May have slight variations from the actual application</w:t>
       </w:r>
     </w:p>
     <w:p>
@@ -2406,30 +2704,20 @@
         <w:jc w:val="both"/>
       </w:pPr>
       <w:r>
+        <w:lastRenderedPageBreak/>
         <w:t>Forms workflow</w:t>
       </w:r>
     </w:p>
     <w:p>
       <w:r>
-        <w:t>Client’s side:</w:t>
-      </w:r>
-    </w:p>
-    <w:p>
-      <w:pPr>
         <w:rPr>
           <w:noProof/>
         </w:rPr>
-      </w:pPr>
-      <w:r>
-        <w:rPr>
-          <w:noProof/>
-        </w:rPr>
-        <w:lastRenderedPageBreak/>
         <w:drawing>
-          <wp:inline distT="0" distB="0" distL="0" distR="0" wp14:anchorId="0721F5F9" wp14:editId="255C9974">
-            <wp:extent cx="2724150" cy="2952750"/>
+          <wp:inline distT="0" distB="0" distL="0" distR="0" wp14:anchorId="16E8EADE" wp14:editId="64001C91">
+            <wp:extent cx="5756275" cy="3013075"/>
             <wp:effectExtent l="0" t="0" r="0" b="0"/>
-            <wp:docPr id="10" name="Picture 1"/>
+            <wp:docPr id="1957189318" name="Picture 2"/>
             <wp:cNvGraphicFramePr>
               <a:graphicFrameLocks xmlns:a="http://schemas.openxmlformats.org/drawingml/2006/main" noChangeAspect="1"/>
             </wp:cNvGraphicFramePr>
@@ -2437,13 +2725,13 @@
               <a:graphicData uri="http://schemas.openxmlformats.org/drawingml/2006/picture">
                 <pic:pic xmlns:pic="http://schemas.openxmlformats.org/drawingml/2006/picture">
                   <pic:nvPicPr>
-                    <pic:cNvPr id="0" name="Picture 1"/>
+                    <pic:cNvPr id="0" name="Picture 22"/>
                     <pic:cNvPicPr>
                       <a:picLocks noChangeAspect="1" noChangeArrowheads="1"/>
                     </pic:cNvPicPr>
                   </pic:nvPicPr>
                   <pic:blipFill>
-                    <a:blip r:embed="rId21">
+                    <a:blip r:embed="rId22" cstate="print">
                       <a:extLst>
                         <a:ext uri="{28A0092B-C50C-407E-A947-70E740481C1C}">
                           <a14:useLocalDpi xmlns:a14="http://schemas.microsoft.com/office/drawing/2010/main" val="0"/>
@@ -2458,7 +2746,7 @@
                   <pic:spPr bwMode="auto">
                     <a:xfrm>
                       <a:off x="0" y="0"/>
-                      <a:ext cx="2724150" cy="2952750"/>
+                      <a:ext cx="5756275" cy="3013075"/>
                     </a:xfrm>
                     <a:prstGeom prst="rect">
                       <a:avLst/>
@@ -2474,22 +2762,36 @@
           </wp:inline>
         </w:drawing>
       </w:r>
-    </w:p>
-    <w:p>
-      <w:pPr>
+      <w:r>
+        <w:br/>
+      </w:r>
+    </w:p>
+    <w:p>
+      <w:pPr>
+        <w:pStyle w:val="Heading2"/>
+        <w:ind w:left="578" w:hanging="289"/>
+      </w:pPr>
+      <w:r>
+        <w:t>Source Code</w:t>
+      </w:r>
+    </w:p>
+    <w:p>
+      <w:r>
+        <w:t>ServerBL side:</w:t>
+      </w:r>
+    </w:p>
+    <w:p/>
+    <w:p>
+      <w:r>
         <w:rPr>
           <w:noProof/>
         </w:rPr>
-      </w:pPr>
-      <w:r>
-        <w:rPr>
-          <w:noProof/>
-        </w:rPr>
+        <w:lastRenderedPageBreak/>
         <w:drawing>
-          <wp:inline distT="0" distB="0" distL="0" distR="0" wp14:anchorId="3CE5F75F" wp14:editId="3583973A">
-            <wp:extent cx="5305425" cy="4533900"/>
+          <wp:inline distT="0" distB="0" distL="0" distR="0" wp14:anchorId="30E1E2D9" wp14:editId="5B67CCA6">
+            <wp:extent cx="5512435" cy="9221470"/>
             <wp:effectExtent l="0" t="0" r="0" b="0"/>
-            <wp:docPr id="11" name="Picture 1"/>
+            <wp:docPr id="239657578" name="Picture 5"/>
             <wp:cNvGraphicFramePr>
               <a:graphicFrameLocks xmlns:a="http://schemas.openxmlformats.org/drawingml/2006/main" noChangeAspect="1"/>
             </wp:cNvGraphicFramePr>
@@ -2497,13 +2799,13 @@
               <a:graphicData uri="http://schemas.openxmlformats.org/drawingml/2006/picture">
                 <pic:pic xmlns:pic="http://schemas.openxmlformats.org/drawingml/2006/picture">
                   <pic:nvPicPr>
-                    <pic:cNvPr id="0" name="Picture 1"/>
+                    <pic:cNvPr id="0" name="Picture 5"/>
                     <pic:cNvPicPr>
                       <a:picLocks noChangeAspect="1" noChangeArrowheads="1"/>
                     </pic:cNvPicPr>
                   </pic:nvPicPr>
                   <pic:blipFill>
-                    <a:blip r:embed="rId22">
+                    <a:blip r:embed="rId23" cstate="print">
                       <a:extLst>
                         <a:ext uri="{28A0092B-C50C-407E-A947-70E740481C1C}">
                           <a14:useLocalDpi xmlns:a14="http://schemas.microsoft.com/office/drawing/2010/main" val="0"/>
@@ -2518,7 +2820,7 @@
                   <pic:spPr bwMode="auto">
                     <a:xfrm>
                       <a:off x="0" y="0"/>
-                      <a:ext cx="5305425" cy="4533900"/>
+                      <a:ext cx="5512435" cy="9221470"/>
                     </a:xfrm>
                     <a:prstGeom prst="rect">
                       <a:avLst/>
@@ -2534,23 +2836,16 @@
           </wp:inline>
         </w:drawing>
       </w:r>
-    </w:p>
-    <w:p>
-      <w:pPr>
-        <w:rPr>
-          <w:noProof/>
-        </w:rPr>
-      </w:pPr>
       <w:r>
         <w:rPr>
           <w:noProof/>
         </w:rPr>
         <w:lastRenderedPageBreak/>
         <w:drawing>
-          <wp:inline distT="0" distB="0" distL="0" distR="0" wp14:anchorId="5D4FCDE7" wp14:editId="2E04B645">
-            <wp:extent cx="5438775" cy="4610100"/>
+          <wp:inline distT="0" distB="0" distL="0" distR="0" wp14:anchorId="2DA6A576" wp14:editId="1DF50259">
+            <wp:extent cx="5753735" cy="8790305"/>
             <wp:effectExtent l="0" t="0" r="0" b="0"/>
-            <wp:docPr id="12" name="Picture 7"/>
+            <wp:docPr id="1307105522" name="Picture 7"/>
             <wp:cNvGraphicFramePr>
               <a:graphicFrameLocks xmlns:a="http://schemas.openxmlformats.org/drawingml/2006/main" noChangeAspect="1"/>
             </wp:cNvGraphicFramePr>
@@ -2558,13 +2853,13 @@
               <a:graphicData uri="http://schemas.openxmlformats.org/drawingml/2006/picture">
                 <pic:pic xmlns:pic="http://schemas.openxmlformats.org/drawingml/2006/picture">
                   <pic:nvPicPr>
-                    <pic:cNvPr id="0" name="Picture 12"/>
+                    <pic:cNvPr id="0" name="Picture 7"/>
                     <pic:cNvPicPr>
                       <a:picLocks noChangeAspect="1" noChangeArrowheads="1"/>
                     </pic:cNvPicPr>
                   </pic:nvPicPr>
                   <pic:blipFill>
-                    <a:blip r:embed="rId23">
+                    <a:blip r:embed="rId24" cstate="print">
                       <a:extLst>
                         <a:ext uri="{28A0092B-C50C-407E-A947-70E740481C1C}">
                           <a14:useLocalDpi xmlns:a14="http://schemas.microsoft.com/office/drawing/2010/main" val="0"/>
@@ -2579,7 +2874,7 @@
                   <pic:spPr bwMode="auto">
                     <a:xfrm>
                       <a:off x="0" y="0"/>
-                      <a:ext cx="5438775" cy="4610100"/>
+                      <a:ext cx="5753735" cy="8790305"/>
                     </a:xfrm>
                     <a:prstGeom prst="rect">
                       <a:avLst/>
@@ -2598,14 +2893,21 @@
     </w:p>
     <w:p>
       <w:r>
+        <w:lastRenderedPageBreak/>
+        <w:t>Client’s side:</w:t>
+      </w:r>
+    </w:p>
+    <w:p>
+      <w:r>
         <w:rPr>
           <w:noProof/>
+          <w:lang w:val="en-IL"/>
         </w:rPr>
         <w:drawing>
-          <wp:inline distT="0" distB="0" distL="0" distR="0" wp14:anchorId="599B0151" wp14:editId="29066245">
-            <wp:extent cx="5762625" cy="3876675"/>
-            <wp:effectExtent l="0" t="0" r="0" b="0"/>
-            <wp:docPr id="13" name="Picture 1"/>
+          <wp:inline distT="0" distB="0" distL="0" distR="0" wp14:anchorId="29F7E089" wp14:editId="4DB7C45D">
+            <wp:extent cx="3994372" cy="8583283"/>
+            <wp:effectExtent l="0" t="0" r="6350" b="8890"/>
+            <wp:docPr id="801363276" name="Picture 9"/>
             <wp:cNvGraphicFramePr>
               <a:graphicFrameLocks xmlns:a="http://schemas.openxmlformats.org/drawingml/2006/main" noChangeAspect="1"/>
             </wp:cNvGraphicFramePr>
@@ -2613,13 +2915,13 @@
               <a:graphicData uri="http://schemas.openxmlformats.org/drawingml/2006/picture">
                 <pic:pic xmlns:pic="http://schemas.openxmlformats.org/drawingml/2006/picture">
                   <pic:nvPicPr>
-                    <pic:cNvPr id="0" name="Picture 1"/>
+                    <pic:cNvPr id="0" name="Picture 9"/>
                     <pic:cNvPicPr>
                       <a:picLocks noChangeAspect="1" noChangeArrowheads="1"/>
                     </pic:cNvPicPr>
                   </pic:nvPicPr>
                   <pic:blipFill>
-                    <a:blip r:embed="rId24">
+                    <a:blip r:embed="rId25" cstate="print">
                       <a:extLst>
                         <a:ext uri="{28A0092B-C50C-407E-A947-70E740481C1C}">
                           <a14:useLocalDpi xmlns:a14="http://schemas.microsoft.com/office/drawing/2010/main" val="0"/>
@@ -2634,7 +2936,7 @@
                   <pic:spPr bwMode="auto">
                     <a:xfrm>
                       <a:off x="0" y="0"/>
-                      <a:ext cx="5762625" cy="3876675"/>
+                      <a:ext cx="4006280" cy="8608872"/>
                     </a:xfrm>
                     <a:prstGeom prst="rect">
                       <a:avLst/>
@@ -2652,455 +2954,36 @@
       </w:r>
     </w:p>
     <w:p>
-      <w:r>
-        <w:rPr>
-          <w:noProof/>
-        </w:rPr>
-        <w:lastRenderedPageBreak/>
-        <w:drawing>
-          <wp:inline distT="0" distB="0" distL="0" distR="0" wp14:anchorId="2A8E5792" wp14:editId="2547E814">
-            <wp:extent cx="4876800" cy="3971925"/>
-            <wp:effectExtent l="0" t="0" r="0" b="0"/>
-            <wp:docPr id="14" name="Picture 6"/>
-            <wp:cNvGraphicFramePr>
-              <a:graphicFrameLocks xmlns:a="http://schemas.openxmlformats.org/drawingml/2006/main" noChangeAspect="1"/>
-            </wp:cNvGraphicFramePr>
-            <a:graphic xmlns:a="http://schemas.openxmlformats.org/drawingml/2006/main">
-              <a:graphicData uri="http://schemas.openxmlformats.org/drawingml/2006/picture">
-                <pic:pic xmlns:pic="http://schemas.openxmlformats.org/drawingml/2006/picture">
-                  <pic:nvPicPr>
-                    <pic:cNvPr id="0" name="Picture 14"/>
-                    <pic:cNvPicPr>
-                      <a:picLocks noChangeAspect="1" noChangeArrowheads="1"/>
-                    </pic:cNvPicPr>
-                  </pic:nvPicPr>
-                  <pic:blipFill>
-                    <a:blip r:embed="rId25">
-                      <a:extLst>
-                        <a:ext uri="{28A0092B-C50C-407E-A947-70E740481C1C}">
-                          <a14:useLocalDpi xmlns:a14="http://schemas.microsoft.com/office/drawing/2010/main" val="0"/>
-                        </a:ext>
-                      </a:extLst>
-                    </a:blip>
-                    <a:srcRect/>
-                    <a:stretch>
-                      <a:fillRect/>
-                    </a:stretch>
-                  </pic:blipFill>
-                  <pic:spPr bwMode="auto">
-                    <a:xfrm>
-                      <a:off x="0" y="0"/>
-                      <a:ext cx="4876800" cy="3971925"/>
-                    </a:xfrm>
-                    <a:prstGeom prst="rect">
-                      <a:avLst/>
-                    </a:prstGeom>
-                    <a:noFill/>
-                    <a:ln>
-                      <a:noFill/>
-                    </a:ln>
-                  </pic:spPr>
-                </pic:pic>
-              </a:graphicData>
-            </a:graphic>
-          </wp:inline>
-        </w:drawing>
-      </w:r>
-      <w:r>
-        <w:rPr>
-          <w:noProof/>
-        </w:rPr>
-        <w:drawing>
-          <wp:inline distT="0" distB="0" distL="0" distR="0" wp14:anchorId="31C23908" wp14:editId="768EDC82">
-            <wp:extent cx="3257550" cy="4486275"/>
-            <wp:effectExtent l="0" t="0" r="0" b="0"/>
-            <wp:docPr id="15" name="Picture 5"/>
-            <wp:cNvGraphicFramePr>
-              <a:graphicFrameLocks xmlns:a="http://schemas.openxmlformats.org/drawingml/2006/main" noChangeAspect="1"/>
-            </wp:cNvGraphicFramePr>
-            <a:graphic xmlns:a="http://schemas.openxmlformats.org/drawingml/2006/main">
-              <a:graphicData uri="http://schemas.openxmlformats.org/drawingml/2006/picture">
-                <pic:pic xmlns:pic="http://schemas.openxmlformats.org/drawingml/2006/picture">
-                  <pic:nvPicPr>
-                    <pic:cNvPr id="0" name="Picture 15"/>
-                    <pic:cNvPicPr>
-                      <a:picLocks noChangeAspect="1" noChangeArrowheads="1"/>
-                    </pic:cNvPicPr>
-                  </pic:nvPicPr>
-                  <pic:blipFill>
-                    <a:blip r:embed="rId26">
-                      <a:extLst>
-                        <a:ext uri="{28A0092B-C50C-407E-A947-70E740481C1C}">
-                          <a14:useLocalDpi xmlns:a14="http://schemas.microsoft.com/office/drawing/2010/main" val="0"/>
-                        </a:ext>
-                      </a:extLst>
-                    </a:blip>
-                    <a:srcRect/>
-                    <a:stretch>
-                      <a:fillRect/>
-                    </a:stretch>
-                  </pic:blipFill>
-                  <pic:spPr bwMode="auto">
-                    <a:xfrm>
-                      <a:off x="0" y="0"/>
-                      <a:ext cx="3257550" cy="4486275"/>
-                    </a:xfrm>
-                    <a:prstGeom prst="rect">
-                      <a:avLst/>
-                    </a:prstGeom>
-                    <a:noFill/>
-                    <a:ln>
-                      <a:noFill/>
-                    </a:ln>
-                  </pic:spPr>
-                </pic:pic>
-              </a:graphicData>
-            </a:graphic>
-          </wp:inline>
-        </w:drawing>
-      </w:r>
-      <w:r>
-        <w:br/>
-      </w:r>
-      <w:r>
-        <w:br/>
-        <w:t>Server Side:</w:t>
-      </w:r>
-      <w:r>
-        <w:br/>
-      </w:r>
-      <w:r>
-        <w:rPr>
-          <w:noProof/>
-        </w:rPr>
-        <w:lastRenderedPageBreak/>
-        <w:drawing>
-          <wp:inline distT="0" distB="0" distL="0" distR="0" wp14:anchorId="2F5B580F" wp14:editId="735DE942">
-            <wp:extent cx="5059680" cy="3686409"/>
-            <wp:effectExtent l="0" t="0" r="7620" b="9525"/>
-            <wp:docPr id="87501078" name="Picture 1"/>
-            <wp:cNvGraphicFramePr>
-              <a:graphicFrameLocks xmlns:a="http://schemas.openxmlformats.org/drawingml/2006/main" noChangeAspect="1"/>
-            </wp:cNvGraphicFramePr>
-            <a:graphic xmlns:a="http://schemas.openxmlformats.org/drawingml/2006/main">
-              <a:graphicData uri="http://schemas.openxmlformats.org/drawingml/2006/picture">
-                <pic:pic xmlns:pic="http://schemas.openxmlformats.org/drawingml/2006/picture">
-                  <pic:nvPicPr>
-                    <pic:cNvPr id="87501078" name=""/>
-                    <pic:cNvPicPr/>
-                  </pic:nvPicPr>
-                  <pic:blipFill>
-                    <a:blip r:embed="rId27"/>
-                    <a:stretch>
-                      <a:fillRect/>
-                    </a:stretch>
-                  </pic:blipFill>
-                  <pic:spPr>
-                    <a:xfrm>
-                      <a:off x="0" y="0"/>
-                      <a:ext cx="5077477" cy="3699376"/>
-                    </a:xfrm>
-                    <a:prstGeom prst="rect">
-                      <a:avLst/>
-                    </a:prstGeom>
-                  </pic:spPr>
-                </pic:pic>
-              </a:graphicData>
-            </a:graphic>
-          </wp:inline>
-        </w:drawing>
-      </w:r>
-      <w:r>
-        <w:rPr>
-          <w:noProof/>
-        </w:rPr>
-        <w:drawing>
-          <wp:inline distT="0" distB="0" distL="0" distR="0" wp14:anchorId="06A9DEE0" wp14:editId="30A896E3">
-            <wp:extent cx="5714957" cy="3779520"/>
-            <wp:effectExtent l="0" t="0" r="635" b="0"/>
-            <wp:docPr id="2051085792" name="Picture 1" descr="A screenshot of a computer&#10;&#10;AI-generated content may be incorrect."/>
-            <wp:cNvGraphicFramePr>
-              <a:graphicFrameLocks xmlns:a="http://schemas.openxmlformats.org/drawingml/2006/main" noChangeAspect="1"/>
-            </wp:cNvGraphicFramePr>
-            <a:graphic xmlns:a="http://schemas.openxmlformats.org/drawingml/2006/main">
-              <a:graphicData uri="http://schemas.openxmlformats.org/drawingml/2006/picture">
-                <pic:pic xmlns:pic="http://schemas.openxmlformats.org/drawingml/2006/picture">
-                  <pic:nvPicPr>
-                    <pic:cNvPr id="2051085792" name="Picture 1" descr="A screenshot of a computer&#10;&#10;AI-generated content may be incorrect."/>
-                    <pic:cNvPicPr/>
-                  </pic:nvPicPr>
-                  <pic:blipFill>
-                    <a:blip r:embed="rId28"/>
-                    <a:stretch>
-                      <a:fillRect/>
-                    </a:stretch>
-                  </pic:blipFill>
-                  <pic:spPr>
-                    <a:xfrm>
-                      <a:off x="0" y="0"/>
-                      <a:ext cx="5723939" cy="3785460"/>
-                    </a:xfrm>
-                    <a:prstGeom prst="rect">
-                      <a:avLst/>
-                    </a:prstGeom>
-                  </pic:spPr>
-                </pic:pic>
-              </a:graphicData>
-            </a:graphic>
-          </wp:inline>
-        </w:drawing>
-      </w:r>
-      <w:r>
-        <w:br/>
-      </w:r>
-      <w:r>
-        <w:rPr>
-          <w:noProof/>
-        </w:rPr>
-        <w:lastRenderedPageBreak/>
-        <w:drawing>
-          <wp:inline distT="0" distB="0" distL="0" distR="0" wp14:anchorId="782DE8D1" wp14:editId="0CF0A29C">
-            <wp:extent cx="5760085" cy="3561715"/>
-            <wp:effectExtent l="0" t="0" r="0" b="635"/>
-            <wp:docPr id="637749078" name="Picture 1" descr="A screenshot of a computer&#10;&#10;AI-generated content may be incorrect."/>
-            <wp:cNvGraphicFramePr>
-              <a:graphicFrameLocks xmlns:a="http://schemas.openxmlformats.org/drawingml/2006/main" noChangeAspect="1"/>
-            </wp:cNvGraphicFramePr>
-            <a:graphic xmlns:a="http://schemas.openxmlformats.org/drawingml/2006/main">
-              <a:graphicData uri="http://schemas.openxmlformats.org/drawingml/2006/picture">
-                <pic:pic xmlns:pic="http://schemas.openxmlformats.org/drawingml/2006/picture">
-                  <pic:nvPicPr>
-                    <pic:cNvPr id="637749078" name="Picture 1" descr="A screenshot of a computer&#10;&#10;AI-generated content may be incorrect."/>
-                    <pic:cNvPicPr/>
-                  </pic:nvPicPr>
-                  <pic:blipFill>
-                    <a:blip r:embed="rId29"/>
-                    <a:stretch>
-                      <a:fillRect/>
-                    </a:stretch>
-                  </pic:blipFill>
-                  <pic:spPr>
-                    <a:xfrm>
-                      <a:off x="0" y="0"/>
-                      <a:ext cx="5760085" cy="3561715"/>
-                    </a:xfrm>
-                    <a:prstGeom prst="rect">
-                      <a:avLst/>
-                    </a:prstGeom>
-                  </pic:spPr>
-                </pic:pic>
-              </a:graphicData>
-            </a:graphic>
-          </wp:inline>
-        </w:drawing>
-      </w:r>
-    </w:p>
-    <w:p>
       <w:pPr>
         <w:pStyle w:val="Heading2"/>
         <w:ind w:left="578" w:hanging="289"/>
       </w:pPr>
       <w:r>
-        <w:t>Source Code</w:t>
-      </w:r>
-    </w:p>
-    <w:p>
-      <w:r>
-        <w:t>ServerBL side:</w:t>
-      </w:r>
-    </w:p>
-    <w:p>
-      <w:r>
-        <w:rPr>
-          <w:noProof/>
-        </w:rPr>
-        <w:lastRenderedPageBreak/>
-        <w:drawing>
-          <wp:inline distT="0" distB="0" distL="0" distR="0" wp14:anchorId="0312BC34" wp14:editId="28683AAC">
-            <wp:extent cx="4953000" cy="8201025"/>
-            <wp:effectExtent l="0" t="0" r="0" b="0"/>
-            <wp:docPr id="16" name="Picture 4"/>
-            <wp:cNvGraphicFramePr>
-              <a:graphicFrameLocks xmlns:a="http://schemas.openxmlformats.org/drawingml/2006/main" noChangeAspect="1"/>
-            </wp:cNvGraphicFramePr>
-            <a:graphic xmlns:a="http://schemas.openxmlformats.org/drawingml/2006/main">
-              <a:graphicData uri="http://schemas.openxmlformats.org/drawingml/2006/picture">
-                <pic:pic xmlns:pic="http://schemas.openxmlformats.org/drawingml/2006/picture">
-                  <pic:nvPicPr>
-                    <pic:cNvPr id="0" name="Picture 16"/>
-                    <pic:cNvPicPr>
-                      <a:picLocks noChangeAspect="1" noChangeArrowheads="1"/>
-                    </pic:cNvPicPr>
-                  </pic:nvPicPr>
-                  <pic:blipFill>
-                    <a:blip r:embed="rId30" cstate="print">
-                      <a:extLst>
-                        <a:ext uri="{28A0092B-C50C-407E-A947-70E740481C1C}">
-                          <a14:useLocalDpi xmlns:a14="http://schemas.microsoft.com/office/drawing/2010/main" val="0"/>
-                        </a:ext>
-                      </a:extLst>
-                    </a:blip>
-                    <a:srcRect/>
-                    <a:stretch>
-                      <a:fillRect/>
-                    </a:stretch>
-                  </pic:blipFill>
-                  <pic:spPr bwMode="auto">
-                    <a:xfrm>
-                      <a:off x="0" y="0"/>
-                      <a:ext cx="4953000" cy="8201025"/>
-                    </a:xfrm>
-                    <a:prstGeom prst="rect">
-                      <a:avLst/>
-                    </a:prstGeom>
-                    <a:noFill/>
-                    <a:ln>
-                      <a:noFill/>
-                    </a:ln>
-                  </pic:spPr>
-                </pic:pic>
-              </a:graphicData>
-            </a:graphic>
-          </wp:inline>
-        </w:drawing>
-      </w:r>
-    </w:p>
-    <w:p>
-      <w:r>
-        <w:rPr>
-          <w:noProof/>
-        </w:rPr>
-        <w:lastRenderedPageBreak/>
-        <w:drawing>
-          <wp:inline distT="0" distB="0" distL="0" distR="0" wp14:anchorId="00CAD7A2" wp14:editId="6D9280E8">
-            <wp:extent cx="3543300" cy="9220200"/>
-            <wp:effectExtent l="0" t="0" r="0" b="0"/>
-            <wp:docPr id="17" name="Picture 3"/>
-            <wp:cNvGraphicFramePr>
-              <a:graphicFrameLocks xmlns:a="http://schemas.openxmlformats.org/drawingml/2006/main" noChangeAspect="1"/>
-            </wp:cNvGraphicFramePr>
-            <a:graphic xmlns:a="http://schemas.openxmlformats.org/drawingml/2006/main">
-              <a:graphicData uri="http://schemas.openxmlformats.org/drawingml/2006/picture">
-                <pic:pic xmlns:pic="http://schemas.openxmlformats.org/drawingml/2006/picture">
-                  <pic:nvPicPr>
-                    <pic:cNvPr id="0" name="Picture 17"/>
-                    <pic:cNvPicPr>
-                      <a:picLocks noChangeAspect="1" noChangeArrowheads="1"/>
-                    </pic:cNvPicPr>
-                  </pic:nvPicPr>
-                  <pic:blipFill>
-                    <a:blip r:embed="rId31" cstate="print">
-                      <a:extLst>
-                        <a:ext uri="{28A0092B-C50C-407E-A947-70E740481C1C}">
-                          <a14:useLocalDpi xmlns:a14="http://schemas.microsoft.com/office/drawing/2010/main" val="0"/>
-                        </a:ext>
-                      </a:extLst>
-                    </a:blip>
-                    <a:srcRect/>
-                    <a:stretch>
-                      <a:fillRect/>
-                    </a:stretch>
-                  </pic:blipFill>
-                  <pic:spPr bwMode="auto">
-                    <a:xfrm>
-                      <a:off x="0" y="0"/>
-                      <a:ext cx="3543300" cy="9220200"/>
-                    </a:xfrm>
-                    <a:prstGeom prst="rect">
-                      <a:avLst/>
-                    </a:prstGeom>
-                    <a:noFill/>
-                    <a:ln>
-                      <a:noFill/>
-                    </a:ln>
-                  </pic:spPr>
-                </pic:pic>
-              </a:graphicData>
-            </a:graphic>
-          </wp:inline>
-        </w:drawing>
-      </w:r>
-    </w:p>
-    <w:p>
-      <w:r>
-        <w:lastRenderedPageBreak/>
-        <w:t>Client’s side:</w:t>
-      </w:r>
-    </w:p>
-    <w:p>
-      <w:pPr>
-        <w:rPr>
-          <w:lang w:val="en-IL"/>
-        </w:rPr>
-      </w:pPr>
-      <w:r>
-        <w:rPr>
-          <w:noProof/>
-          <w:lang w:val="en-IL"/>
-        </w:rPr>
-        <w:drawing>
-          <wp:inline distT="0" distB="0" distL="0" distR="0" wp14:anchorId="00BF12F0" wp14:editId="025AB9B2">
-            <wp:extent cx="3914775" cy="8305800"/>
-            <wp:effectExtent l="0" t="0" r="0" b="0"/>
-            <wp:docPr id="18" name="Picture 2"/>
-            <wp:cNvGraphicFramePr>
-              <a:graphicFrameLocks xmlns:a="http://schemas.openxmlformats.org/drawingml/2006/main" noChangeAspect="1"/>
-            </wp:cNvGraphicFramePr>
-            <a:graphic xmlns:a="http://schemas.openxmlformats.org/drawingml/2006/main">
-              <a:graphicData uri="http://schemas.openxmlformats.org/drawingml/2006/picture">
-                <pic:pic xmlns:pic="http://schemas.openxmlformats.org/drawingml/2006/picture">
-                  <pic:nvPicPr>
-                    <pic:cNvPr id="0" name="Picture 18"/>
-                    <pic:cNvPicPr>
-                      <a:picLocks noChangeAspect="1" noChangeArrowheads="1"/>
-                    </pic:cNvPicPr>
-                  </pic:nvPicPr>
-                  <pic:blipFill>
-                    <a:blip r:embed="rId32" cstate="print">
-                      <a:extLst>
-                        <a:ext uri="{28A0092B-C50C-407E-A947-70E740481C1C}">
-                          <a14:useLocalDpi xmlns:a14="http://schemas.microsoft.com/office/drawing/2010/main" val="0"/>
-                        </a:ext>
-                      </a:extLst>
-                    </a:blip>
-                    <a:srcRect/>
-                    <a:stretch>
-                      <a:fillRect/>
-                    </a:stretch>
-                  </pic:blipFill>
-                  <pic:spPr bwMode="auto">
-                    <a:xfrm>
-                      <a:off x="0" y="0"/>
-                      <a:ext cx="3914775" cy="8305800"/>
-                    </a:xfrm>
-                    <a:prstGeom prst="rect">
-                      <a:avLst/>
-                    </a:prstGeom>
-                    <a:noFill/>
-                    <a:ln>
-                      <a:noFill/>
-                    </a:ln>
-                  </pic:spPr>
-                </pic:pic>
-              </a:graphicData>
-            </a:graphic>
-          </wp:inline>
-        </w:drawing>
-      </w:r>
-    </w:p>
-    <w:p>
-      <w:pPr>
-        <w:pStyle w:val="Heading2"/>
-        <w:ind w:left="578" w:hanging="289"/>
-      </w:pPr>
-      <w:r>
         <w:lastRenderedPageBreak/>
         <w:t>1.8 SW Test plan</w:t>
       </w:r>
     </w:p>
     <w:p>
-      <w:r>
-        <w:t>…</w:t>
+      <w:pPr>
+        <w:rPr>
+          <w:rFonts w:cstheme="minorBidi"/>
+          <w:sz w:val="22"/>
+        </w:rPr>
+      </w:pPr>
+      <w:r>
+        <w:t xml:space="preserve">This </w:t>
+      </w:r>
+      <w:r>
+        <w:t>section</w:t>
+      </w:r>
+      <w:r>
+        <w:t xml:space="preserve"> describes the software testing strategy for the TuneTrace application.</w:t>
+      </w:r>
+      <w:r>
+        <w:t xml:space="preserve"> </w:t>
+      </w:r>
+      <w:r>
+        <w:t>Testing will include both standard operational flows and edge cases, with a focus on performance, reliability, and user experience.</w:t>
       </w:r>
     </w:p>
     <w:p>
@@ -3114,10 +2997,1026 @@
       </w:r>
       <w:bookmarkEnd w:id="11"/>
     </w:p>
-    <w:p>
-      <w:r>
-        <w:t>…</w:t>
-      </w:r>
+    <w:tbl>
+      <w:tblPr>
+        <w:tblStyle w:val="PlainTable1"/>
+        <w:tblW w:w="0" w:type="auto"/>
+        <w:tblLook w:val="04A0" w:firstRow="1" w:lastRow="0" w:firstColumn="1" w:lastColumn="0" w:noHBand="0" w:noVBand="1"/>
+      </w:tblPr>
+      <w:tblGrid>
+        <w:gridCol w:w="2160"/>
+        <w:gridCol w:w="2184"/>
+        <w:gridCol w:w="2298"/>
+        <w:gridCol w:w="2211"/>
+      </w:tblGrid>
+      <w:tr>
+        <w:trPr>
+          <w:cnfStyle w:val="100000000000" w:firstRow="1" w:lastRow="0" w:firstColumn="0" w:lastColumn="0" w:oddVBand="0" w:evenVBand="0" w:oddHBand="0" w:evenHBand="0" w:firstRowFirstColumn="0" w:firstRowLastColumn="0" w:lastRowFirstColumn="0" w:lastRowLastColumn="0"/>
+        </w:trPr>
+        <w:tc>
+          <w:tcPr>
+            <w:cnfStyle w:val="001000000000" w:firstRow="0" w:lastRow="0" w:firstColumn="1" w:lastColumn="0" w:oddVBand="0" w:evenVBand="0" w:oddHBand="0" w:evenHBand="0" w:firstRowFirstColumn="0" w:firstRowLastColumn="0" w:lastRowFirstColumn="0" w:lastRowLastColumn="0"/>
+            <w:tcW w:w="2160" w:type="dxa"/>
+            <w:hideMark/>
+          </w:tcPr>
+          <w:p>
+            <w:r>
+              <w:t>#</w:t>
+            </w:r>
+          </w:p>
+        </w:tc>
+        <w:tc>
+          <w:tcPr>
+            <w:tcW w:w="2184" w:type="dxa"/>
+            <w:hideMark/>
+          </w:tcPr>
+          <w:p>
+            <w:pPr>
+              <w:cnfStyle w:val="100000000000" w:firstRow="1" w:lastRow="0" w:firstColumn="0" w:lastColumn="0" w:oddVBand="0" w:evenVBand="0" w:oddHBand="0" w:evenHBand="0" w:firstRowFirstColumn="0" w:firstRowLastColumn="0" w:lastRowFirstColumn="0" w:lastRowLastColumn="0"/>
+            </w:pPr>
+            <w:r>
+              <w:t>Test Case Name</w:t>
+            </w:r>
+          </w:p>
+        </w:tc>
+        <w:tc>
+          <w:tcPr>
+            <w:tcW w:w="2298" w:type="dxa"/>
+            <w:hideMark/>
+          </w:tcPr>
+          <w:p>
+            <w:pPr>
+              <w:cnfStyle w:val="100000000000" w:firstRow="1" w:lastRow="0" w:firstColumn="0" w:lastColumn="0" w:oddVBand="0" w:evenVBand="0" w:oddHBand="0" w:evenHBand="0" w:firstRowFirstColumn="0" w:firstRowLastColumn="0" w:lastRowFirstColumn="0" w:lastRowLastColumn="0"/>
+            </w:pPr>
+            <w:r>
+              <w:t>Description</w:t>
+            </w:r>
+          </w:p>
+        </w:tc>
+        <w:tc>
+          <w:tcPr>
+            <w:tcW w:w="2211" w:type="dxa"/>
+            <w:hideMark/>
+          </w:tcPr>
+          <w:p>
+            <w:pPr>
+              <w:cnfStyle w:val="100000000000" w:firstRow="1" w:lastRow="0" w:firstColumn="0" w:lastColumn="0" w:oddVBand="0" w:evenVBand="0" w:oddHBand="0" w:evenHBand="0" w:firstRowFirstColumn="0" w:firstRowLastColumn="0" w:lastRowFirstColumn="0" w:lastRowLastColumn="0"/>
+            </w:pPr>
+            <w:r>
+              <w:t>Expected Result</w:t>
+            </w:r>
+          </w:p>
+        </w:tc>
+      </w:tr>
+      <w:tr>
+        <w:trPr>
+          <w:cnfStyle w:val="000000100000" w:firstRow="0" w:lastRow="0" w:firstColumn="0" w:lastColumn="0" w:oddVBand="0" w:evenVBand="0" w:oddHBand="1" w:evenHBand="0" w:firstRowFirstColumn="0" w:firstRowLastColumn="0" w:lastRowFirstColumn="0" w:lastRowLastColumn="0"/>
+        </w:trPr>
+        <w:tc>
+          <w:tcPr>
+            <w:cnfStyle w:val="001000000000" w:firstRow="0" w:lastRow="0" w:firstColumn="1" w:lastColumn="0" w:oddVBand="0" w:evenVBand="0" w:oddHBand="0" w:evenHBand="0" w:firstRowFirstColumn="0" w:firstRowLastColumn="0" w:lastRowFirstColumn="0" w:lastRowLastColumn="0"/>
+            <w:tcW w:w="2160" w:type="dxa"/>
+            <w:hideMark/>
+          </w:tcPr>
+          <w:p>
+            <w:r>
+              <w:t>1</w:t>
+            </w:r>
+          </w:p>
+        </w:tc>
+        <w:tc>
+          <w:tcPr>
+            <w:tcW w:w="2184" w:type="dxa"/>
+            <w:hideMark/>
+          </w:tcPr>
+          <w:p>
+            <w:pPr>
+              <w:cnfStyle w:val="000000100000" w:firstRow="0" w:lastRow="0" w:firstColumn="0" w:lastColumn="0" w:oddVBand="0" w:evenVBand="0" w:oddHBand="1" w:evenHBand="0" w:firstRowFirstColumn="0" w:firstRowLastColumn="0" w:lastRowFirstColumn="0" w:lastRowLastColumn="0"/>
+            </w:pPr>
+            <w:r>
+              <w:t>Server Connection Initialization</w:t>
+            </w:r>
+          </w:p>
+        </w:tc>
+        <w:tc>
+          <w:tcPr>
+            <w:tcW w:w="2298" w:type="dxa"/>
+            <w:hideMark/>
+          </w:tcPr>
+          <w:p>
+            <w:pPr>
+              <w:cnfStyle w:val="000000100000" w:firstRow="0" w:lastRow="0" w:firstColumn="0" w:lastColumn="0" w:oddVBand="0" w:evenVBand="0" w:oddHBand="1" w:evenHBand="0" w:firstRowFirstColumn="0" w:firstRowLastColumn="0" w:lastRowFirstColumn="0" w:lastRowLastColumn="0"/>
+            </w:pPr>
+            <w:r>
+              <w:t>The app</w:t>
+            </w:r>
+            <w:r>
+              <w:t xml:space="preserve"> starts and connects to server backend.</w:t>
+            </w:r>
+          </w:p>
+        </w:tc>
+        <w:tc>
+          <w:tcPr>
+            <w:tcW w:w="2211" w:type="dxa"/>
+            <w:hideMark/>
+          </w:tcPr>
+          <w:p>
+            <w:pPr>
+              <w:cnfStyle w:val="000000100000" w:firstRow="0" w:lastRow="0" w:firstColumn="0" w:lastColumn="0" w:oddVBand="0" w:evenVBand="0" w:oddHBand="1" w:evenHBand="0" w:firstRowFirstColumn="0" w:firstRowLastColumn="0" w:lastRowFirstColumn="0" w:lastRowLastColumn="0"/>
+            </w:pPr>
+            <w:r>
+              <w:t>Connection is established within 3 seconds; user is not blocked.</w:t>
+            </w:r>
+          </w:p>
+        </w:tc>
+      </w:tr>
+      <w:tr>
+        <w:tc>
+          <w:tcPr>
+            <w:cnfStyle w:val="001000000000" w:firstRow="0" w:lastRow="0" w:firstColumn="1" w:lastColumn="0" w:oddVBand="0" w:evenVBand="0" w:oddHBand="0" w:evenHBand="0" w:firstRowFirstColumn="0" w:firstRowLastColumn="0" w:lastRowFirstColumn="0" w:lastRowLastColumn="0"/>
+            <w:tcW w:w="2160" w:type="dxa"/>
+            <w:hideMark/>
+          </w:tcPr>
+          <w:p>
+            <w:r>
+              <w:t>2</w:t>
+            </w:r>
+          </w:p>
+        </w:tc>
+        <w:tc>
+          <w:tcPr>
+            <w:tcW w:w="2184" w:type="dxa"/>
+            <w:hideMark/>
+          </w:tcPr>
+          <w:p>
+            <w:pPr>
+              <w:cnfStyle w:val="000000000000" w:firstRow="0" w:lastRow="0" w:firstColumn="0" w:lastColumn="0" w:oddVBand="0" w:evenVBand="0" w:oddHBand="0" w:evenHBand="0" w:firstRowFirstColumn="0" w:firstRowLastColumn="0" w:lastRowFirstColumn="0" w:lastRowLastColumn="0"/>
+            </w:pPr>
+            <w:r>
+              <w:t>Server Unreachable Handling</w:t>
+            </w:r>
+          </w:p>
+        </w:tc>
+        <w:tc>
+          <w:tcPr>
+            <w:tcW w:w="2298" w:type="dxa"/>
+            <w:hideMark/>
+          </w:tcPr>
+          <w:p>
+            <w:pPr>
+              <w:cnfStyle w:val="000000000000" w:firstRow="0" w:lastRow="0" w:firstColumn="0" w:lastColumn="0" w:oddVBand="0" w:evenVBand="0" w:oddHBand="0" w:evenHBand="0" w:firstRowFirstColumn="0" w:firstRowLastColumn="0" w:lastRowFirstColumn="0" w:lastRowLastColumn="0"/>
+            </w:pPr>
+            <w:r>
+              <w:t>The app</w:t>
+            </w:r>
+            <w:r>
+              <w:t xml:space="preserve"> starts but </w:t>
+            </w:r>
+            <w:proofErr w:type="gramStart"/>
+            <w:r>
+              <w:t>server</w:t>
+            </w:r>
+            <w:proofErr w:type="gramEnd"/>
+            <w:r>
+              <w:t xml:space="preserve"> is offline</w:t>
+            </w:r>
+            <w:r>
+              <w:t xml:space="preserve"> or doesn’t accept the connection within the given time limits</w:t>
+            </w:r>
+          </w:p>
+        </w:tc>
+        <w:tc>
+          <w:tcPr>
+            <w:tcW w:w="2211" w:type="dxa"/>
+            <w:hideMark/>
+          </w:tcPr>
+          <w:p>
+            <w:pPr>
+              <w:cnfStyle w:val="000000000000" w:firstRow="0" w:lastRow="0" w:firstColumn="0" w:lastColumn="0" w:oddVBand="0" w:evenVBand="0" w:oddHBand="0" w:evenHBand="0" w:firstRowFirstColumn="0" w:firstRowLastColumn="0" w:lastRowFirstColumn="0" w:lastRowLastColumn="0"/>
+            </w:pPr>
+            <w:r>
+              <w:t>"Server Unreachable" message is displayed, with Retry option.</w:t>
+            </w:r>
+          </w:p>
+        </w:tc>
+      </w:tr>
+      <w:tr>
+        <w:trPr>
+          <w:cnfStyle w:val="000000100000" w:firstRow="0" w:lastRow="0" w:firstColumn="0" w:lastColumn="0" w:oddVBand="0" w:evenVBand="0" w:oddHBand="1" w:evenHBand="0" w:firstRowFirstColumn="0" w:firstRowLastColumn="0" w:lastRowFirstColumn="0" w:lastRowLastColumn="0"/>
+        </w:trPr>
+        <w:tc>
+          <w:tcPr>
+            <w:cnfStyle w:val="001000000000" w:firstRow="0" w:lastRow="0" w:firstColumn="1" w:lastColumn="0" w:oddVBand="0" w:evenVBand="0" w:oddHBand="0" w:evenHBand="0" w:firstRowFirstColumn="0" w:firstRowLastColumn="0" w:lastRowFirstColumn="0" w:lastRowLastColumn="0"/>
+            <w:tcW w:w="2160" w:type="dxa"/>
+            <w:hideMark/>
+          </w:tcPr>
+          <w:p>
+            <w:r>
+              <w:t>3</w:t>
+            </w:r>
+          </w:p>
+        </w:tc>
+        <w:tc>
+          <w:tcPr>
+            <w:tcW w:w="2184" w:type="dxa"/>
+            <w:hideMark/>
+          </w:tcPr>
+          <w:p>
+            <w:pPr>
+              <w:cnfStyle w:val="000000100000" w:firstRow="0" w:lastRow="0" w:firstColumn="0" w:lastColumn="0" w:oddVBand="0" w:evenVBand="0" w:oddHBand="1" w:evenHBand="0" w:firstRowFirstColumn="0" w:firstRowLastColumn="0" w:lastRowFirstColumn="0" w:lastRowLastColumn="0"/>
+            </w:pPr>
+            <w:r>
+              <w:t>User Login with Correct Credentials</w:t>
+            </w:r>
+          </w:p>
+        </w:tc>
+        <w:tc>
+          <w:tcPr>
+            <w:tcW w:w="2298" w:type="dxa"/>
+            <w:hideMark/>
+          </w:tcPr>
+          <w:p>
+            <w:pPr>
+              <w:cnfStyle w:val="000000100000" w:firstRow="0" w:lastRow="0" w:firstColumn="0" w:lastColumn="0" w:oddVBand="0" w:evenVBand="0" w:oddHBand="1" w:evenHBand="0" w:firstRowFirstColumn="0" w:firstRowLastColumn="0" w:lastRowFirstColumn="0" w:lastRowLastColumn="0"/>
+            </w:pPr>
+            <w:r>
+              <w:t>User inputs valid username and password.</w:t>
+            </w:r>
+          </w:p>
+        </w:tc>
+        <w:tc>
+          <w:tcPr>
+            <w:tcW w:w="2211" w:type="dxa"/>
+            <w:hideMark/>
+          </w:tcPr>
+          <w:p>
+            <w:pPr>
+              <w:cnfStyle w:val="000000100000" w:firstRow="0" w:lastRow="0" w:firstColumn="0" w:lastColumn="0" w:oddVBand="0" w:evenVBand="0" w:oddHBand="1" w:evenHBand="0" w:firstRowFirstColumn="0" w:firstRowLastColumn="0" w:lastRowFirstColumn="0" w:lastRowLastColumn="0"/>
+            </w:pPr>
+            <w:r>
+              <w:t xml:space="preserve">User is authenticated and enters </w:t>
+            </w:r>
+            <w:proofErr w:type="gramStart"/>
+            <w:r>
+              <w:t>main</w:t>
+            </w:r>
+            <w:proofErr w:type="gramEnd"/>
+            <w:r>
+              <w:t xml:space="preserve"> menu.</w:t>
+            </w:r>
+          </w:p>
+        </w:tc>
+      </w:tr>
+      <w:tr>
+        <w:tc>
+          <w:tcPr>
+            <w:cnfStyle w:val="001000000000" w:firstRow="0" w:lastRow="0" w:firstColumn="1" w:lastColumn="0" w:oddVBand="0" w:evenVBand="0" w:oddHBand="0" w:evenHBand="0" w:firstRowFirstColumn="0" w:firstRowLastColumn="0" w:lastRowFirstColumn="0" w:lastRowLastColumn="0"/>
+            <w:tcW w:w="2160" w:type="dxa"/>
+            <w:hideMark/>
+          </w:tcPr>
+          <w:p>
+            <w:r>
+              <w:t>4</w:t>
+            </w:r>
+          </w:p>
+        </w:tc>
+        <w:tc>
+          <w:tcPr>
+            <w:tcW w:w="2184" w:type="dxa"/>
+            <w:hideMark/>
+          </w:tcPr>
+          <w:p>
+            <w:pPr>
+              <w:cnfStyle w:val="000000000000" w:firstRow="0" w:lastRow="0" w:firstColumn="0" w:lastColumn="0" w:oddVBand="0" w:evenVBand="0" w:oddHBand="0" w:evenHBand="0" w:firstRowFirstColumn="0" w:firstRowLastColumn="0" w:lastRowFirstColumn="0" w:lastRowLastColumn="0"/>
+            </w:pPr>
+            <w:r>
+              <w:t>User Login with Incorrect Credentials</w:t>
+            </w:r>
+          </w:p>
+        </w:tc>
+        <w:tc>
+          <w:tcPr>
+            <w:tcW w:w="2298" w:type="dxa"/>
+            <w:hideMark/>
+          </w:tcPr>
+          <w:p>
+            <w:pPr>
+              <w:cnfStyle w:val="000000000000" w:firstRow="0" w:lastRow="0" w:firstColumn="0" w:lastColumn="0" w:oddVBand="0" w:evenVBand="0" w:oddHBand="0" w:evenHBand="0" w:firstRowFirstColumn="0" w:firstRowLastColumn="0" w:lastRowFirstColumn="0" w:lastRowLastColumn="0"/>
+            </w:pPr>
+            <w:r>
+              <w:t>User inputs invalid login details.</w:t>
+            </w:r>
+          </w:p>
+        </w:tc>
+        <w:tc>
+          <w:tcPr>
+            <w:tcW w:w="2211" w:type="dxa"/>
+            <w:hideMark/>
+          </w:tcPr>
+          <w:p>
+            <w:pPr>
+              <w:cnfStyle w:val="000000000000" w:firstRow="0" w:lastRow="0" w:firstColumn="0" w:lastColumn="0" w:oddVBand="0" w:evenVBand="0" w:oddHBand="0" w:evenHBand="0" w:firstRowFirstColumn="0" w:firstRowLastColumn="0" w:lastRowFirstColumn="0" w:lastRowLastColumn="0"/>
+            </w:pPr>
+            <w:r>
+              <w:t>Authentication fails with "Invalid credentials" message.</w:t>
+            </w:r>
+          </w:p>
+        </w:tc>
+      </w:tr>
+      <w:tr>
+        <w:trPr>
+          <w:cnfStyle w:val="000000100000" w:firstRow="0" w:lastRow="0" w:firstColumn="0" w:lastColumn="0" w:oddVBand="0" w:evenVBand="0" w:oddHBand="1" w:evenHBand="0" w:firstRowFirstColumn="0" w:firstRowLastColumn="0" w:lastRowFirstColumn="0" w:lastRowLastColumn="0"/>
+        </w:trPr>
+        <w:tc>
+          <w:tcPr>
+            <w:cnfStyle w:val="001000000000" w:firstRow="0" w:lastRow="0" w:firstColumn="1" w:lastColumn="0" w:oddVBand="0" w:evenVBand="0" w:oddHBand="0" w:evenHBand="0" w:firstRowFirstColumn="0" w:firstRowLastColumn="0" w:lastRowFirstColumn="0" w:lastRowLastColumn="0"/>
+            <w:tcW w:w="2160" w:type="dxa"/>
+            <w:hideMark/>
+          </w:tcPr>
+          <w:p>
+            <w:r>
+              <w:t>6</w:t>
+            </w:r>
+          </w:p>
+        </w:tc>
+        <w:tc>
+          <w:tcPr>
+            <w:tcW w:w="2184" w:type="dxa"/>
+            <w:hideMark/>
+          </w:tcPr>
+          <w:p>
+            <w:pPr>
+              <w:cnfStyle w:val="000000100000" w:firstRow="0" w:lastRow="0" w:firstColumn="0" w:lastColumn="0" w:oddVBand="0" w:evenVBand="0" w:oddHBand="1" w:evenHBand="0" w:firstRowFirstColumn="0" w:firstRowLastColumn="0" w:lastRowFirstColumn="0" w:lastRowLastColumn="0"/>
+            </w:pPr>
+            <w:r>
+              <w:t>Audio Recording Start</w:t>
+            </w:r>
+          </w:p>
+        </w:tc>
+        <w:tc>
+          <w:tcPr>
+            <w:tcW w:w="2298" w:type="dxa"/>
+            <w:hideMark/>
+          </w:tcPr>
+          <w:p>
+            <w:pPr>
+              <w:cnfStyle w:val="000000100000" w:firstRow="0" w:lastRow="0" w:firstColumn="0" w:lastColumn="0" w:oddVBand="0" w:evenVBand="0" w:oddHBand="1" w:evenHBand="0" w:firstRowFirstColumn="0" w:firstRowLastColumn="0" w:lastRowFirstColumn="0" w:lastRowLastColumn="0"/>
+            </w:pPr>
+            <w:r>
+              <w:t xml:space="preserve">User clicks </w:t>
+            </w:r>
+            <w:proofErr w:type="gramStart"/>
+            <w:r>
+              <w:t>"Start</w:t>
+            </w:r>
+            <w:proofErr w:type="gramEnd"/>
+            <w:r>
+              <w:t xml:space="preserve"> Recording" button.</w:t>
+            </w:r>
+          </w:p>
+        </w:tc>
+        <w:tc>
+          <w:tcPr>
+            <w:tcW w:w="2211" w:type="dxa"/>
+            <w:hideMark/>
+          </w:tcPr>
+          <w:p>
+            <w:pPr>
+              <w:cnfStyle w:val="000000100000" w:firstRow="0" w:lastRow="0" w:firstColumn="0" w:lastColumn="0" w:oddVBand="0" w:evenVBand="0" w:oddHBand="1" w:evenHBand="0" w:firstRowFirstColumn="0" w:firstRowLastColumn="0" w:lastRowFirstColumn="0" w:lastRowLastColumn="0"/>
+            </w:pPr>
+            <w:r>
+              <w:t>Recording starts immediately.</w:t>
+            </w:r>
+          </w:p>
+        </w:tc>
+      </w:tr>
+      <w:tr>
+        <w:tc>
+          <w:tcPr>
+            <w:cnfStyle w:val="001000000000" w:firstRow="0" w:lastRow="0" w:firstColumn="1" w:lastColumn="0" w:oddVBand="0" w:evenVBand="0" w:oddHBand="0" w:evenHBand="0" w:firstRowFirstColumn="0" w:firstRowLastColumn="0" w:lastRowFirstColumn="0" w:lastRowLastColumn="0"/>
+            <w:tcW w:w="2160" w:type="dxa"/>
+            <w:hideMark/>
+          </w:tcPr>
+          <w:p>
+            <w:r>
+              <w:t>7</w:t>
+            </w:r>
+          </w:p>
+        </w:tc>
+        <w:tc>
+          <w:tcPr>
+            <w:tcW w:w="2184" w:type="dxa"/>
+            <w:hideMark/>
+          </w:tcPr>
+          <w:p>
+            <w:pPr>
+              <w:cnfStyle w:val="000000000000" w:firstRow="0" w:lastRow="0" w:firstColumn="0" w:lastColumn="0" w:oddVBand="0" w:evenVBand="0" w:oddHBand="0" w:evenHBand="0" w:firstRowFirstColumn="0" w:firstRowLastColumn="0" w:lastRowFirstColumn="0" w:lastRowLastColumn="0"/>
+            </w:pPr>
+            <w:r>
+              <w:t>Audio Recording Aborted</w:t>
+            </w:r>
+          </w:p>
+        </w:tc>
+        <w:tc>
+          <w:tcPr>
+            <w:tcW w:w="2298" w:type="dxa"/>
+            <w:hideMark/>
+          </w:tcPr>
+          <w:p>
+            <w:pPr>
+              <w:cnfStyle w:val="000000000000" w:firstRow="0" w:lastRow="0" w:firstColumn="0" w:lastColumn="0" w:oddVBand="0" w:evenVBand="0" w:oddHBand="0" w:evenHBand="0" w:firstRowFirstColumn="0" w:firstRowLastColumn="0" w:lastRowFirstColumn="0" w:lastRowLastColumn="0"/>
+            </w:pPr>
+            <w:r>
+              <w:t>User starts and stops recording prematurely.</w:t>
+            </w:r>
+          </w:p>
+        </w:tc>
+        <w:tc>
+          <w:tcPr>
+            <w:tcW w:w="2211" w:type="dxa"/>
+            <w:hideMark/>
+          </w:tcPr>
+          <w:p>
+            <w:pPr>
+              <w:cnfStyle w:val="000000000000" w:firstRow="0" w:lastRow="0" w:firstColumn="0" w:lastColumn="0" w:oddVBand="0" w:evenVBand="0" w:oddHBand="0" w:evenHBand="0" w:firstRowFirstColumn="0" w:firstRowLastColumn="0" w:lastRowFirstColumn="0" w:lastRowLastColumn="0"/>
+            </w:pPr>
+            <w:r>
+              <w:t>The audio recording process is aborted, the file is not saved</w:t>
+            </w:r>
+          </w:p>
+        </w:tc>
+      </w:tr>
+      <w:tr>
+        <w:trPr>
+          <w:cnfStyle w:val="000000100000" w:firstRow="0" w:lastRow="0" w:firstColumn="0" w:lastColumn="0" w:oddVBand="0" w:evenVBand="0" w:oddHBand="1" w:evenHBand="0" w:firstRowFirstColumn="0" w:firstRowLastColumn="0" w:lastRowFirstColumn="0" w:lastRowLastColumn="0"/>
+        </w:trPr>
+        <w:tc>
+          <w:tcPr>
+            <w:cnfStyle w:val="001000000000" w:firstRow="0" w:lastRow="0" w:firstColumn="1" w:lastColumn="0" w:oddVBand="0" w:evenVBand="0" w:oddHBand="0" w:evenHBand="0" w:firstRowFirstColumn="0" w:firstRowLastColumn="0" w:lastRowFirstColumn="0" w:lastRowLastColumn="0"/>
+            <w:tcW w:w="2160" w:type="dxa"/>
+            <w:hideMark/>
+          </w:tcPr>
+          <w:p>
+            <w:r>
+              <w:t>8</w:t>
+            </w:r>
+          </w:p>
+        </w:tc>
+        <w:tc>
+          <w:tcPr>
+            <w:tcW w:w="2184" w:type="dxa"/>
+            <w:hideMark/>
+          </w:tcPr>
+          <w:p>
+            <w:pPr>
+              <w:cnfStyle w:val="000000100000" w:firstRow="0" w:lastRow="0" w:firstColumn="0" w:lastColumn="0" w:oddVBand="0" w:evenVBand="0" w:oddHBand="1" w:evenHBand="0" w:firstRowFirstColumn="0" w:firstRowLastColumn="0" w:lastRowFirstColumn="0" w:lastRowLastColumn="0"/>
+            </w:pPr>
+            <w:r>
+              <w:t>Upload Audio to Analysis Service</w:t>
+            </w:r>
+          </w:p>
+        </w:tc>
+        <w:tc>
+          <w:tcPr>
+            <w:tcW w:w="2298" w:type="dxa"/>
+            <w:hideMark/>
+          </w:tcPr>
+          <w:p>
+            <w:pPr>
+              <w:cnfStyle w:val="000000100000" w:firstRow="0" w:lastRow="0" w:firstColumn="0" w:lastColumn="0" w:oddVBand="0" w:evenVBand="0" w:oddHBand="1" w:evenHBand="0" w:firstRowFirstColumn="0" w:firstRowLastColumn="0" w:lastRowFirstColumn="0" w:lastRowLastColumn="0"/>
+            </w:pPr>
+            <w:r>
+              <w:t>User records</w:t>
+            </w:r>
+            <w:r>
+              <w:t xml:space="preserve"> melody</w:t>
+            </w:r>
+            <w:r>
+              <w:t xml:space="preserve"> and submits it.</w:t>
+            </w:r>
+          </w:p>
+        </w:tc>
+        <w:tc>
+          <w:tcPr>
+            <w:tcW w:w="2211" w:type="dxa"/>
+            <w:hideMark/>
+          </w:tcPr>
+          <w:p>
+            <w:pPr>
+              <w:cnfStyle w:val="000000100000" w:firstRow="0" w:lastRow="0" w:firstColumn="0" w:lastColumn="0" w:oddVBand="0" w:evenVBand="0" w:oddHBand="1" w:evenHBand="0" w:firstRowFirstColumn="0" w:firstRowLastColumn="0" w:lastRowFirstColumn="0" w:lastRowLastColumn="0"/>
+            </w:pPr>
+            <w:r>
+              <w:t>Upload succeeds, user sees "Analyzing</w:t>
+            </w:r>
+            <w:r>
+              <w:t xml:space="preserve"> your </w:t>
+            </w:r>
+            <w:r>
+              <w:lastRenderedPageBreak/>
+              <w:t>melody</w:t>
+            </w:r>
+            <w:r>
+              <w:t>..." screen</w:t>
+            </w:r>
+            <w:r>
+              <w:t>.</w:t>
+            </w:r>
+          </w:p>
+        </w:tc>
+      </w:tr>
+      <w:tr>
+        <w:tc>
+          <w:tcPr>
+            <w:cnfStyle w:val="001000000000" w:firstRow="0" w:lastRow="0" w:firstColumn="1" w:lastColumn="0" w:oddVBand="0" w:evenVBand="0" w:oddHBand="0" w:evenHBand="0" w:firstRowFirstColumn="0" w:firstRowLastColumn="0" w:lastRowFirstColumn="0" w:lastRowLastColumn="0"/>
+            <w:tcW w:w="2160" w:type="dxa"/>
+            <w:hideMark/>
+          </w:tcPr>
+          <w:p>
+            <w:r>
+              <w:lastRenderedPageBreak/>
+              <w:t>9</w:t>
+            </w:r>
+          </w:p>
+        </w:tc>
+        <w:tc>
+          <w:tcPr>
+            <w:tcW w:w="2184" w:type="dxa"/>
+            <w:hideMark/>
+          </w:tcPr>
+          <w:p>
+            <w:pPr>
+              <w:cnfStyle w:val="000000000000" w:firstRow="0" w:lastRow="0" w:firstColumn="0" w:lastColumn="0" w:oddVBand="0" w:evenVBand="0" w:oddHBand="0" w:evenHBand="0" w:firstRowFirstColumn="0" w:firstRowLastColumn="0" w:lastRowFirstColumn="0" w:lastRowLastColumn="0"/>
+            </w:pPr>
+            <w:r>
+              <w:t>Authenticate via Session Code</w:t>
+            </w:r>
+          </w:p>
+        </w:tc>
+        <w:tc>
+          <w:tcPr>
+            <w:tcW w:w="2298" w:type="dxa"/>
+            <w:hideMark/>
+          </w:tcPr>
+          <w:p>
+            <w:pPr>
+              <w:cnfStyle w:val="000000000000" w:firstRow="0" w:lastRow="0" w:firstColumn="0" w:lastColumn="0" w:oddVBand="0" w:evenVBand="0" w:oddHBand="0" w:evenHBand="0" w:firstRowFirstColumn="0" w:firstRowLastColumn="0" w:lastRowFirstColumn="0" w:lastRowLastColumn="0"/>
+            </w:pPr>
+            <w:r>
+              <w:t>Client’s app side reads the session code from file after launching and sends the session token along with the login request</w:t>
+            </w:r>
+          </w:p>
+        </w:tc>
+        <w:tc>
+          <w:tcPr>
+            <w:tcW w:w="2211" w:type="dxa"/>
+            <w:hideMark/>
+          </w:tcPr>
+          <w:p>
+            <w:pPr>
+              <w:cnfStyle w:val="000000000000" w:firstRow="0" w:lastRow="0" w:firstColumn="0" w:lastColumn="0" w:oddVBand="0" w:evenVBand="0" w:oddHBand="0" w:evenHBand="0" w:firstRowFirstColumn="0" w:firstRowLastColumn="0" w:lastRowFirstColumn="0" w:lastRowLastColumn="0"/>
+            </w:pPr>
+            <w:r>
+              <w:t>The Client sees a pop-up window of whether they want to log in via the session. The log in is successful if they proceed, redirection to entering credentials is done if they refuse</w:t>
+            </w:r>
+          </w:p>
+        </w:tc>
+      </w:tr>
+      <w:tr>
+        <w:trPr>
+          <w:cnfStyle w:val="000000100000" w:firstRow="0" w:lastRow="0" w:firstColumn="0" w:lastColumn="0" w:oddVBand="0" w:evenVBand="0" w:oddHBand="1" w:evenHBand="0" w:firstRowFirstColumn="0" w:firstRowLastColumn="0" w:lastRowFirstColumn="0" w:lastRowLastColumn="0"/>
+        </w:trPr>
+        <w:tc>
+          <w:tcPr>
+            <w:cnfStyle w:val="001000000000" w:firstRow="0" w:lastRow="0" w:firstColumn="1" w:lastColumn="0" w:oddVBand="0" w:evenVBand="0" w:oddHBand="0" w:evenHBand="0" w:firstRowFirstColumn="0" w:firstRowLastColumn="0" w:lastRowFirstColumn="0" w:lastRowLastColumn="0"/>
+            <w:tcW w:w="2160" w:type="dxa"/>
+            <w:hideMark/>
+          </w:tcPr>
+          <w:p>
+            <w:r>
+              <w:t>10</w:t>
+            </w:r>
+          </w:p>
+        </w:tc>
+        <w:tc>
+          <w:tcPr>
+            <w:tcW w:w="2184" w:type="dxa"/>
+            <w:hideMark/>
+          </w:tcPr>
+          <w:p>
+            <w:pPr>
+              <w:cnfStyle w:val="000000100000" w:firstRow="0" w:lastRow="0" w:firstColumn="0" w:lastColumn="0" w:oddVBand="0" w:evenVBand="0" w:oddHBand="1" w:evenHBand="0" w:firstRowFirstColumn="0" w:firstRowLastColumn="0" w:lastRowFirstColumn="0" w:lastRowLastColumn="0"/>
+            </w:pPr>
+            <w:r>
+              <w:t>Analyze Melody Successfully</w:t>
+            </w:r>
+          </w:p>
+        </w:tc>
+        <w:tc>
+          <w:tcPr>
+            <w:tcW w:w="2298" w:type="dxa"/>
+            <w:hideMark/>
+          </w:tcPr>
+          <w:p>
+            <w:pPr>
+              <w:cnfStyle w:val="000000100000" w:firstRow="0" w:lastRow="0" w:firstColumn="0" w:lastColumn="0" w:oddVBand="0" w:evenVBand="0" w:oddHBand="1" w:evenHBand="0" w:firstRowFirstColumn="0" w:firstRowLastColumn="0" w:lastRowFirstColumn="0" w:lastRowLastColumn="0"/>
+            </w:pPr>
+            <w:r>
+              <w:t xml:space="preserve">Server analyzes uploaded </w:t>
+            </w:r>
+            <w:r>
+              <w:t>audio</w:t>
+            </w:r>
+            <w:r>
+              <w:t>.</w:t>
+            </w:r>
+          </w:p>
+        </w:tc>
+        <w:tc>
+          <w:tcPr>
+            <w:tcW w:w="2211" w:type="dxa"/>
+            <w:hideMark/>
+          </w:tcPr>
+          <w:p>
+            <w:pPr>
+              <w:cnfStyle w:val="000000100000" w:firstRow="0" w:lastRow="0" w:firstColumn="0" w:lastColumn="0" w:oddVBand="0" w:evenVBand="0" w:oddHBand="1" w:evenHBand="0" w:firstRowFirstColumn="0" w:firstRowLastColumn="0" w:lastRowFirstColumn="0" w:lastRowLastColumn="0"/>
+            </w:pPr>
+            <w:r>
+              <w:t>List of best matches shown in ranked order.</w:t>
+            </w:r>
+          </w:p>
+        </w:tc>
+      </w:tr>
+      <w:tr>
+        <w:tc>
+          <w:tcPr>
+            <w:cnfStyle w:val="001000000000" w:firstRow="0" w:lastRow="0" w:firstColumn="1" w:lastColumn="0" w:oddVBand="0" w:evenVBand="0" w:oddHBand="0" w:evenHBand="0" w:firstRowFirstColumn="0" w:firstRowLastColumn="0" w:lastRowFirstColumn="0" w:lastRowLastColumn="0"/>
+            <w:tcW w:w="2160" w:type="dxa"/>
+            <w:hideMark/>
+          </w:tcPr>
+          <w:p>
+            <w:r>
+              <w:t>1</w:t>
+            </w:r>
+            <w:r>
+              <w:t>1</w:t>
+            </w:r>
+          </w:p>
+        </w:tc>
+        <w:tc>
+          <w:tcPr>
+            <w:tcW w:w="2184" w:type="dxa"/>
+            <w:hideMark/>
+          </w:tcPr>
+          <w:p>
+            <w:pPr>
+              <w:cnfStyle w:val="000000000000" w:firstRow="0" w:lastRow="0" w:firstColumn="0" w:lastColumn="0" w:oddVBand="0" w:evenVBand="0" w:oddHBand="0" w:evenHBand="0" w:firstRowFirstColumn="0" w:firstRowLastColumn="0" w:lastRowFirstColumn="0" w:lastRowLastColumn="0"/>
+            </w:pPr>
+            <w:r>
+              <w:t>Add New Song to Database (Admin)</w:t>
+            </w:r>
+          </w:p>
+        </w:tc>
+        <w:tc>
+          <w:tcPr>
+            <w:tcW w:w="2298" w:type="dxa"/>
+            <w:hideMark/>
+          </w:tcPr>
+          <w:p>
+            <w:pPr>
+              <w:cnfStyle w:val="000000000000" w:firstRow="0" w:lastRow="0" w:firstColumn="0" w:lastColumn="0" w:oddVBand="0" w:evenVBand="0" w:oddHBand="0" w:evenHBand="0" w:firstRowFirstColumn="0" w:firstRowLastColumn="0" w:lastRowFirstColumn="0" w:lastRowLastColumn="0"/>
+            </w:pPr>
+            <w:r>
+              <w:t>Server admin validates a</w:t>
+            </w:r>
+            <w:r>
+              <w:t xml:space="preserve"> new song to </w:t>
+            </w:r>
+            <w:r>
+              <w:t xml:space="preserve">be added to the </w:t>
+            </w:r>
+            <w:r>
+              <w:t>database</w:t>
+            </w:r>
+            <w:r>
+              <w:t>.</w:t>
+            </w:r>
+          </w:p>
+        </w:tc>
+        <w:tc>
+          <w:tcPr>
+            <w:tcW w:w="2211" w:type="dxa"/>
+            <w:hideMark/>
+          </w:tcPr>
+          <w:p>
+            <w:pPr>
+              <w:cnfStyle w:val="000000000000" w:firstRow="0" w:lastRow="0" w:firstColumn="0" w:lastColumn="0" w:oddVBand="0" w:evenVBand="0" w:oddHBand="0" w:evenHBand="0" w:firstRowFirstColumn="0" w:firstRowLastColumn="0" w:lastRowFirstColumn="0" w:lastRowLastColumn="0"/>
+            </w:pPr>
+            <w:r>
+              <w:t>Song is processed and appears in future search results.</w:t>
+            </w:r>
+          </w:p>
+        </w:tc>
+      </w:tr>
+      <w:tr>
+        <w:trPr>
+          <w:cnfStyle w:val="000000100000" w:firstRow="0" w:lastRow="0" w:firstColumn="0" w:lastColumn="0" w:oddVBand="0" w:evenVBand="0" w:oddHBand="1" w:evenHBand="0" w:firstRowFirstColumn="0" w:firstRowLastColumn="0" w:lastRowFirstColumn="0" w:lastRowLastColumn="0"/>
+        </w:trPr>
+        <w:tc>
+          <w:tcPr>
+            <w:cnfStyle w:val="001000000000" w:firstRow="0" w:lastRow="0" w:firstColumn="1" w:lastColumn="0" w:oddVBand="0" w:evenVBand="0" w:oddHBand="0" w:evenHBand="0" w:firstRowFirstColumn="0" w:firstRowLastColumn="0" w:lastRowFirstColumn="0" w:lastRowLastColumn="0"/>
+            <w:tcW w:w="2160" w:type="dxa"/>
+            <w:hideMark/>
+          </w:tcPr>
+          <w:p>
+            <w:r>
+              <w:t>1</w:t>
+            </w:r>
+            <w:r>
+              <w:t>2</w:t>
+            </w:r>
+          </w:p>
+        </w:tc>
+        <w:tc>
+          <w:tcPr>
+            <w:tcW w:w="2184" w:type="dxa"/>
+            <w:hideMark/>
+          </w:tcPr>
+          <w:p>
+            <w:pPr>
+              <w:cnfStyle w:val="000000100000" w:firstRow="0" w:lastRow="0" w:firstColumn="0" w:lastColumn="0" w:oddVBand="0" w:evenVBand="0" w:oddHBand="1" w:evenHBand="0" w:firstRowFirstColumn="0" w:firstRowLastColumn="0" w:lastRowFirstColumn="0" w:lastRowLastColumn="0"/>
+            </w:pPr>
+            <w:r>
+              <w:t>Double Check Requests Requiring Session Token</w:t>
+            </w:r>
+          </w:p>
+        </w:tc>
+        <w:tc>
+          <w:tcPr>
+            <w:tcW w:w="2298" w:type="dxa"/>
+            <w:hideMark/>
+          </w:tcPr>
+          <w:p>
+            <w:pPr>
+              <w:cnfStyle w:val="000000100000" w:firstRow="0" w:lastRow="0" w:firstColumn="0" w:lastColumn="0" w:oddVBand="0" w:evenVBand="0" w:oddHBand="1" w:evenHBand="0" w:firstRowFirstColumn="0" w:firstRowLastColumn="0" w:lastRowFirstColumn="0" w:lastRowLastColumn="0"/>
+            </w:pPr>
+            <w:r>
+              <w:t>The Client sends a valid request and an invalid session token alongside with it</w:t>
+            </w:r>
+          </w:p>
+        </w:tc>
+        <w:tc>
+          <w:tcPr>
+            <w:tcW w:w="2211" w:type="dxa"/>
+            <w:hideMark/>
+          </w:tcPr>
+          <w:p>
+            <w:pPr>
+              <w:cnfStyle w:val="000000100000" w:firstRow="0" w:lastRow="0" w:firstColumn="0" w:lastColumn="0" w:oddVBand="0" w:evenVBand="0" w:oddHBand="1" w:evenHBand="0" w:firstRowFirstColumn="0" w:firstRowLastColumn="0" w:lastRowFirstColumn="0" w:lastRowLastColumn="0"/>
+            </w:pPr>
+            <w:r>
+              <w:t>Server checks the session token, refuses to process the request, sends the corresponding error message</w:t>
+            </w:r>
+          </w:p>
+        </w:tc>
+      </w:tr>
+      <w:tr>
+        <w:tc>
+          <w:tcPr>
+            <w:cnfStyle w:val="001000000000" w:firstRow="0" w:lastRow="0" w:firstColumn="1" w:lastColumn="0" w:oddVBand="0" w:evenVBand="0" w:oddHBand="0" w:evenHBand="0" w:firstRowFirstColumn="0" w:firstRowLastColumn="0" w:lastRowFirstColumn="0" w:lastRowLastColumn="0"/>
+            <w:tcW w:w="2160" w:type="dxa"/>
+            <w:hideMark/>
+          </w:tcPr>
+          <w:p>
+            <w:r>
+              <w:t>1</w:t>
+            </w:r>
+            <w:r>
+              <w:t>3</w:t>
+            </w:r>
+          </w:p>
+        </w:tc>
+        <w:tc>
+          <w:tcPr>
+            <w:tcW w:w="2184" w:type="dxa"/>
+            <w:hideMark/>
+          </w:tcPr>
+          <w:p>
+            <w:pPr>
+              <w:cnfStyle w:val="000000000000" w:firstRow="0" w:lastRow="0" w:firstColumn="0" w:lastColumn="0" w:oddVBand="0" w:evenVBand="0" w:oddHBand="0" w:evenHBand="0" w:firstRowFirstColumn="0" w:firstRowLastColumn="0" w:lastRowFirstColumn="0" w:lastRowLastColumn="0"/>
+            </w:pPr>
+            <w:r>
+              <w:t>Logout Manually</w:t>
+            </w:r>
+          </w:p>
+        </w:tc>
+        <w:tc>
+          <w:tcPr>
+            <w:tcW w:w="2298" w:type="dxa"/>
+            <w:hideMark/>
+          </w:tcPr>
+          <w:p>
+            <w:pPr>
+              <w:cnfStyle w:val="000000000000" w:firstRow="0" w:lastRow="0" w:firstColumn="0" w:lastColumn="0" w:oddVBand="0" w:evenVBand="0" w:oddHBand="0" w:evenHBand="0" w:firstRowFirstColumn="0" w:firstRowLastColumn="0" w:lastRowFirstColumn="0" w:lastRowLastColumn="0"/>
+            </w:pPr>
+            <w:r>
+              <w:t xml:space="preserve">User manually presses </w:t>
+            </w:r>
+            <w:proofErr w:type="gramStart"/>
+            <w:r>
+              <w:t>"Logout</w:t>
+            </w:r>
+            <w:proofErr w:type="gramEnd"/>
+            <w:r>
+              <w:t>" button.</w:t>
+            </w:r>
+          </w:p>
+        </w:tc>
+        <w:tc>
+          <w:tcPr>
+            <w:tcW w:w="2211" w:type="dxa"/>
+            <w:hideMark/>
+          </w:tcPr>
+          <w:p>
+            <w:pPr>
+              <w:cnfStyle w:val="000000000000" w:firstRow="0" w:lastRow="0" w:firstColumn="0" w:lastColumn="0" w:oddVBand="0" w:evenVBand="0" w:oddHBand="0" w:evenHBand="0" w:firstRowFirstColumn="0" w:firstRowLastColumn="0" w:lastRowFirstColumn="0" w:lastRowLastColumn="0"/>
+            </w:pPr>
+            <w:r>
+              <w:t xml:space="preserve">Session ends cleanly, </w:t>
+            </w:r>
+            <w:proofErr w:type="gramStart"/>
+            <w:r>
+              <w:t>user</w:t>
+            </w:r>
+            <w:proofErr w:type="gramEnd"/>
+            <w:r>
+              <w:t xml:space="preserve"> returned to login page.</w:t>
+            </w:r>
+          </w:p>
+        </w:tc>
+      </w:tr>
+      <w:tr>
+        <w:trPr>
+          <w:cnfStyle w:val="000000100000" w:firstRow="0" w:lastRow="0" w:firstColumn="0" w:lastColumn="0" w:oddVBand="0" w:evenVBand="0" w:oddHBand="1" w:evenHBand="0" w:firstRowFirstColumn="0" w:firstRowLastColumn="0" w:lastRowFirstColumn="0" w:lastRowLastColumn="0"/>
+        </w:trPr>
+        <w:tc>
+          <w:tcPr>
+            <w:cnfStyle w:val="001000000000" w:firstRow="0" w:lastRow="0" w:firstColumn="1" w:lastColumn="0" w:oddVBand="0" w:evenVBand="0" w:oddHBand="0" w:evenHBand="0" w:firstRowFirstColumn="0" w:firstRowLastColumn="0" w:lastRowFirstColumn="0" w:lastRowLastColumn="0"/>
+            <w:tcW w:w="2160" w:type="dxa"/>
+            <w:hideMark/>
+          </w:tcPr>
+          <w:p>
+            <w:r>
+              <w:t>1</w:t>
+            </w:r>
+            <w:r>
+              <w:t>4</w:t>
+            </w:r>
+          </w:p>
+        </w:tc>
+        <w:tc>
+          <w:tcPr>
+            <w:tcW w:w="2184" w:type="dxa"/>
+            <w:hideMark/>
+          </w:tcPr>
+          <w:p>
+            <w:pPr>
+              <w:cnfStyle w:val="000000100000" w:firstRow="0" w:lastRow="0" w:firstColumn="0" w:lastColumn="0" w:oddVBand="0" w:evenVBand="0" w:oddHBand="1" w:evenHBand="0" w:firstRowFirstColumn="0" w:firstRowLastColumn="0" w:lastRowFirstColumn="0" w:lastRowLastColumn="0"/>
+            </w:pPr>
+            <w:r>
+              <w:t>Data Privacy Handling</w:t>
+            </w:r>
+          </w:p>
+        </w:tc>
+        <w:tc>
+          <w:tcPr>
+            <w:tcW w:w="2298" w:type="dxa"/>
+            <w:hideMark/>
+          </w:tcPr>
+          <w:p>
+            <w:pPr>
+              <w:cnfStyle w:val="000000100000" w:firstRow="0" w:lastRow="0" w:firstColumn="0" w:lastColumn="0" w:oddVBand="0" w:evenVBand="0" w:oddHBand="1" w:evenHBand="0" w:firstRowFirstColumn="0" w:firstRowLastColumn="0" w:lastRowFirstColumn="0" w:lastRowLastColumn="0"/>
+            </w:pPr>
+            <w:r>
+              <w:t xml:space="preserve">Check if </w:t>
+            </w:r>
+            <w:r>
+              <w:t xml:space="preserve">communication between client and server </w:t>
+            </w:r>
+            <w:proofErr w:type="gramStart"/>
+            <w:r>
+              <w:t>are</w:t>
+            </w:r>
+            <w:proofErr w:type="gramEnd"/>
+            <w:r>
+              <w:t xml:space="preserve"> encrypted.</w:t>
+            </w:r>
+          </w:p>
+        </w:tc>
+        <w:tc>
+          <w:tcPr>
+            <w:tcW w:w="2211" w:type="dxa"/>
+            <w:hideMark/>
+          </w:tcPr>
+          <w:p>
+            <w:pPr>
+              <w:cnfStyle w:val="000000100000" w:firstRow="0" w:lastRow="0" w:firstColumn="0" w:lastColumn="0" w:oddVBand="0" w:evenVBand="0" w:oddHBand="1" w:evenHBand="0" w:firstRowFirstColumn="0" w:firstRowLastColumn="0" w:lastRowFirstColumn="0" w:lastRowLastColumn="0"/>
+            </w:pPr>
+            <w:r>
+              <w:t xml:space="preserve">All data transmission uses </w:t>
+            </w:r>
+            <w:r>
+              <w:t>RSA/Fernet</w:t>
+            </w:r>
+            <w:r>
+              <w:t xml:space="preserve"> encryption.</w:t>
+            </w:r>
+          </w:p>
+        </w:tc>
+      </w:tr>
+      <w:tr>
+        <w:tc>
+          <w:tcPr>
+            <w:cnfStyle w:val="001000000000" w:firstRow="0" w:lastRow="0" w:firstColumn="1" w:lastColumn="0" w:oddVBand="0" w:evenVBand="0" w:oddHBand="0" w:evenHBand="0" w:firstRowFirstColumn="0" w:firstRowLastColumn="0" w:lastRowFirstColumn="0" w:lastRowLastColumn="0"/>
+            <w:tcW w:w="2160" w:type="dxa"/>
+          </w:tcPr>
+          <w:p>
+            <w:r>
+              <w:t>15</w:t>
+            </w:r>
+          </w:p>
+        </w:tc>
+        <w:tc>
+          <w:tcPr>
+            <w:tcW w:w="2184" w:type="dxa"/>
+          </w:tcPr>
+          <w:p>
+            <w:pPr>
+              <w:cnfStyle w:val="000000000000" w:firstRow="0" w:lastRow="0" w:firstColumn="0" w:lastColumn="0" w:oddVBand="0" w:evenVBand="0" w:oddHBand="0" w:evenHBand="0" w:firstRowFirstColumn="0" w:firstRowLastColumn="0" w:lastRowFirstColumn="0" w:lastRowLastColumn="0"/>
+            </w:pPr>
+            <w:r>
+              <w:t>Automatic Symmetric Key Rotation</w:t>
+            </w:r>
+          </w:p>
+        </w:tc>
+        <w:tc>
+          <w:tcPr>
+            <w:tcW w:w="2298" w:type="dxa"/>
+          </w:tcPr>
+          <w:p>
+            <w:pPr>
+              <w:cnfStyle w:val="000000000000" w:firstRow="0" w:lastRow="0" w:firstColumn="0" w:lastColumn="0" w:oddVBand="0" w:evenVBand="0" w:oddHBand="0" w:evenHBand="0" w:firstRowFirstColumn="0" w:firstRowLastColumn="0" w:lastRowFirstColumn="0" w:lastRowLastColumn="0"/>
+            </w:pPr>
+            <w:r>
+              <w:t xml:space="preserve">After a certain number of messages </w:t>
+            </w:r>
+            <w:r>
+              <w:lastRenderedPageBreak/>
+              <w:t>(100), Client’s side of the app automatically sends a request to the server to rotate the Fernet key</w:t>
+            </w:r>
+          </w:p>
+        </w:tc>
+        <w:tc>
+          <w:tcPr>
+            <w:tcW w:w="2211" w:type="dxa"/>
+          </w:tcPr>
+          <w:p>
+            <w:pPr>
+              <w:cnfStyle w:val="000000000000" w:firstRow="0" w:lastRow="0" w:firstColumn="0" w:lastColumn="0" w:oddVBand="0" w:evenVBand="0" w:oddHBand="0" w:evenHBand="0" w:firstRowFirstColumn="0" w:firstRowLastColumn="0" w:lastRowFirstColumn="0" w:lastRowLastColumn="0"/>
+            </w:pPr>
+            <w:r>
+              <w:lastRenderedPageBreak/>
+              <w:t xml:space="preserve">The key rotation request is </w:t>
+            </w:r>
+            <w:r>
+              <w:lastRenderedPageBreak/>
+              <w:t>handeled before the first request after the countdown is gone to 0</w:t>
+            </w:r>
+          </w:p>
+        </w:tc>
+      </w:tr>
+    </w:tbl>
+    <w:p>
+      <w:pPr>
+        <w:ind w:left="0"/>
+        <w:rPr>
+          <w:lang w:val="en-IL"/>
+        </w:rPr>
+      </w:pPr>
+      <w:r>
+        <w:rPr>
+          <w:lang w:val="en-IL"/>
+        </w:rPr>
+        <w:lastRenderedPageBreak/>
+        <w:br/>
+      </w:r>
+    </w:p>
+    <w:p>
+      <w:pPr>
+        <w:ind w:left="0"/>
+        <w:rPr>
+          <w:lang w:val="en-IL"/>
+        </w:rPr>
+      </w:pPr>
     </w:p>
     <w:p>
       <w:pPr>
@@ -3130,10 +4029,1015 @@
       </w:r>
       <w:bookmarkEnd w:id="12"/>
     </w:p>
-    <w:p>
-      <w:r>
-        <w:t>…</w:t>
-      </w:r>
+    <w:tbl>
+      <w:tblPr>
+        <w:tblStyle w:val="PlainTable1"/>
+        <w:tblW w:w="0" w:type="auto"/>
+        <w:tblLook w:val="04A0" w:firstRow="1" w:lastRow="0" w:firstColumn="1" w:lastColumn="0" w:noHBand="0" w:noVBand="1"/>
+      </w:tblPr>
+      <w:tblGrid>
+        <w:gridCol w:w="2160"/>
+        <w:gridCol w:w="2160"/>
+        <w:gridCol w:w="2160"/>
+        <w:gridCol w:w="2160"/>
+      </w:tblGrid>
+      <w:tr>
+        <w:trPr>
+          <w:cnfStyle w:val="100000000000" w:firstRow="1" w:lastRow="0" w:firstColumn="0" w:lastColumn="0" w:oddVBand="0" w:evenVBand="0" w:oddHBand="0" w:evenHBand="0" w:firstRowFirstColumn="0" w:firstRowLastColumn="0" w:lastRowFirstColumn="0" w:lastRowLastColumn="0"/>
+        </w:trPr>
+        <w:tc>
+          <w:tcPr>
+            <w:cnfStyle w:val="001000000000" w:firstRow="0" w:lastRow="0" w:firstColumn="1" w:lastColumn="0" w:oddVBand="0" w:evenVBand="0" w:oddHBand="0" w:evenHBand="0" w:firstRowFirstColumn="0" w:firstRowLastColumn="0" w:lastRowFirstColumn="0" w:lastRowLastColumn="0"/>
+            <w:tcW w:w="2160" w:type="dxa"/>
+            <w:hideMark/>
+          </w:tcPr>
+          <w:p>
+            <w:pPr>
+              <w:ind w:left="0"/>
+            </w:pPr>
+            <w:r>
+              <w:t>#</w:t>
+            </w:r>
+          </w:p>
+        </w:tc>
+        <w:tc>
+          <w:tcPr>
+            <w:tcW w:w="2160" w:type="dxa"/>
+            <w:hideMark/>
+          </w:tcPr>
+          <w:p>
+            <w:pPr>
+              <w:ind w:left="0"/>
+              <w:cnfStyle w:val="100000000000" w:firstRow="1" w:lastRow="0" w:firstColumn="0" w:lastColumn="0" w:oddVBand="0" w:evenVBand="0" w:oddHBand="0" w:evenHBand="0" w:firstRowFirstColumn="0" w:firstRowLastColumn="0" w:lastRowFirstColumn="0" w:lastRowLastColumn="0"/>
+            </w:pPr>
+            <w:r>
+              <w:t>Test Case Name</w:t>
+            </w:r>
+          </w:p>
+        </w:tc>
+        <w:tc>
+          <w:tcPr>
+            <w:tcW w:w="2160" w:type="dxa"/>
+            <w:hideMark/>
+          </w:tcPr>
+          <w:p>
+            <w:pPr>
+              <w:ind w:left="0"/>
+              <w:cnfStyle w:val="100000000000" w:firstRow="1" w:lastRow="0" w:firstColumn="0" w:lastColumn="0" w:oddVBand="0" w:evenVBand="0" w:oddHBand="0" w:evenHBand="0" w:firstRowFirstColumn="0" w:firstRowLastColumn="0" w:lastRowFirstColumn="0" w:lastRowLastColumn="0"/>
+            </w:pPr>
+            <w:r>
+              <w:t>Result</w:t>
+            </w:r>
+          </w:p>
+        </w:tc>
+        <w:tc>
+          <w:tcPr>
+            <w:tcW w:w="2160" w:type="dxa"/>
+            <w:hideMark/>
+          </w:tcPr>
+          <w:p>
+            <w:pPr>
+              <w:ind w:left="0"/>
+              <w:cnfStyle w:val="100000000000" w:firstRow="1" w:lastRow="0" w:firstColumn="0" w:lastColumn="0" w:oddVBand="0" w:evenVBand="0" w:oddHBand="0" w:evenHBand="0" w:firstRowFirstColumn="0" w:firstRowLastColumn="0" w:lastRowFirstColumn="0" w:lastRowLastColumn="0"/>
+            </w:pPr>
+            <w:r>
+              <w:t>Notes</w:t>
+            </w:r>
+          </w:p>
+        </w:tc>
+      </w:tr>
+      <w:tr>
+        <w:trPr>
+          <w:cnfStyle w:val="000000100000" w:firstRow="0" w:lastRow="0" w:firstColumn="0" w:lastColumn="0" w:oddVBand="0" w:evenVBand="0" w:oddHBand="1" w:evenHBand="0" w:firstRowFirstColumn="0" w:firstRowLastColumn="0" w:lastRowFirstColumn="0" w:lastRowLastColumn="0"/>
+        </w:trPr>
+        <w:tc>
+          <w:tcPr>
+            <w:cnfStyle w:val="001000000000" w:firstRow="0" w:lastRow="0" w:firstColumn="1" w:lastColumn="0" w:oddVBand="0" w:evenVBand="0" w:oddHBand="0" w:evenHBand="0" w:firstRowFirstColumn="0" w:firstRowLastColumn="0" w:lastRowFirstColumn="0" w:lastRowLastColumn="0"/>
+            <w:tcW w:w="2160" w:type="dxa"/>
+            <w:hideMark/>
+          </w:tcPr>
+          <w:p>
+            <w:pPr>
+              <w:ind w:left="0"/>
+            </w:pPr>
+            <w:r>
+              <w:t>1</w:t>
+            </w:r>
+          </w:p>
+        </w:tc>
+        <w:tc>
+          <w:tcPr>
+            <w:tcW w:w="2160" w:type="dxa"/>
+            <w:hideMark/>
+          </w:tcPr>
+          <w:p>
+            <w:pPr>
+              <w:ind w:left="0"/>
+              <w:cnfStyle w:val="000000100000" w:firstRow="0" w:lastRow="0" w:firstColumn="0" w:lastColumn="0" w:oddVBand="0" w:evenVBand="0" w:oddHBand="1" w:evenHBand="0" w:firstRowFirstColumn="0" w:firstRowLastColumn="0" w:lastRowFirstColumn="0" w:lastRowLastColumn="0"/>
+            </w:pPr>
+            <w:r>
+              <w:t>Server Connection Initialization</w:t>
+            </w:r>
+          </w:p>
+        </w:tc>
+        <w:tc>
+          <w:tcPr>
+            <w:tcW w:w="2160" w:type="dxa"/>
+            <w:hideMark/>
+          </w:tcPr>
+          <w:p>
+            <w:pPr>
+              <w:ind w:left="0"/>
+              <w:cnfStyle w:val="000000100000" w:firstRow="0" w:lastRow="0" w:firstColumn="0" w:lastColumn="0" w:oddVBand="0" w:evenVBand="0" w:oddHBand="1" w:evenHBand="0" w:firstRowFirstColumn="0" w:firstRowLastColumn="0" w:lastRowFirstColumn="0" w:lastRowLastColumn="0"/>
+            </w:pPr>
+            <w:r>
+              <w:t>Passed</w:t>
+            </w:r>
+          </w:p>
+        </w:tc>
+        <w:tc>
+          <w:tcPr>
+            <w:tcW w:w="2160" w:type="dxa"/>
+            <w:hideMark/>
+          </w:tcPr>
+          <w:p>
+            <w:pPr>
+              <w:ind w:left="0"/>
+              <w:cnfStyle w:val="000000100000" w:firstRow="0" w:lastRow="0" w:firstColumn="0" w:lastColumn="0" w:oddVBand="0" w:evenVBand="0" w:oddHBand="1" w:evenHBand="0" w:firstRowFirstColumn="0" w:firstRowLastColumn="0" w:lastRowFirstColumn="0" w:lastRowLastColumn="0"/>
+            </w:pPr>
+            <w:r>
+              <w:t>Connected within 2.5 seconds.</w:t>
+            </w:r>
+          </w:p>
+        </w:tc>
+      </w:tr>
+      <w:tr>
+        <w:tc>
+          <w:tcPr>
+            <w:cnfStyle w:val="001000000000" w:firstRow="0" w:lastRow="0" w:firstColumn="1" w:lastColumn="0" w:oddVBand="0" w:evenVBand="0" w:oddHBand="0" w:evenHBand="0" w:firstRowFirstColumn="0" w:firstRowLastColumn="0" w:lastRowFirstColumn="0" w:lastRowLastColumn="0"/>
+            <w:tcW w:w="2160" w:type="dxa"/>
+            <w:hideMark/>
+          </w:tcPr>
+          <w:p>
+            <w:pPr>
+              <w:ind w:left="0"/>
+            </w:pPr>
+            <w:r>
+              <w:t>2</w:t>
+            </w:r>
+          </w:p>
+        </w:tc>
+        <w:tc>
+          <w:tcPr>
+            <w:tcW w:w="2160" w:type="dxa"/>
+            <w:hideMark/>
+          </w:tcPr>
+          <w:p>
+            <w:pPr>
+              <w:ind w:left="0"/>
+              <w:cnfStyle w:val="000000000000" w:firstRow="0" w:lastRow="0" w:firstColumn="0" w:lastColumn="0" w:oddVBand="0" w:evenVBand="0" w:oddHBand="0" w:evenHBand="0" w:firstRowFirstColumn="0" w:firstRowLastColumn="0" w:lastRowFirstColumn="0" w:lastRowLastColumn="0"/>
+            </w:pPr>
+            <w:r>
+              <w:t>Server Unreachable Handling</w:t>
+            </w:r>
+          </w:p>
+        </w:tc>
+        <w:tc>
+          <w:tcPr>
+            <w:tcW w:w="2160" w:type="dxa"/>
+            <w:hideMark/>
+          </w:tcPr>
+          <w:p>
+            <w:pPr>
+              <w:ind w:left="0"/>
+              <w:cnfStyle w:val="000000000000" w:firstRow="0" w:lastRow="0" w:firstColumn="0" w:lastColumn="0" w:oddVBand="0" w:evenVBand="0" w:oddHBand="0" w:evenHBand="0" w:firstRowFirstColumn="0" w:firstRowLastColumn="0" w:lastRowFirstColumn="0" w:lastRowLastColumn="0"/>
+            </w:pPr>
+            <w:r>
+              <w:t>Passed</w:t>
+            </w:r>
+          </w:p>
+        </w:tc>
+        <w:tc>
+          <w:tcPr>
+            <w:tcW w:w="2160" w:type="dxa"/>
+            <w:hideMark/>
+          </w:tcPr>
+          <w:p>
+            <w:pPr>
+              <w:ind w:left="0"/>
+              <w:cnfStyle w:val="000000000000" w:firstRow="0" w:lastRow="0" w:firstColumn="0" w:lastColumn="0" w:oddVBand="0" w:evenVBand="0" w:oddHBand="0" w:evenHBand="0" w:firstRowFirstColumn="0" w:firstRowLastColumn="0" w:lastRowFirstColumn="0" w:lastRowLastColumn="0"/>
+            </w:pPr>
+            <w:r>
+              <w:t>Correct error handling and retry option displayed.</w:t>
+            </w:r>
+          </w:p>
+        </w:tc>
+      </w:tr>
+      <w:tr>
+        <w:trPr>
+          <w:cnfStyle w:val="000000100000" w:firstRow="0" w:lastRow="0" w:firstColumn="0" w:lastColumn="0" w:oddVBand="0" w:evenVBand="0" w:oddHBand="1" w:evenHBand="0" w:firstRowFirstColumn="0" w:firstRowLastColumn="0" w:lastRowFirstColumn="0" w:lastRowLastColumn="0"/>
+        </w:trPr>
+        <w:tc>
+          <w:tcPr>
+            <w:cnfStyle w:val="001000000000" w:firstRow="0" w:lastRow="0" w:firstColumn="1" w:lastColumn="0" w:oddVBand="0" w:evenVBand="0" w:oddHBand="0" w:evenHBand="0" w:firstRowFirstColumn="0" w:firstRowLastColumn="0" w:lastRowFirstColumn="0" w:lastRowLastColumn="0"/>
+            <w:tcW w:w="2160" w:type="dxa"/>
+            <w:hideMark/>
+          </w:tcPr>
+          <w:p>
+            <w:pPr>
+              <w:ind w:left="0"/>
+            </w:pPr>
+            <w:r>
+              <w:t>3</w:t>
+            </w:r>
+          </w:p>
+        </w:tc>
+        <w:tc>
+          <w:tcPr>
+            <w:tcW w:w="2160" w:type="dxa"/>
+            <w:hideMark/>
+          </w:tcPr>
+          <w:p>
+            <w:pPr>
+              <w:ind w:left="0"/>
+              <w:cnfStyle w:val="000000100000" w:firstRow="0" w:lastRow="0" w:firstColumn="0" w:lastColumn="0" w:oddVBand="0" w:evenVBand="0" w:oddHBand="1" w:evenHBand="0" w:firstRowFirstColumn="0" w:firstRowLastColumn="0" w:lastRowFirstColumn="0" w:lastRowLastColumn="0"/>
+            </w:pPr>
+            <w:r>
+              <w:t>User Login with Correct Credentials</w:t>
+            </w:r>
+          </w:p>
+        </w:tc>
+        <w:tc>
+          <w:tcPr>
+            <w:tcW w:w="2160" w:type="dxa"/>
+            <w:hideMark/>
+          </w:tcPr>
+          <w:p>
+            <w:pPr>
+              <w:ind w:left="0"/>
+              <w:cnfStyle w:val="000000100000" w:firstRow="0" w:lastRow="0" w:firstColumn="0" w:lastColumn="0" w:oddVBand="0" w:evenVBand="0" w:oddHBand="1" w:evenHBand="0" w:firstRowFirstColumn="0" w:firstRowLastColumn="0" w:lastRowFirstColumn="0" w:lastRowLastColumn="0"/>
+            </w:pPr>
+            <w:r>
+              <w:t>Passed</w:t>
+            </w:r>
+          </w:p>
+        </w:tc>
+        <w:tc>
+          <w:tcPr>
+            <w:tcW w:w="2160" w:type="dxa"/>
+            <w:hideMark/>
+          </w:tcPr>
+          <w:p>
+            <w:pPr>
+              <w:ind w:left="0"/>
+              <w:cnfStyle w:val="000000100000" w:firstRow="0" w:lastRow="0" w:firstColumn="0" w:lastColumn="0" w:oddVBand="0" w:evenVBand="0" w:oddHBand="1" w:evenHBand="0" w:firstRowFirstColumn="0" w:firstRowLastColumn="0" w:lastRowFirstColumn="0" w:lastRowLastColumn="0"/>
+            </w:pPr>
+            <w:r>
+              <w:t>Login successful, user directed to main menu.</w:t>
+            </w:r>
+          </w:p>
+        </w:tc>
+      </w:tr>
+      <w:tr>
+        <w:tc>
+          <w:tcPr>
+            <w:cnfStyle w:val="001000000000" w:firstRow="0" w:lastRow="0" w:firstColumn="1" w:lastColumn="0" w:oddVBand="0" w:evenVBand="0" w:oddHBand="0" w:evenHBand="0" w:firstRowFirstColumn="0" w:firstRowLastColumn="0" w:lastRowFirstColumn="0" w:lastRowLastColumn="0"/>
+            <w:tcW w:w="2160" w:type="dxa"/>
+            <w:hideMark/>
+          </w:tcPr>
+          <w:p>
+            <w:pPr>
+              <w:ind w:left="0"/>
+            </w:pPr>
+            <w:r>
+              <w:t>4</w:t>
+            </w:r>
+          </w:p>
+        </w:tc>
+        <w:tc>
+          <w:tcPr>
+            <w:tcW w:w="2160" w:type="dxa"/>
+            <w:hideMark/>
+          </w:tcPr>
+          <w:p>
+            <w:pPr>
+              <w:ind w:left="0"/>
+              <w:cnfStyle w:val="000000000000" w:firstRow="0" w:lastRow="0" w:firstColumn="0" w:lastColumn="0" w:oddVBand="0" w:evenVBand="0" w:oddHBand="0" w:evenHBand="0" w:firstRowFirstColumn="0" w:firstRowLastColumn="0" w:lastRowFirstColumn="0" w:lastRowLastColumn="0"/>
+            </w:pPr>
+            <w:r>
+              <w:t>User Login with Incorrect Credentials</w:t>
+            </w:r>
+          </w:p>
+        </w:tc>
+        <w:tc>
+          <w:tcPr>
+            <w:tcW w:w="2160" w:type="dxa"/>
+            <w:hideMark/>
+          </w:tcPr>
+          <w:p>
+            <w:pPr>
+              <w:ind w:left="0"/>
+              <w:cnfStyle w:val="000000000000" w:firstRow="0" w:lastRow="0" w:firstColumn="0" w:lastColumn="0" w:oddVBand="0" w:evenVBand="0" w:oddHBand="0" w:evenHBand="0" w:firstRowFirstColumn="0" w:firstRowLastColumn="0" w:lastRowFirstColumn="0" w:lastRowLastColumn="0"/>
+            </w:pPr>
+            <w:r>
+              <w:t>Passed</w:t>
+            </w:r>
+          </w:p>
+        </w:tc>
+        <w:tc>
+          <w:tcPr>
+            <w:tcW w:w="2160" w:type="dxa"/>
+            <w:hideMark/>
+          </w:tcPr>
+          <w:p>
+            <w:pPr>
+              <w:ind w:left="0"/>
+              <w:cnfStyle w:val="000000000000" w:firstRow="0" w:lastRow="0" w:firstColumn="0" w:lastColumn="0" w:oddVBand="0" w:evenVBand="0" w:oddHBand="0" w:evenHBand="0" w:firstRowFirstColumn="0" w:firstRowLastColumn="0" w:lastRowFirstColumn="0" w:lastRowLastColumn="0"/>
+            </w:pPr>
+            <w:r>
+              <w:t>Authentication fails, 'Invalid credentials' message shown.</w:t>
+            </w:r>
+          </w:p>
+        </w:tc>
+      </w:tr>
+      <w:tr>
+        <w:trPr>
+          <w:cnfStyle w:val="000000100000" w:firstRow="0" w:lastRow="0" w:firstColumn="0" w:lastColumn="0" w:oddVBand="0" w:evenVBand="0" w:oddHBand="1" w:evenHBand="0" w:firstRowFirstColumn="0" w:firstRowLastColumn="0" w:lastRowFirstColumn="0" w:lastRowLastColumn="0"/>
+        </w:trPr>
+        <w:tc>
+          <w:tcPr>
+            <w:cnfStyle w:val="001000000000" w:firstRow="0" w:lastRow="0" w:firstColumn="1" w:lastColumn="0" w:oddVBand="0" w:evenVBand="0" w:oddHBand="0" w:evenHBand="0" w:firstRowFirstColumn="0" w:firstRowLastColumn="0" w:lastRowFirstColumn="0" w:lastRowLastColumn="0"/>
+            <w:tcW w:w="2160" w:type="dxa"/>
+            <w:hideMark/>
+          </w:tcPr>
+          <w:p>
+            <w:pPr>
+              <w:ind w:left="0"/>
+            </w:pPr>
+            <w:r>
+              <w:t>6</w:t>
+            </w:r>
+          </w:p>
+        </w:tc>
+        <w:tc>
+          <w:tcPr>
+            <w:tcW w:w="2160" w:type="dxa"/>
+            <w:hideMark/>
+          </w:tcPr>
+          <w:p>
+            <w:pPr>
+              <w:ind w:left="0"/>
+              <w:cnfStyle w:val="000000100000" w:firstRow="0" w:lastRow="0" w:firstColumn="0" w:lastColumn="0" w:oddVBand="0" w:evenVBand="0" w:oddHBand="1" w:evenHBand="0" w:firstRowFirstColumn="0" w:firstRowLastColumn="0" w:lastRowFirstColumn="0" w:lastRowLastColumn="0"/>
+            </w:pPr>
+            <w:r>
+              <w:t>Audio Recording Start</w:t>
+            </w:r>
+          </w:p>
+        </w:tc>
+        <w:tc>
+          <w:tcPr>
+            <w:tcW w:w="2160" w:type="dxa"/>
+            <w:hideMark/>
+          </w:tcPr>
+          <w:p>
+            <w:pPr>
+              <w:ind w:left="0"/>
+              <w:cnfStyle w:val="000000100000" w:firstRow="0" w:lastRow="0" w:firstColumn="0" w:lastColumn="0" w:oddVBand="0" w:evenVBand="0" w:oddHBand="1" w:evenHBand="0" w:firstRowFirstColumn="0" w:firstRowLastColumn="0" w:lastRowFirstColumn="0" w:lastRowLastColumn="0"/>
+            </w:pPr>
+            <w:r>
+              <w:t>Passed</w:t>
+            </w:r>
+          </w:p>
+        </w:tc>
+        <w:tc>
+          <w:tcPr>
+            <w:tcW w:w="2160" w:type="dxa"/>
+            <w:hideMark/>
+          </w:tcPr>
+          <w:p>
+            <w:pPr>
+              <w:ind w:left="0"/>
+              <w:cnfStyle w:val="000000100000" w:firstRow="0" w:lastRow="0" w:firstColumn="0" w:lastColumn="0" w:oddVBand="0" w:evenVBand="0" w:oddHBand="1" w:evenHBand="0" w:firstRowFirstColumn="0" w:firstRowLastColumn="0" w:lastRowFirstColumn="0" w:lastRowLastColumn="0"/>
+            </w:pPr>
+            <w:r>
+              <w:t>Recording started immediately without lag.</w:t>
+            </w:r>
+          </w:p>
+        </w:tc>
+      </w:tr>
+      <w:tr>
+        <w:tc>
+          <w:tcPr>
+            <w:cnfStyle w:val="001000000000" w:firstRow="0" w:lastRow="0" w:firstColumn="1" w:lastColumn="0" w:oddVBand="0" w:evenVBand="0" w:oddHBand="0" w:evenHBand="0" w:firstRowFirstColumn="0" w:firstRowLastColumn="0" w:lastRowFirstColumn="0" w:lastRowLastColumn="0"/>
+            <w:tcW w:w="2160" w:type="dxa"/>
+            <w:hideMark/>
+          </w:tcPr>
+          <w:p>
+            <w:pPr>
+              <w:ind w:left="0"/>
+            </w:pPr>
+            <w:r>
+              <w:t>7</w:t>
+            </w:r>
+          </w:p>
+        </w:tc>
+        <w:tc>
+          <w:tcPr>
+            <w:tcW w:w="2160" w:type="dxa"/>
+            <w:hideMark/>
+          </w:tcPr>
+          <w:p>
+            <w:pPr>
+              <w:ind w:left="0"/>
+              <w:cnfStyle w:val="000000000000" w:firstRow="0" w:lastRow="0" w:firstColumn="0" w:lastColumn="0" w:oddVBand="0" w:evenVBand="0" w:oddHBand="0" w:evenHBand="0" w:firstRowFirstColumn="0" w:firstRowLastColumn="0" w:lastRowFirstColumn="0" w:lastRowLastColumn="0"/>
+            </w:pPr>
+            <w:r>
+              <w:t>Audio Recording Aborted</w:t>
+            </w:r>
+          </w:p>
+        </w:tc>
+        <w:tc>
+          <w:tcPr>
+            <w:tcW w:w="2160" w:type="dxa"/>
+            <w:hideMark/>
+          </w:tcPr>
+          <w:p>
+            <w:pPr>
+              <w:ind w:left="0"/>
+              <w:cnfStyle w:val="000000000000" w:firstRow="0" w:lastRow="0" w:firstColumn="0" w:lastColumn="0" w:oddVBand="0" w:evenVBand="0" w:oddHBand="0" w:evenHBand="0" w:firstRowFirstColumn="0" w:firstRowLastColumn="0" w:lastRowFirstColumn="0" w:lastRowLastColumn="0"/>
+            </w:pPr>
+            <w:r>
+              <w:t>Passed</w:t>
+            </w:r>
+          </w:p>
+        </w:tc>
+        <w:tc>
+          <w:tcPr>
+            <w:tcW w:w="2160" w:type="dxa"/>
+            <w:hideMark/>
+          </w:tcPr>
+          <w:p>
+            <w:pPr>
+              <w:ind w:left="0"/>
+              <w:cnfStyle w:val="000000000000" w:firstRow="0" w:lastRow="0" w:firstColumn="0" w:lastColumn="0" w:oddVBand="0" w:evenVBand="0" w:oddHBand="0" w:evenHBand="0" w:firstRowFirstColumn="0" w:firstRowLastColumn="0" w:lastRowFirstColumn="0" w:lastRowLastColumn="0"/>
+            </w:pPr>
+            <w:r>
+              <w:t xml:space="preserve">Recording aborted </w:t>
+            </w:r>
+            <w:proofErr w:type="gramStart"/>
+            <w:r>
+              <w:t>correctly,</w:t>
+            </w:r>
+            <w:proofErr w:type="gramEnd"/>
+            <w:r>
+              <w:t xml:space="preserve"> no file saved.</w:t>
+            </w:r>
+          </w:p>
+        </w:tc>
+      </w:tr>
+      <w:tr>
+        <w:trPr>
+          <w:cnfStyle w:val="000000100000" w:firstRow="0" w:lastRow="0" w:firstColumn="0" w:lastColumn="0" w:oddVBand="0" w:evenVBand="0" w:oddHBand="1" w:evenHBand="0" w:firstRowFirstColumn="0" w:firstRowLastColumn="0" w:lastRowFirstColumn="0" w:lastRowLastColumn="0"/>
+        </w:trPr>
+        <w:tc>
+          <w:tcPr>
+            <w:cnfStyle w:val="001000000000" w:firstRow="0" w:lastRow="0" w:firstColumn="1" w:lastColumn="0" w:oddVBand="0" w:evenVBand="0" w:oddHBand="0" w:evenHBand="0" w:firstRowFirstColumn="0" w:firstRowLastColumn="0" w:lastRowFirstColumn="0" w:lastRowLastColumn="0"/>
+            <w:tcW w:w="2160" w:type="dxa"/>
+            <w:hideMark/>
+          </w:tcPr>
+          <w:p>
+            <w:pPr>
+              <w:ind w:left="0"/>
+            </w:pPr>
+            <w:r>
+              <w:t>8</w:t>
+            </w:r>
+          </w:p>
+        </w:tc>
+        <w:tc>
+          <w:tcPr>
+            <w:tcW w:w="2160" w:type="dxa"/>
+            <w:hideMark/>
+          </w:tcPr>
+          <w:p>
+            <w:pPr>
+              <w:ind w:left="0"/>
+              <w:cnfStyle w:val="000000100000" w:firstRow="0" w:lastRow="0" w:firstColumn="0" w:lastColumn="0" w:oddVBand="0" w:evenVBand="0" w:oddHBand="1" w:evenHBand="0" w:firstRowFirstColumn="0" w:firstRowLastColumn="0" w:lastRowFirstColumn="0" w:lastRowLastColumn="0"/>
+            </w:pPr>
+            <w:r>
+              <w:t>Upload Audio to Analysis Service</w:t>
+            </w:r>
+          </w:p>
+        </w:tc>
+        <w:tc>
+          <w:tcPr>
+            <w:tcW w:w="2160" w:type="dxa"/>
+            <w:hideMark/>
+          </w:tcPr>
+          <w:p>
+            <w:pPr>
+              <w:ind w:left="0"/>
+              <w:cnfStyle w:val="000000100000" w:firstRow="0" w:lastRow="0" w:firstColumn="0" w:lastColumn="0" w:oddVBand="0" w:evenVBand="0" w:oddHBand="1" w:evenHBand="0" w:firstRowFirstColumn="0" w:firstRowLastColumn="0" w:lastRowFirstColumn="0" w:lastRowLastColumn="0"/>
+            </w:pPr>
+            <w:r>
+              <w:t>Passed</w:t>
+            </w:r>
+          </w:p>
+        </w:tc>
+        <w:tc>
+          <w:tcPr>
+            <w:tcW w:w="2160" w:type="dxa"/>
+            <w:hideMark/>
+          </w:tcPr>
+          <w:p>
+            <w:pPr>
+              <w:ind w:left="0"/>
+              <w:cnfStyle w:val="000000100000" w:firstRow="0" w:lastRow="0" w:firstColumn="0" w:lastColumn="0" w:oddVBand="0" w:evenVBand="0" w:oddHBand="1" w:evenHBand="0" w:firstRowFirstColumn="0" w:firstRowLastColumn="0" w:lastRowFirstColumn="0" w:lastRowLastColumn="0"/>
+            </w:pPr>
+            <w:r>
+              <w:t>Audio uploaded successfully, analysis screen shown.</w:t>
+            </w:r>
+          </w:p>
+        </w:tc>
+      </w:tr>
+      <w:tr>
+        <w:tc>
+          <w:tcPr>
+            <w:cnfStyle w:val="001000000000" w:firstRow="0" w:lastRow="0" w:firstColumn="1" w:lastColumn="0" w:oddVBand="0" w:evenVBand="0" w:oddHBand="0" w:evenHBand="0" w:firstRowFirstColumn="0" w:firstRowLastColumn="0" w:lastRowFirstColumn="0" w:lastRowLastColumn="0"/>
+            <w:tcW w:w="2160" w:type="dxa"/>
+            <w:hideMark/>
+          </w:tcPr>
+          <w:p>
+            <w:pPr>
+              <w:ind w:left="0"/>
+            </w:pPr>
+            <w:r>
+              <w:t>9</w:t>
+            </w:r>
+          </w:p>
+        </w:tc>
+        <w:tc>
+          <w:tcPr>
+            <w:tcW w:w="2160" w:type="dxa"/>
+            <w:hideMark/>
+          </w:tcPr>
+          <w:p>
+            <w:pPr>
+              <w:ind w:left="0"/>
+              <w:cnfStyle w:val="000000000000" w:firstRow="0" w:lastRow="0" w:firstColumn="0" w:lastColumn="0" w:oddVBand="0" w:evenVBand="0" w:oddHBand="0" w:evenHBand="0" w:firstRowFirstColumn="0" w:firstRowLastColumn="0" w:lastRowFirstColumn="0" w:lastRowLastColumn="0"/>
+            </w:pPr>
+            <w:r>
+              <w:t>Authenticate via Session Code</w:t>
+            </w:r>
+          </w:p>
+        </w:tc>
+        <w:tc>
+          <w:tcPr>
+            <w:tcW w:w="2160" w:type="dxa"/>
+            <w:hideMark/>
+          </w:tcPr>
+          <w:p>
+            <w:pPr>
+              <w:ind w:left="0"/>
+              <w:cnfStyle w:val="000000000000" w:firstRow="0" w:lastRow="0" w:firstColumn="0" w:lastColumn="0" w:oddVBand="0" w:evenVBand="0" w:oddHBand="0" w:evenHBand="0" w:firstRowFirstColumn="0" w:firstRowLastColumn="0" w:lastRowFirstColumn="0" w:lastRowLastColumn="0"/>
+            </w:pPr>
+            <w:r>
+              <w:t>Passed</w:t>
+            </w:r>
+          </w:p>
+        </w:tc>
+        <w:tc>
+          <w:tcPr>
+            <w:tcW w:w="2160" w:type="dxa"/>
+            <w:hideMark/>
+          </w:tcPr>
+          <w:p>
+            <w:pPr>
+              <w:ind w:left="0"/>
+              <w:cnfStyle w:val="000000000000" w:firstRow="0" w:lastRow="0" w:firstColumn="0" w:lastColumn="0" w:oddVBand="0" w:evenVBand="0" w:oddHBand="0" w:evenHBand="0" w:firstRowFirstColumn="0" w:firstRowLastColumn="0" w:lastRowFirstColumn="0" w:lastRowLastColumn="0"/>
+            </w:pPr>
+            <w:r>
+              <w:t xml:space="preserve">Session login popup appears, correct behavior </w:t>
+            </w:r>
+            <w:r>
+              <w:lastRenderedPageBreak/>
+              <w:t>on proceed/refuse.</w:t>
+            </w:r>
+          </w:p>
+        </w:tc>
+      </w:tr>
+      <w:tr>
+        <w:trPr>
+          <w:cnfStyle w:val="000000100000" w:firstRow="0" w:lastRow="0" w:firstColumn="0" w:lastColumn="0" w:oddVBand="0" w:evenVBand="0" w:oddHBand="1" w:evenHBand="0" w:firstRowFirstColumn="0" w:firstRowLastColumn="0" w:lastRowFirstColumn="0" w:lastRowLastColumn="0"/>
+        </w:trPr>
+        <w:tc>
+          <w:tcPr>
+            <w:cnfStyle w:val="001000000000" w:firstRow="0" w:lastRow="0" w:firstColumn="1" w:lastColumn="0" w:oddVBand="0" w:evenVBand="0" w:oddHBand="0" w:evenHBand="0" w:firstRowFirstColumn="0" w:firstRowLastColumn="0" w:lastRowFirstColumn="0" w:lastRowLastColumn="0"/>
+            <w:tcW w:w="2160" w:type="dxa"/>
+            <w:hideMark/>
+          </w:tcPr>
+          <w:p>
+            <w:pPr>
+              <w:ind w:left="0"/>
+            </w:pPr>
+            <w:r>
+              <w:lastRenderedPageBreak/>
+              <w:t>10</w:t>
+            </w:r>
+          </w:p>
+        </w:tc>
+        <w:tc>
+          <w:tcPr>
+            <w:tcW w:w="2160" w:type="dxa"/>
+            <w:hideMark/>
+          </w:tcPr>
+          <w:p>
+            <w:pPr>
+              <w:ind w:left="0"/>
+              <w:cnfStyle w:val="000000100000" w:firstRow="0" w:lastRow="0" w:firstColumn="0" w:lastColumn="0" w:oddVBand="0" w:evenVBand="0" w:oddHBand="1" w:evenHBand="0" w:firstRowFirstColumn="0" w:firstRowLastColumn="0" w:lastRowFirstColumn="0" w:lastRowLastColumn="0"/>
+            </w:pPr>
+            <w:r>
+              <w:t>Analyze Melody Successfully</w:t>
+            </w:r>
+          </w:p>
+        </w:tc>
+        <w:tc>
+          <w:tcPr>
+            <w:tcW w:w="2160" w:type="dxa"/>
+            <w:hideMark/>
+          </w:tcPr>
+          <w:p>
+            <w:pPr>
+              <w:ind w:left="0"/>
+              <w:cnfStyle w:val="000000100000" w:firstRow="0" w:lastRow="0" w:firstColumn="0" w:lastColumn="0" w:oddVBand="0" w:evenVBand="0" w:oddHBand="1" w:evenHBand="0" w:firstRowFirstColumn="0" w:firstRowLastColumn="0" w:lastRowFirstColumn="0" w:lastRowLastColumn="0"/>
+            </w:pPr>
+            <w:r>
+              <w:t>Passed</w:t>
+            </w:r>
+          </w:p>
+        </w:tc>
+        <w:tc>
+          <w:tcPr>
+            <w:tcW w:w="2160" w:type="dxa"/>
+            <w:hideMark/>
+          </w:tcPr>
+          <w:p>
+            <w:pPr>
+              <w:ind w:left="0"/>
+              <w:cnfStyle w:val="000000100000" w:firstRow="0" w:lastRow="0" w:firstColumn="0" w:lastColumn="0" w:oddVBand="0" w:evenVBand="0" w:oddHBand="1" w:evenHBand="0" w:firstRowFirstColumn="0" w:firstRowLastColumn="0" w:lastRowFirstColumn="0" w:lastRowLastColumn="0"/>
+            </w:pPr>
+            <w:r>
+              <w:t xml:space="preserve">Top matches shown </w:t>
+            </w:r>
+            <w:r>
+              <w:t>as expected</w:t>
+            </w:r>
+            <w:r>
+              <w:t>, ranked list displayed.</w:t>
+            </w:r>
+          </w:p>
+        </w:tc>
+      </w:tr>
+      <w:tr>
+        <w:tc>
+          <w:tcPr>
+            <w:cnfStyle w:val="001000000000" w:firstRow="0" w:lastRow="0" w:firstColumn="1" w:lastColumn="0" w:oddVBand="0" w:evenVBand="0" w:oddHBand="0" w:evenHBand="0" w:firstRowFirstColumn="0" w:firstRowLastColumn="0" w:lastRowFirstColumn="0" w:lastRowLastColumn="0"/>
+            <w:tcW w:w="2160" w:type="dxa"/>
+            <w:hideMark/>
+          </w:tcPr>
+          <w:p>
+            <w:pPr>
+              <w:ind w:left="0"/>
+            </w:pPr>
+            <w:r>
+              <w:t>11</w:t>
+            </w:r>
+          </w:p>
+        </w:tc>
+        <w:tc>
+          <w:tcPr>
+            <w:tcW w:w="2160" w:type="dxa"/>
+            <w:hideMark/>
+          </w:tcPr>
+          <w:p>
+            <w:pPr>
+              <w:ind w:left="0"/>
+              <w:cnfStyle w:val="000000000000" w:firstRow="0" w:lastRow="0" w:firstColumn="0" w:lastColumn="0" w:oddVBand="0" w:evenVBand="0" w:oddHBand="0" w:evenHBand="0" w:firstRowFirstColumn="0" w:firstRowLastColumn="0" w:lastRowFirstColumn="0" w:lastRowLastColumn="0"/>
+            </w:pPr>
+            <w:r>
+              <w:t>Add New Song to Database (Admin)</w:t>
+            </w:r>
+          </w:p>
+        </w:tc>
+        <w:tc>
+          <w:tcPr>
+            <w:tcW w:w="2160" w:type="dxa"/>
+            <w:hideMark/>
+          </w:tcPr>
+          <w:p>
+            <w:pPr>
+              <w:ind w:left="0"/>
+              <w:cnfStyle w:val="000000000000" w:firstRow="0" w:lastRow="0" w:firstColumn="0" w:lastColumn="0" w:oddVBand="0" w:evenVBand="0" w:oddHBand="0" w:evenHBand="0" w:firstRowFirstColumn="0" w:firstRowLastColumn="0" w:lastRowFirstColumn="0" w:lastRowLastColumn="0"/>
+            </w:pPr>
+            <w:r>
+              <w:t>Passed</w:t>
+            </w:r>
+          </w:p>
+        </w:tc>
+        <w:tc>
+          <w:tcPr>
+            <w:tcW w:w="2160" w:type="dxa"/>
+            <w:hideMark/>
+          </w:tcPr>
+          <w:p>
+            <w:pPr>
+              <w:ind w:left="0"/>
+              <w:cnfStyle w:val="000000000000" w:firstRow="0" w:lastRow="0" w:firstColumn="0" w:lastColumn="0" w:oddVBand="0" w:evenVBand="0" w:oddHBand="0" w:evenHBand="0" w:firstRowFirstColumn="0" w:firstRowLastColumn="0" w:lastRowFirstColumn="0" w:lastRowLastColumn="0"/>
+            </w:pPr>
+            <w:r>
+              <w:t>Song added successfully to the search database.</w:t>
+            </w:r>
+          </w:p>
+        </w:tc>
+      </w:tr>
+      <w:tr>
+        <w:trPr>
+          <w:cnfStyle w:val="000000100000" w:firstRow="0" w:lastRow="0" w:firstColumn="0" w:lastColumn="0" w:oddVBand="0" w:evenVBand="0" w:oddHBand="1" w:evenHBand="0" w:firstRowFirstColumn="0" w:firstRowLastColumn="0" w:lastRowFirstColumn="0" w:lastRowLastColumn="0"/>
+        </w:trPr>
+        <w:tc>
+          <w:tcPr>
+            <w:cnfStyle w:val="001000000000" w:firstRow="0" w:lastRow="0" w:firstColumn="1" w:lastColumn="0" w:oddVBand="0" w:evenVBand="0" w:oddHBand="0" w:evenHBand="0" w:firstRowFirstColumn="0" w:firstRowLastColumn="0" w:lastRowFirstColumn="0" w:lastRowLastColumn="0"/>
+            <w:tcW w:w="2160" w:type="dxa"/>
+            <w:hideMark/>
+          </w:tcPr>
+          <w:p>
+            <w:pPr>
+              <w:ind w:left="0"/>
+            </w:pPr>
+            <w:r>
+              <w:t>12</w:t>
+            </w:r>
+          </w:p>
+        </w:tc>
+        <w:tc>
+          <w:tcPr>
+            <w:tcW w:w="2160" w:type="dxa"/>
+            <w:hideMark/>
+          </w:tcPr>
+          <w:p>
+            <w:pPr>
+              <w:ind w:left="0"/>
+              <w:cnfStyle w:val="000000100000" w:firstRow="0" w:lastRow="0" w:firstColumn="0" w:lastColumn="0" w:oddVBand="0" w:evenVBand="0" w:oddHBand="1" w:evenHBand="0" w:firstRowFirstColumn="0" w:firstRowLastColumn="0" w:lastRowFirstColumn="0" w:lastRowLastColumn="0"/>
+            </w:pPr>
+            <w:r>
+              <w:t>Double Check Requests Requiring Session Token</w:t>
+            </w:r>
+          </w:p>
+        </w:tc>
+        <w:tc>
+          <w:tcPr>
+            <w:tcW w:w="2160" w:type="dxa"/>
+            <w:hideMark/>
+          </w:tcPr>
+          <w:p>
+            <w:pPr>
+              <w:ind w:left="0"/>
+              <w:cnfStyle w:val="000000100000" w:firstRow="0" w:lastRow="0" w:firstColumn="0" w:lastColumn="0" w:oddVBand="0" w:evenVBand="0" w:oddHBand="1" w:evenHBand="0" w:firstRowFirstColumn="0" w:firstRowLastColumn="0" w:lastRowFirstColumn="0" w:lastRowLastColumn="0"/>
+            </w:pPr>
+            <w:r>
+              <w:t>Passed</w:t>
+            </w:r>
+          </w:p>
+        </w:tc>
+        <w:tc>
+          <w:tcPr>
+            <w:tcW w:w="2160" w:type="dxa"/>
+            <w:hideMark/>
+          </w:tcPr>
+          <w:p>
+            <w:pPr>
+              <w:ind w:left="0"/>
+              <w:cnfStyle w:val="000000100000" w:firstRow="0" w:lastRow="0" w:firstColumn="0" w:lastColumn="0" w:oddVBand="0" w:evenVBand="0" w:oddHBand="1" w:evenHBand="0" w:firstRowFirstColumn="0" w:firstRowLastColumn="0" w:lastRowFirstColumn="0" w:lastRowLastColumn="0"/>
+            </w:pPr>
+            <w:r>
+              <w:t xml:space="preserve">Invalid session </w:t>
+            </w:r>
+            <w:proofErr w:type="gramStart"/>
+            <w:r>
+              <w:t>token</w:t>
+            </w:r>
+            <w:proofErr w:type="gramEnd"/>
+            <w:r>
+              <w:t xml:space="preserve"> </w:t>
+            </w:r>
+            <w:proofErr w:type="gramStart"/>
+            <w:r>
+              <w:t>correctly rejected,</w:t>
+            </w:r>
+            <w:proofErr w:type="gramEnd"/>
+            <w:r>
+              <w:t xml:space="preserve"> error message sent.</w:t>
+            </w:r>
+          </w:p>
+        </w:tc>
+      </w:tr>
+      <w:tr>
+        <w:tc>
+          <w:tcPr>
+            <w:cnfStyle w:val="001000000000" w:firstRow="0" w:lastRow="0" w:firstColumn="1" w:lastColumn="0" w:oddVBand="0" w:evenVBand="0" w:oddHBand="0" w:evenHBand="0" w:firstRowFirstColumn="0" w:firstRowLastColumn="0" w:lastRowFirstColumn="0" w:lastRowLastColumn="0"/>
+            <w:tcW w:w="2160" w:type="dxa"/>
+            <w:hideMark/>
+          </w:tcPr>
+          <w:p>
+            <w:pPr>
+              <w:ind w:left="0"/>
+            </w:pPr>
+            <w:r>
+              <w:t>13</w:t>
+            </w:r>
+          </w:p>
+        </w:tc>
+        <w:tc>
+          <w:tcPr>
+            <w:tcW w:w="2160" w:type="dxa"/>
+            <w:hideMark/>
+          </w:tcPr>
+          <w:p>
+            <w:pPr>
+              <w:ind w:left="0"/>
+              <w:cnfStyle w:val="000000000000" w:firstRow="0" w:lastRow="0" w:firstColumn="0" w:lastColumn="0" w:oddVBand="0" w:evenVBand="0" w:oddHBand="0" w:evenHBand="0" w:firstRowFirstColumn="0" w:firstRowLastColumn="0" w:lastRowFirstColumn="0" w:lastRowLastColumn="0"/>
+            </w:pPr>
+            <w:r>
+              <w:t>Logout Manually</w:t>
+            </w:r>
+          </w:p>
+        </w:tc>
+        <w:tc>
+          <w:tcPr>
+            <w:tcW w:w="2160" w:type="dxa"/>
+            <w:hideMark/>
+          </w:tcPr>
+          <w:p>
+            <w:pPr>
+              <w:ind w:left="0"/>
+              <w:cnfStyle w:val="000000000000" w:firstRow="0" w:lastRow="0" w:firstColumn="0" w:lastColumn="0" w:oddVBand="0" w:evenVBand="0" w:oddHBand="0" w:evenHBand="0" w:firstRowFirstColumn="0" w:firstRowLastColumn="0" w:lastRowFirstColumn="0" w:lastRowLastColumn="0"/>
+            </w:pPr>
+            <w:r>
+              <w:t>Passed</w:t>
+            </w:r>
+          </w:p>
+        </w:tc>
+        <w:tc>
+          <w:tcPr>
+            <w:tcW w:w="2160" w:type="dxa"/>
+            <w:hideMark/>
+          </w:tcPr>
+          <w:p>
+            <w:pPr>
+              <w:ind w:left="0"/>
+              <w:cnfStyle w:val="000000000000" w:firstRow="0" w:lastRow="0" w:firstColumn="0" w:lastColumn="0" w:oddVBand="0" w:evenVBand="0" w:oddHBand="0" w:evenHBand="0" w:firstRowFirstColumn="0" w:firstRowLastColumn="0" w:lastRowFirstColumn="0" w:lastRowLastColumn="0"/>
+            </w:pPr>
+            <w:r>
+              <w:t>Session closed cleanly, redirected to login screen.</w:t>
+            </w:r>
+          </w:p>
+        </w:tc>
+      </w:tr>
+      <w:tr>
+        <w:trPr>
+          <w:cnfStyle w:val="000000100000" w:firstRow="0" w:lastRow="0" w:firstColumn="0" w:lastColumn="0" w:oddVBand="0" w:evenVBand="0" w:oddHBand="1" w:evenHBand="0" w:firstRowFirstColumn="0" w:firstRowLastColumn="0" w:lastRowFirstColumn="0" w:lastRowLastColumn="0"/>
+        </w:trPr>
+        <w:tc>
+          <w:tcPr>
+            <w:cnfStyle w:val="001000000000" w:firstRow="0" w:lastRow="0" w:firstColumn="1" w:lastColumn="0" w:oddVBand="0" w:evenVBand="0" w:oddHBand="0" w:evenHBand="0" w:firstRowFirstColumn="0" w:firstRowLastColumn="0" w:lastRowFirstColumn="0" w:lastRowLastColumn="0"/>
+            <w:tcW w:w="2160" w:type="dxa"/>
+            <w:hideMark/>
+          </w:tcPr>
+          <w:p>
+            <w:pPr>
+              <w:ind w:left="0"/>
+            </w:pPr>
+            <w:r>
+              <w:t>14</w:t>
+            </w:r>
+          </w:p>
+        </w:tc>
+        <w:tc>
+          <w:tcPr>
+            <w:tcW w:w="2160" w:type="dxa"/>
+            <w:hideMark/>
+          </w:tcPr>
+          <w:p>
+            <w:pPr>
+              <w:ind w:left="0"/>
+              <w:cnfStyle w:val="000000100000" w:firstRow="0" w:lastRow="0" w:firstColumn="0" w:lastColumn="0" w:oddVBand="0" w:evenVBand="0" w:oddHBand="1" w:evenHBand="0" w:firstRowFirstColumn="0" w:firstRowLastColumn="0" w:lastRowFirstColumn="0" w:lastRowLastColumn="0"/>
+            </w:pPr>
+            <w:r>
+              <w:t>Data Privacy Handling</w:t>
+            </w:r>
+          </w:p>
+        </w:tc>
+        <w:tc>
+          <w:tcPr>
+            <w:tcW w:w="2160" w:type="dxa"/>
+            <w:hideMark/>
+          </w:tcPr>
+          <w:p>
+            <w:pPr>
+              <w:ind w:left="0"/>
+              <w:cnfStyle w:val="000000100000" w:firstRow="0" w:lastRow="0" w:firstColumn="0" w:lastColumn="0" w:oddVBand="0" w:evenVBand="0" w:oddHBand="1" w:evenHBand="0" w:firstRowFirstColumn="0" w:firstRowLastColumn="0" w:lastRowFirstColumn="0" w:lastRowLastColumn="0"/>
+            </w:pPr>
+            <w:r>
+              <w:t>Passed</w:t>
+            </w:r>
+          </w:p>
+        </w:tc>
+        <w:tc>
+          <w:tcPr>
+            <w:tcW w:w="2160" w:type="dxa"/>
+            <w:hideMark/>
+          </w:tcPr>
+          <w:p>
+            <w:pPr>
+              <w:ind w:left="0"/>
+              <w:cnfStyle w:val="000000100000" w:firstRow="0" w:lastRow="0" w:firstColumn="0" w:lastColumn="0" w:oddVBand="0" w:evenVBand="0" w:oddHBand="1" w:evenHBand="0" w:firstRowFirstColumn="0" w:firstRowLastColumn="0" w:lastRowFirstColumn="0" w:lastRowLastColumn="0"/>
+            </w:pPr>
+            <w:r>
+              <w:t>Confirmed RSA/Fernet encryption for all transmissions.</w:t>
+            </w:r>
+          </w:p>
+        </w:tc>
+      </w:tr>
+      <w:tr>
+        <w:tc>
+          <w:tcPr>
+            <w:cnfStyle w:val="001000000000" w:firstRow="0" w:lastRow="0" w:firstColumn="1" w:lastColumn="0" w:oddVBand="0" w:evenVBand="0" w:oddHBand="0" w:evenHBand="0" w:firstRowFirstColumn="0" w:firstRowLastColumn="0" w:lastRowFirstColumn="0" w:lastRowLastColumn="0"/>
+            <w:tcW w:w="2160" w:type="dxa"/>
+            <w:hideMark/>
+          </w:tcPr>
+          <w:p>
+            <w:pPr>
+              <w:ind w:left="0"/>
+            </w:pPr>
+            <w:r>
+              <w:t>15</w:t>
+            </w:r>
+          </w:p>
+        </w:tc>
+        <w:tc>
+          <w:tcPr>
+            <w:tcW w:w="2160" w:type="dxa"/>
+            <w:hideMark/>
+          </w:tcPr>
+          <w:p>
+            <w:pPr>
+              <w:ind w:left="0"/>
+              <w:cnfStyle w:val="000000000000" w:firstRow="0" w:lastRow="0" w:firstColumn="0" w:lastColumn="0" w:oddVBand="0" w:evenVBand="0" w:oddHBand="0" w:evenHBand="0" w:firstRowFirstColumn="0" w:firstRowLastColumn="0" w:lastRowFirstColumn="0" w:lastRowLastColumn="0"/>
+            </w:pPr>
+            <w:r>
+              <w:t>Automatic Symmetric Key Rotation</w:t>
+            </w:r>
+          </w:p>
+        </w:tc>
+        <w:tc>
+          <w:tcPr>
+            <w:tcW w:w="2160" w:type="dxa"/>
+            <w:hideMark/>
+          </w:tcPr>
+          <w:p>
+            <w:pPr>
+              <w:ind w:left="0"/>
+              <w:cnfStyle w:val="000000000000" w:firstRow="0" w:lastRow="0" w:firstColumn="0" w:lastColumn="0" w:oddVBand="0" w:evenVBand="0" w:oddHBand="0" w:evenHBand="0" w:firstRowFirstColumn="0" w:firstRowLastColumn="0" w:lastRowFirstColumn="0" w:lastRowLastColumn="0"/>
+            </w:pPr>
+            <w:r>
+              <w:t>Passed</w:t>
+            </w:r>
+          </w:p>
+        </w:tc>
+        <w:tc>
+          <w:tcPr>
+            <w:tcW w:w="2160" w:type="dxa"/>
+            <w:hideMark/>
+          </w:tcPr>
+          <w:p>
+            <w:pPr>
+              <w:ind w:left="0"/>
+              <w:cnfStyle w:val="000000000000" w:firstRow="0" w:lastRow="0" w:firstColumn="0" w:lastColumn="0" w:oddVBand="0" w:evenVBand="0" w:oddHBand="0" w:evenHBand="0" w:firstRowFirstColumn="0" w:firstRowLastColumn="0" w:lastRowFirstColumn="0" w:lastRowLastColumn="0"/>
+            </w:pPr>
+            <w:r>
+              <w:t>Key rotated correctly after 100 messages without disrupting communication.</w:t>
+            </w:r>
+          </w:p>
+        </w:tc>
+      </w:tr>
+    </w:tbl>
+    <w:p>
+      <w:pPr>
+        <w:ind w:left="0"/>
+        <w:rPr>
+          <w:lang w:val="en-IL"/>
+        </w:rPr>
+      </w:pPr>
     </w:p>
     <w:p>
       <w:pPr>
@@ -3150,7 +5054,7 @@
       <w:r>
         <w:t xml:space="preserve">Crepe library documentation - </w:t>
       </w:r>
-      <w:hyperlink r:id="rId33" w:history="1">
+      <w:hyperlink r:id="rId26" w:history="1">
         <w:r>
           <w:rPr>
             <w:rStyle w:val="Hyperlink"/>
@@ -3163,7 +5067,7 @@
       <w:r>
         <w:t xml:space="preserve">Audio track separation library - </w:t>
       </w:r>
-      <w:hyperlink r:id="rId34" w:history="1">
+      <w:hyperlink r:id="rId27" w:history="1">
         <w:r>
           <w:rPr>
             <w:rStyle w:val="Hyperlink"/>
@@ -3176,7 +5080,7 @@
       <w:r>
         <w:t xml:space="preserve">Working with midi files in python - </w:t>
       </w:r>
-      <w:hyperlink r:id="rId35" w:history="1">
+      <w:hyperlink r:id="rId28" w:history="1">
         <w:r>
           <w:rPr>
             <w:rStyle w:val="Hyperlink"/>
@@ -3189,7 +5093,7 @@
       <w:r>
         <w:t xml:space="preserve">A bit of research of how it is better to store midi files - </w:t>
       </w:r>
-      <w:hyperlink r:id="rId36" w:history="1">
+      <w:hyperlink r:id="rId29" w:history="1">
         <w:r>
           <w:rPr>
             <w:rStyle w:val="Hyperlink"/>
@@ -3198,6 +5102,43 @@
         </w:r>
       </w:hyperlink>
     </w:p>
+    <w:p>
+      <w:r>
+        <w:t xml:space="preserve">Demucs github - </w:t>
+      </w:r>
+      <w:hyperlink r:id="rId30" w:history="1">
+        <w:r>
+          <w:rPr>
+            <w:rStyle w:val="Hyperlink"/>
+          </w:rPr>
+          <w:t>https://github.com/facebookresearch/demucs</w:t>
+        </w:r>
+      </w:hyperlink>
+    </w:p>
+    <w:p>
+      <w:r>
+        <w:t xml:space="preserve">An overview of general session implementation - </w:t>
+      </w:r>
+      <w:r>
+        <w:t>https://medium.com/lightrail/getting-token-authentication-right-in-a-stateless-single-page-application-57d0c6474e3</w:t>
+      </w:r>
+    </w:p>
+    <w:p>
+      <w:r>
+        <w:lastRenderedPageBreak/>
+        <w:t xml:space="preserve">Using DTW for melody comparison </w:t>
+      </w:r>
+      <w:r>
+        <w:t>–</w:t>
+      </w:r>
+      <w:r>
+        <w:t xml:space="preserve"> </w:t>
+      </w:r>
+      <w:r>
+        <w:t>MelodyComparison.pdf</w:t>
+      </w:r>
+    </w:p>
+    <w:p/>
     <w:p/>
     <w:p>
       <w:pPr>
@@ -3215,7 +5156,52 @@
         </w:numPr>
       </w:pPr>
       <w:r>
-        <w:t>In the workflow, to extract the pitch of the melody, the library crepe is used. The library is based on an ai model, trained specifically for pitch detection</w:t>
+        <w:t>In the workflow, to extract the pitch of the melody, the librar</w:t>
+      </w:r>
+      <w:r>
+        <w:t>ies</w:t>
+      </w:r>
+      <w:r>
+        <w:t xml:space="preserve"> </w:t>
+      </w:r>
+      <w:r>
+        <w:t>CREPE</w:t>
+      </w:r>
+      <w:r>
+        <w:t xml:space="preserve"> </w:t>
+      </w:r>
+      <w:r>
+        <w:t xml:space="preserve"> and torchcrepe are</w:t>
+      </w:r>
+      <w:r>
+        <w:t xml:space="preserve"> used. The librar</w:t>
+      </w:r>
+      <w:r>
+        <w:t>ie</w:t>
+      </w:r>
+      <w:r>
+        <w:t>s</w:t>
+      </w:r>
+      <w:r>
+        <w:t xml:space="preserve"> are</w:t>
+      </w:r>
+      <w:r>
+        <w:t xml:space="preserve"> based on ai model</w:t>
+      </w:r>
+      <w:r>
+        <w:t>s</w:t>
+      </w:r>
+      <w:r>
+        <w:t>, trained specifically for pitch detection</w:t>
+      </w:r>
+      <w:r>
+        <w:t xml:space="preserve">. Additionally, to split the processed song into stems (individual instruments) for further pitch extraction, the </w:t>
+      </w:r>
+      <w:r>
+        <w:t>model Demucs is utilized</w:t>
+      </w:r>
+      <w:r>
+        <w:t>.</w:t>
       </w:r>
     </w:p>
     <w:p>
@@ -3244,7 +5230,13 @@
         <w:t>general information</w:t>
       </w:r>
       <w:r>
-        <w:t xml:space="preserve"> on different existing solutions for specified tasks. For example, to compare note sequences, aka melodies, FastDTW algorithm was advised to be </w:t>
+        <w:t xml:space="preserve"> on different existing solutions for specified tasks. For example, to compare note sequences, aka melodies, </w:t>
+      </w:r>
+      <w:r>
+        <w:t xml:space="preserve">Sliding </w:t>
+      </w:r>
+      <w:r>
+        <w:t xml:space="preserve">DTW algorithm was advised to be </w:t>
       </w:r>
       <w:r>
         <w:t>implemented in the workflow.</w:t>
@@ -3299,9 +5291,9 @@
     <w:p/>
     <w:p/>
     <w:sectPr>
-      <w:headerReference w:type="default" r:id="rId37"/>
-      <w:footerReference w:type="default" r:id="rId38"/>
-      <w:headerReference w:type="first" r:id="rId39"/>
+      <w:headerReference w:type="default" r:id="rId31"/>
+      <w:footerReference w:type="default" r:id="rId32"/>
+      <w:headerReference w:type="first" r:id="rId33"/>
       <w:pgSz w:w="11907" w:h="16840" w:code="9"/>
       <w:pgMar w:top="1440" w:right="1418" w:bottom="879" w:left="1418" w:header="720" w:footer="754" w:gutter="0"/>
       <w:pgNumType w:start="1"/>
@@ -3891,6 +5883,205 @@
     </w:lvl>
   </w:abstractNum>
   <w:abstractNum w:abstractNumId="6" w15:restartNumberingAfterBreak="0">
+    <w:nsid w:val="37B96991"/>
+    <w:multiLevelType w:val="hybridMultilevel"/>
+    <w:tmpl w:val="FF2A99AA"/>
+    <w:lvl w:ilvl="0" w:tplc="20000001">
+      <w:start w:val="1"/>
+      <w:numFmt w:val="bullet"/>
+      <w:lvlText w:val=""/>
+      <w:lvlJc w:val="left"/>
+      <w:pPr>
+        <w:ind w:left="1364" w:hanging="360"/>
+      </w:pPr>
+      <w:rPr>
+        <w:rFonts w:ascii="Symbol" w:hAnsi="Symbol" w:hint="default"/>
+      </w:rPr>
+    </w:lvl>
+    <w:lvl w:ilvl="1" w:tplc="20000003" w:tentative="1">
+      <w:start w:val="1"/>
+      <w:numFmt w:val="bullet"/>
+      <w:lvlText w:val="o"/>
+      <w:lvlJc w:val="left"/>
+      <w:pPr>
+        <w:ind w:left="2084" w:hanging="360"/>
+      </w:pPr>
+      <w:rPr>
+        <w:rFonts w:ascii="Courier New" w:hAnsi="Courier New" w:cs="Courier New" w:hint="default"/>
+      </w:rPr>
+    </w:lvl>
+    <w:lvl w:ilvl="2" w:tplc="20000005" w:tentative="1">
+      <w:start w:val="1"/>
+      <w:numFmt w:val="bullet"/>
+      <w:lvlText w:val=""/>
+      <w:lvlJc w:val="left"/>
+      <w:pPr>
+        <w:ind w:left="2804" w:hanging="360"/>
+      </w:pPr>
+      <w:rPr>
+        <w:rFonts w:ascii="Wingdings" w:hAnsi="Wingdings" w:hint="default"/>
+      </w:rPr>
+    </w:lvl>
+    <w:lvl w:ilvl="3" w:tplc="20000001" w:tentative="1">
+      <w:start w:val="1"/>
+      <w:numFmt w:val="bullet"/>
+      <w:lvlText w:val=""/>
+      <w:lvlJc w:val="left"/>
+      <w:pPr>
+        <w:ind w:left="3524" w:hanging="360"/>
+      </w:pPr>
+      <w:rPr>
+        <w:rFonts w:ascii="Symbol" w:hAnsi="Symbol" w:hint="default"/>
+      </w:rPr>
+    </w:lvl>
+    <w:lvl w:ilvl="4" w:tplc="20000003" w:tentative="1">
+      <w:start w:val="1"/>
+      <w:numFmt w:val="bullet"/>
+      <w:lvlText w:val="o"/>
+      <w:lvlJc w:val="left"/>
+      <w:pPr>
+        <w:ind w:left="4244" w:hanging="360"/>
+      </w:pPr>
+      <w:rPr>
+        <w:rFonts w:ascii="Courier New" w:hAnsi="Courier New" w:cs="Courier New" w:hint="default"/>
+      </w:rPr>
+    </w:lvl>
+    <w:lvl w:ilvl="5" w:tplc="20000005" w:tentative="1">
+      <w:start w:val="1"/>
+      <w:numFmt w:val="bullet"/>
+      <w:lvlText w:val=""/>
+      <w:lvlJc w:val="left"/>
+      <w:pPr>
+        <w:ind w:left="4964" w:hanging="360"/>
+      </w:pPr>
+      <w:rPr>
+        <w:rFonts w:ascii="Wingdings" w:hAnsi="Wingdings" w:hint="default"/>
+      </w:rPr>
+    </w:lvl>
+    <w:lvl w:ilvl="6" w:tplc="20000001" w:tentative="1">
+      <w:start w:val="1"/>
+      <w:numFmt w:val="bullet"/>
+      <w:lvlText w:val=""/>
+      <w:lvlJc w:val="left"/>
+      <w:pPr>
+        <w:ind w:left="5684" w:hanging="360"/>
+      </w:pPr>
+      <w:rPr>
+        <w:rFonts w:ascii="Symbol" w:hAnsi="Symbol" w:hint="default"/>
+      </w:rPr>
+    </w:lvl>
+    <w:lvl w:ilvl="7" w:tplc="20000003" w:tentative="1">
+      <w:start w:val="1"/>
+      <w:numFmt w:val="bullet"/>
+      <w:lvlText w:val="o"/>
+      <w:lvlJc w:val="left"/>
+      <w:pPr>
+        <w:ind w:left="6404" w:hanging="360"/>
+      </w:pPr>
+      <w:rPr>
+        <w:rFonts w:ascii="Courier New" w:hAnsi="Courier New" w:cs="Courier New" w:hint="default"/>
+      </w:rPr>
+    </w:lvl>
+    <w:lvl w:ilvl="8" w:tplc="20000005" w:tentative="1">
+      <w:start w:val="1"/>
+      <w:numFmt w:val="bullet"/>
+      <w:lvlText w:val=""/>
+      <w:lvlJc w:val="left"/>
+      <w:pPr>
+        <w:ind w:left="7124" w:hanging="360"/>
+      </w:pPr>
+      <w:rPr>
+        <w:rFonts w:ascii="Wingdings" w:hAnsi="Wingdings" w:hint="default"/>
+      </w:rPr>
+    </w:lvl>
+  </w:abstractNum>
+  <w:abstractNum w:abstractNumId="7" w15:restartNumberingAfterBreak="0">
+    <w:nsid w:val="39ED7918"/>
+    <w:multiLevelType w:val="hybridMultilevel"/>
+    <w:tmpl w:val="BF4A141E"/>
+    <w:lvl w:ilvl="0" w:tplc="2000000F">
+      <w:start w:val="1"/>
+      <w:numFmt w:val="decimal"/>
+      <w:lvlText w:val="%1."/>
+      <w:lvlJc w:val="left"/>
+      <w:pPr>
+        <w:ind w:left="1494" w:hanging="360"/>
+      </w:pPr>
+    </w:lvl>
+    <w:lvl w:ilvl="1" w:tplc="20000019" w:tentative="1">
+      <w:start w:val="1"/>
+      <w:numFmt w:val="lowerLetter"/>
+      <w:lvlText w:val="%2."/>
+      <w:lvlJc w:val="left"/>
+      <w:pPr>
+        <w:ind w:left="2214" w:hanging="360"/>
+      </w:pPr>
+    </w:lvl>
+    <w:lvl w:ilvl="2" w:tplc="2000001B" w:tentative="1">
+      <w:start w:val="1"/>
+      <w:numFmt w:val="lowerRoman"/>
+      <w:lvlText w:val="%3."/>
+      <w:lvlJc w:val="right"/>
+      <w:pPr>
+        <w:ind w:left="2934" w:hanging="180"/>
+      </w:pPr>
+    </w:lvl>
+    <w:lvl w:ilvl="3" w:tplc="2000000F" w:tentative="1">
+      <w:start w:val="1"/>
+      <w:numFmt w:val="decimal"/>
+      <w:lvlText w:val="%4."/>
+      <w:lvlJc w:val="left"/>
+      <w:pPr>
+        <w:ind w:left="3654" w:hanging="360"/>
+      </w:pPr>
+    </w:lvl>
+    <w:lvl w:ilvl="4" w:tplc="20000019" w:tentative="1">
+      <w:start w:val="1"/>
+      <w:numFmt w:val="lowerLetter"/>
+      <w:lvlText w:val="%5."/>
+      <w:lvlJc w:val="left"/>
+      <w:pPr>
+        <w:ind w:left="4374" w:hanging="360"/>
+      </w:pPr>
+    </w:lvl>
+    <w:lvl w:ilvl="5" w:tplc="2000001B" w:tentative="1">
+      <w:start w:val="1"/>
+      <w:numFmt w:val="lowerRoman"/>
+      <w:lvlText w:val="%6."/>
+      <w:lvlJc w:val="right"/>
+      <w:pPr>
+        <w:ind w:left="5094" w:hanging="180"/>
+      </w:pPr>
+    </w:lvl>
+    <w:lvl w:ilvl="6" w:tplc="2000000F" w:tentative="1">
+      <w:start w:val="1"/>
+      <w:numFmt w:val="decimal"/>
+      <w:lvlText w:val="%7."/>
+      <w:lvlJc w:val="left"/>
+      <w:pPr>
+        <w:ind w:left="5814" w:hanging="360"/>
+      </w:pPr>
+    </w:lvl>
+    <w:lvl w:ilvl="7" w:tplc="20000019" w:tentative="1">
+      <w:start w:val="1"/>
+      <w:numFmt w:val="lowerLetter"/>
+      <w:lvlText w:val="%8."/>
+      <w:lvlJc w:val="left"/>
+      <w:pPr>
+        <w:ind w:left="6534" w:hanging="360"/>
+      </w:pPr>
+    </w:lvl>
+    <w:lvl w:ilvl="8" w:tplc="2000001B" w:tentative="1">
+      <w:start w:val="1"/>
+      <w:numFmt w:val="lowerRoman"/>
+      <w:lvlText w:val="%9."/>
+      <w:lvlJc w:val="right"/>
+      <w:pPr>
+        <w:ind w:left="7254" w:hanging="180"/>
+      </w:pPr>
+    </w:lvl>
+  </w:abstractNum>
+  <w:abstractNum w:abstractNumId="8" w15:restartNumberingAfterBreak="0">
     <w:nsid w:val="484E2DA4"/>
     <w:multiLevelType w:val="multilevel"/>
     <w:tmpl w:val="544AEFEA"/>
@@ -4003,7 +6194,7 @@
       </w:pPr>
     </w:lvl>
   </w:abstractNum>
-  <w:abstractNum w:abstractNumId="7" w15:restartNumberingAfterBreak="0">
+  <w:abstractNum w:abstractNumId="9" w15:restartNumberingAfterBreak="0">
     <w:nsid w:val="516969CD"/>
     <w:multiLevelType w:val="hybridMultilevel"/>
     <w:tmpl w:val="3454C8F6"/>
@@ -4116,7 +6307,7 @@
       </w:rPr>
     </w:lvl>
   </w:abstractNum>
-  <w:abstractNum w:abstractNumId="8" w15:restartNumberingAfterBreak="0">
+  <w:abstractNum w:abstractNumId="10" w15:restartNumberingAfterBreak="0">
     <w:nsid w:val="57A638A9"/>
     <w:multiLevelType w:val="singleLevel"/>
     <w:tmpl w:val="04090005"/>
@@ -4136,7 +6327,7 @@
       </w:rPr>
     </w:lvl>
   </w:abstractNum>
-  <w:abstractNum w:abstractNumId="9" w15:restartNumberingAfterBreak="0">
+  <w:abstractNum w:abstractNumId="11" w15:restartNumberingAfterBreak="0">
     <w:nsid w:val="6E4B1195"/>
     <w:multiLevelType w:val="singleLevel"/>
     <w:tmpl w:val="1408F0B8"/>
@@ -4157,7 +6348,7 @@
       </w:rPr>
     </w:lvl>
   </w:abstractNum>
-  <w:abstractNum w:abstractNumId="10" w15:restartNumberingAfterBreak="0">
+  <w:abstractNum w:abstractNumId="12" w15:restartNumberingAfterBreak="0">
     <w:nsid w:val="73027374"/>
     <w:multiLevelType w:val="multilevel"/>
     <w:tmpl w:val="55F86DEC"/>
@@ -4182,9 +6373,9 @@
       <w:lvlJc w:val="center"/>
       <w:pPr>
         <w:tabs>
-          <w:tab w:val="num" w:pos="864"/>
+          <w:tab w:val="num" w:pos="2419"/>
         </w:tabs>
-        <w:ind w:left="576" w:right="576" w:hanging="288"/>
+        <w:ind w:left="2131" w:right="576" w:hanging="288"/>
       </w:pPr>
     </w:lvl>
     <w:lvl w:ilvl="2">
@@ -4279,44 +6470,130 @@
       </w:pPr>
     </w:lvl>
   </w:abstractNum>
+  <w:abstractNum w:abstractNumId="13" w15:restartNumberingAfterBreak="0">
+    <w:nsid w:val="7B0E28A4"/>
+    <w:multiLevelType w:val="hybridMultilevel"/>
+    <w:tmpl w:val="A7004532"/>
+    <w:lvl w:ilvl="0" w:tplc="2000000F">
+      <w:start w:val="1"/>
+      <w:numFmt w:val="decimal"/>
+      <w:lvlText w:val="%1."/>
+      <w:lvlJc w:val="left"/>
+      <w:pPr>
+        <w:ind w:left="1004" w:hanging="360"/>
+      </w:pPr>
+    </w:lvl>
+    <w:lvl w:ilvl="1" w:tplc="20000019" w:tentative="1">
+      <w:start w:val="1"/>
+      <w:numFmt w:val="lowerLetter"/>
+      <w:lvlText w:val="%2."/>
+      <w:lvlJc w:val="left"/>
+      <w:pPr>
+        <w:ind w:left="1724" w:hanging="360"/>
+      </w:pPr>
+    </w:lvl>
+    <w:lvl w:ilvl="2" w:tplc="2000001B" w:tentative="1">
+      <w:start w:val="1"/>
+      <w:numFmt w:val="lowerRoman"/>
+      <w:lvlText w:val="%3."/>
+      <w:lvlJc w:val="right"/>
+      <w:pPr>
+        <w:ind w:left="2444" w:hanging="180"/>
+      </w:pPr>
+    </w:lvl>
+    <w:lvl w:ilvl="3" w:tplc="2000000F" w:tentative="1">
+      <w:start w:val="1"/>
+      <w:numFmt w:val="decimal"/>
+      <w:lvlText w:val="%4."/>
+      <w:lvlJc w:val="left"/>
+      <w:pPr>
+        <w:ind w:left="3164" w:hanging="360"/>
+      </w:pPr>
+    </w:lvl>
+    <w:lvl w:ilvl="4" w:tplc="20000019" w:tentative="1">
+      <w:start w:val="1"/>
+      <w:numFmt w:val="lowerLetter"/>
+      <w:lvlText w:val="%5."/>
+      <w:lvlJc w:val="left"/>
+      <w:pPr>
+        <w:ind w:left="3884" w:hanging="360"/>
+      </w:pPr>
+    </w:lvl>
+    <w:lvl w:ilvl="5" w:tplc="2000001B" w:tentative="1">
+      <w:start w:val="1"/>
+      <w:numFmt w:val="lowerRoman"/>
+      <w:lvlText w:val="%6."/>
+      <w:lvlJc w:val="right"/>
+      <w:pPr>
+        <w:ind w:left="4604" w:hanging="180"/>
+      </w:pPr>
+    </w:lvl>
+    <w:lvl w:ilvl="6" w:tplc="2000000F" w:tentative="1">
+      <w:start w:val="1"/>
+      <w:numFmt w:val="decimal"/>
+      <w:lvlText w:val="%7."/>
+      <w:lvlJc w:val="left"/>
+      <w:pPr>
+        <w:ind w:left="5324" w:hanging="360"/>
+      </w:pPr>
+    </w:lvl>
+    <w:lvl w:ilvl="7" w:tplc="20000019" w:tentative="1">
+      <w:start w:val="1"/>
+      <w:numFmt w:val="lowerLetter"/>
+      <w:lvlText w:val="%8."/>
+      <w:lvlJc w:val="left"/>
+      <w:pPr>
+        <w:ind w:left="6044" w:hanging="360"/>
+      </w:pPr>
+    </w:lvl>
+    <w:lvl w:ilvl="8" w:tplc="2000001B" w:tentative="1">
+      <w:start w:val="1"/>
+      <w:numFmt w:val="lowerRoman"/>
+      <w:lvlText w:val="%9."/>
+      <w:lvlJc w:val="right"/>
+      <w:pPr>
+        <w:ind w:left="6764" w:hanging="180"/>
+      </w:pPr>
+    </w:lvl>
+  </w:abstractNum>
   <w:num w:numId="1" w16cid:durableId="2024627488">
-    <w:abstractNumId w:val="9"/>
+    <w:abstractNumId w:val="11"/>
   </w:num>
   <w:num w:numId="2" w16cid:durableId="1624725794">
-    <w:abstractNumId w:val="10"/>
+    <w:abstractNumId w:val="12"/>
   </w:num>
   <w:num w:numId="3" w16cid:durableId="1123697788">
-    <w:abstractNumId w:val="10"/>
+    <w:abstractNumId w:val="12"/>
   </w:num>
   <w:num w:numId="4" w16cid:durableId="507446770">
-    <w:abstractNumId w:val="10"/>
+    <w:abstractNumId w:val="12"/>
   </w:num>
   <w:num w:numId="5" w16cid:durableId="834538405">
-    <w:abstractNumId w:val="10"/>
+    <w:abstractNumId w:val="12"/>
   </w:num>
   <w:num w:numId="6" w16cid:durableId="1807894244">
-    <w:abstractNumId w:val="10"/>
+    <w:abstractNumId w:val="12"/>
   </w:num>
   <w:num w:numId="7" w16cid:durableId="1534152028">
-    <w:abstractNumId w:val="10"/>
+    <w:abstractNumId w:val="12"/>
   </w:num>
   <w:num w:numId="8" w16cid:durableId="2135176651">
-    <w:abstractNumId w:val="10"/>
+    <w:abstractNumId w:val="12"/>
   </w:num>
   <w:num w:numId="9" w16cid:durableId="1900288220">
-    <w:abstractNumId w:val="10"/>
+    <w:abstractNumId w:val="12"/>
   </w:num>
   <w:num w:numId="10" w16cid:durableId="1619752018">
-    <w:abstractNumId w:val="10"/>
+    <w:abstractNumId w:val="12"/>
   </w:num>
   <w:num w:numId="11" w16cid:durableId="1121454810">
     <w:abstractNumId w:val="2"/>
   </w:num>
   <w:num w:numId="12" w16cid:durableId="2076464129">
-    <w:abstractNumId w:val="6"/>
+    <w:abstractNumId w:val="8"/>
   </w:num>
   <w:num w:numId="13" w16cid:durableId="1979145864">
-    <w:abstractNumId w:val="8"/>
+    <w:abstractNumId w:val="10"/>
   </w:num>
   <w:num w:numId="14" w16cid:durableId="1475028179">
     <w:abstractNumId w:val="3"/>
@@ -4368,7 +6645,7 @@
     <w:abstractNumId w:val="5"/>
   </w:num>
   <w:num w:numId="19" w16cid:durableId="1993411667">
-    <w:abstractNumId w:val="10"/>
+    <w:abstractNumId w:val="12"/>
     <w:lvlOverride w:ilvl="0">
       <w:startOverride w:val="1"/>
     </w:lvlOverride>
@@ -4398,10 +6675,10 @@
     </w:lvlOverride>
   </w:num>
   <w:num w:numId="20" w16cid:durableId="94911799">
-    <w:abstractNumId w:val="10"/>
+    <w:abstractNumId w:val="12"/>
   </w:num>
   <w:num w:numId="21" w16cid:durableId="759760026">
-    <w:abstractNumId w:val="10"/>
+    <w:abstractNumId w:val="12"/>
     <w:lvlOverride w:ilvl="0">
       <w:startOverride w:val="1"/>
     </w:lvlOverride>
@@ -4431,10 +6708,10 @@
     </w:lvlOverride>
   </w:num>
   <w:num w:numId="22" w16cid:durableId="1214927204">
-    <w:abstractNumId w:val="10"/>
+    <w:abstractNumId w:val="12"/>
   </w:num>
   <w:num w:numId="23" w16cid:durableId="608662967">
-    <w:abstractNumId w:val="10"/>
+    <w:abstractNumId w:val="12"/>
     <w:lvlOverride w:ilvl="0">
       <w:startOverride w:val="1"/>
     </w:lvlOverride>
@@ -4464,16 +6741,16 @@
     </w:lvlOverride>
   </w:num>
   <w:num w:numId="24" w16cid:durableId="1311866445">
-    <w:abstractNumId w:val="10"/>
+    <w:abstractNumId w:val="12"/>
   </w:num>
   <w:num w:numId="25" w16cid:durableId="635182526">
-    <w:abstractNumId w:val="10"/>
+    <w:abstractNumId w:val="12"/>
   </w:num>
   <w:num w:numId="26" w16cid:durableId="898056733">
-    <w:abstractNumId w:val="10"/>
+    <w:abstractNumId w:val="12"/>
   </w:num>
   <w:num w:numId="27" w16cid:durableId="58947996">
-    <w:abstractNumId w:val="10"/>
+    <w:abstractNumId w:val="12"/>
     <w:lvlOverride w:ilvl="0">
       <w:startOverride w:val="1"/>
     </w:lvlOverride>
@@ -4503,42 +6780,51 @@
     </w:lvlOverride>
   </w:num>
   <w:num w:numId="28" w16cid:durableId="559563958">
-    <w:abstractNumId w:val="10"/>
+    <w:abstractNumId w:val="12"/>
   </w:num>
   <w:num w:numId="29" w16cid:durableId="782921724">
-    <w:abstractNumId w:val="10"/>
+    <w:abstractNumId w:val="12"/>
   </w:num>
   <w:num w:numId="30" w16cid:durableId="1471632980">
-    <w:abstractNumId w:val="10"/>
+    <w:abstractNumId w:val="12"/>
   </w:num>
   <w:num w:numId="31" w16cid:durableId="622080501">
-    <w:abstractNumId w:val="10"/>
+    <w:abstractNumId w:val="12"/>
   </w:num>
   <w:num w:numId="32" w16cid:durableId="900335532">
-    <w:abstractNumId w:val="10"/>
+    <w:abstractNumId w:val="12"/>
   </w:num>
   <w:num w:numId="33" w16cid:durableId="1939017345">
-    <w:abstractNumId w:val="10"/>
+    <w:abstractNumId w:val="12"/>
   </w:num>
   <w:num w:numId="34" w16cid:durableId="309869759">
-    <w:abstractNumId w:val="10"/>
+    <w:abstractNumId w:val="12"/>
   </w:num>
   <w:num w:numId="35" w16cid:durableId="912155439">
-    <w:abstractNumId w:val="10"/>
+    <w:abstractNumId w:val="12"/>
   </w:num>
   <w:num w:numId="36" w16cid:durableId="1615552401">
-    <w:abstractNumId w:val="10"/>
+    <w:abstractNumId w:val="12"/>
   </w:num>
   <w:num w:numId="37" w16cid:durableId="53240540">
-    <w:abstractNumId w:val="10"/>
+    <w:abstractNumId w:val="12"/>
   </w:num>
   <w:num w:numId="38" w16cid:durableId="1610897225">
-    <w:abstractNumId w:val="10"/>
+    <w:abstractNumId w:val="12"/>
   </w:num>
   <w:num w:numId="39" w16cid:durableId="1527017248">
     <w:abstractNumId w:val="1"/>
   </w:num>
   <w:num w:numId="40" w16cid:durableId="1972897986">
+    <w:abstractNumId w:val="9"/>
+  </w:num>
+  <w:num w:numId="41" w16cid:durableId="649867236">
+    <w:abstractNumId w:val="13"/>
+  </w:num>
+  <w:num w:numId="42" w16cid:durableId="1370837885">
+    <w:abstractNumId w:val="6"/>
+  </w:num>
+  <w:num w:numId="43" w16cid:durableId="2073112847">
     <w:abstractNumId w:val="7"/>
   </w:num>
 </w:numbering>
@@ -5119,7 +7405,6 @@
   <w:style w:type="character" w:default="1" w:styleId="DefaultParagraphFont">
     <w:name w:val="Default Paragraph Font"/>
     <w:uiPriority w:val="1"/>
-    <w:semiHidden/>
     <w:unhideWhenUsed/>
   </w:style>
   <w:style w:type="table" w:default="1" w:styleId="TableNormal">
@@ -5704,6 +7989,66 @@
       <w:shd w:val="clear" w:color="auto" w:fill="E1DFDD"/>
     </w:rPr>
   </w:style>
+  <w:style w:type="table" w:styleId="PlainTable1">
+    <w:name w:val="Plain Table 1"/>
+    <w:basedOn w:val="TableNormal"/>
+    <w:uiPriority w:val="41"/>
+    <w:rsid w:val="005B736D"/>
+    <w:tblPr>
+      <w:tblStyleRowBandSize w:val="1"/>
+      <w:tblStyleColBandSize w:val="1"/>
+      <w:tblBorders>
+        <w:top w:val="single" w:sz="4" w:space="0" w:color="BFBFBF" w:themeColor="background1" w:themeShade="BF"/>
+        <w:left w:val="single" w:sz="4" w:space="0" w:color="BFBFBF" w:themeColor="background1" w:themeShade="BF"/>
+        <w:bottom w:val="single" w:sz="4" w:space="0" w:color="BFBFBF" w:themeColor="background1" w:themeShade="BF"/>
+        <w:right w:val="single" w:sz="4" w:space="0" w:color="BFBFBF" w:themeColor="background1" w:themeShade="BF"/>
+        <w:insideH w:val="single" w:sz="4" w:space="0" w:color="BFBFBF" w:themeColor="background1" w:themeShade="BF"/>
+        <w:insideV w:val="single" w:sz="4" w:space="0" w:color="BFBFBF" w:themeColor="background1" w:themeShade="BF"/>
+      </w:tblBorders>
+    </w:tblPr>
+    <w:tblStylePr w:type="firstRow">
+      <w:rPr>
+        <w:b/>
+        <w:bCs/>
+      </w:rPr>
+    </w:tblStylePr>
+    <w:tblStylePr w:type="lastRow">
+      <w:rPr>
+        <w:b/>
+        <w:bCs/>
+      </w:rPr>
+      <w:tblPr/>
+      <w:tcPr>
+        <w:tcBorders>
+          <w:top w:val="double" w:sz="4" w:space="0" w:color="BFBFBF" w:themeColor="background1" w:themeShade="BF"/>
+        </w:tcBorders>
+      </w:tcPr>
+    </w:tblStylePr>
+    <w:tblStylePr w:type="firstCol">
+      <w:rPr>
+        <w:b/>
+        <w:bCs/>
+      </w:rPr>
+    </w:tblStylePr>
+    <w:tblStylePr w:type="lastCol">
+      <w:rPr>
+        <w:b/>
+        <w:bCs/>
+      </w:rPr>
+    </w:tblStylePr>
+    <w:tblStylePr w:type="band1Vert">
+      <w:tblPr/>
+      <w:tcPr>
+        <w:shd w:val="clear" w:color="auto" w:fill="F2F2F2" w:themeFill="background1" w:themeFillShade="F2"/>
+      </w:tcPr>
+    </w:tblStylePr>
+    <w:tblStylePr w:type="band1Horz">
+      <w:tblPr/>
+      <w:tcPr>
+        <w:shd w:val="clear" w:color="auto" w:fill="F2F2F2" w:themeFill="background1" w:themeFillShade="F2"/>
+      </w:tcPr>
+    </w:tblStylePr>
+  </w:style>
 </w:styles>
 </file>
 
@@ -6003,10 +8348,6 @@
 </file>
 
 <file path=customXml/item1.xml><?xml version="1.0" encoding="utf-8"?>
-<b:Sources xmlns:b="http://schemas.openxmlformats.org/officeDocument/2006/bibliography" xmlns="http://schemas.openxmlformats.org/officeDocument/2006/bibliography" SelectedStyle="\APASixthEditionOfficeOnline.xsl" StyleName="APA" Version="6"/>
-</file>
-
-<file path=customXml/item2.xml><?xml version="1.0" encoding="utf-8"?>
 <?mso-contentType ?>
 <FormTemplates xmlns="http://schemas.microsoft.com/sharepoint/v3/contenttype/forms">
   <Display>DocumentLibraryForm</Display>
@@ -6015,7 +8356,22 @@
 </FormTemplates>
 </file>
 
+<file path=customXml/item2.xml><?xml version="1.0" encoding="utf-8"?>
+<b:Sources xmlns:b="http://schemas.openxmlformats.org/officeDocument/2006/bibliography" xmlns="http://schemas.openxmlformats.org/officeDocument/2006/bibliography" SelectedStyle="\APASixthEditionOfficeOnline.xsl" StyleName="APA" Version="6"/>
+</file>
+
 <file path=customXml/item3.xml><?xml version="1.0" encoding="utf-8"?>
+<p:properties xmlns:p="http://schemas.microsoft.com/office/2006/metadata/properties" xmlns:xsi="http://www.w3.org/2001/XMLSchema-instance" xmlns:pc="http://schemas.microsoft.com/office/infopath/2007/PartnerControls">
+  <documentManagement>
+    <lcf76f155ced4ddcb4097134ff3c332f xmlns="c0c9f81d-ef68-4e5d-9bcf-b103681cbac3">
+      <Terms xmlns="http://schemas.microsoft.com/office/infopath/2007/PartnerControls"/>
+    </lcf76f155ced4ddcb4097134ff3c332f>
+    <TaxCatchAll xmlns="f3a57e1c-1999-4156-b16e-d47b3124d557"/>
+  </documentManagement>
+</p:properties>
+</file>
+
+<file path=customXml/item4.xml><?xml version="1.0" encoding="utf-8"?>
 <ct:contentTypeSchema xmlns:ct="http://schemas.microsoft.com/office/2006/metadata/contentType" xmlns:ma="http://schemas.microsoft.com/office/2006/metadata/properties/metaAttributes" ct:_="" ma:_="" ma:contentTypeName="Document" ma:contentTypeID="0x0101000F67C5EAA0AAF94CAE02941BB00115D2" ma:contentTypeVersion="11" ma:contentTypeDescription="Create a new document." ma:contentTypeScope="" ma:versionID="7d5288bfced83754c62cf03f69334249">
   <xsd:schema xmlns:xsd="http://www.w3.org/2001/XMLSchema" xmlns:xs="http://www.w3.org/2001/XMLSchema" xmlns:p="http://schemas.microsoft.com/office/2006/metadata/properties" xmlns:ns2="c0c9f81d-ef68-4e5d-9bcf-b103681cbac3" xmlns:ns3="f3a57e1c-1999-4156-b16e-d47b3124d557" targetNamespace="http://schemas.microsoft.com/office/2006/metadata/properties" ma:root="true" ma:fieldsID="72cd722ef412a107c24fb233e63ad134" ns2:_="" ns3:_="">
     <xsd:import namespace="c0c9f81d-ef68-4e5d-9bcf-b103681cbac3"/>
@@ -6210,18 +8566,15 @@
 </ct:contentTypeSchema>
 </file>
 
-<file path=customXml/item4.xml><?xml version="1.0" encoding="utf-8"?>
-<p:properties xmlns:p="http://schemas.microsoft.com/office/2006/metadata/properties" xmlns:xsi="http://www.w3.org/2001/XMLSchema-instance" xmlns:pc="http://schemas.microsoft.com/office/infopath/2007/PartnerControls">
-  <documentManagement>
-    <lcf76f155ced4ddcb4097134ff3c332f xmlns="c0c9f81d-ef68-4e5d-9bcf-b103681cbac3">
-      <Terms xmlns="http://schemas.microsoft.com/office/infopath/2007/PartnerControls"/>
-    </lcf76f155ced4ddcb4097134ff3c332f>
-    <TaxCatchAll xmlns="f3a57e1c-1999-4156-b16e-d47b3124d557"/>
-  </documentManagement>
-</p:properties>
+<file path=customXml/itemProps1.xml><?xml version="1.0" encoding="utf-8"?>
+<ds:datastoreItem xmlns:ds="http://schemas.openxmlformats.org/officeDocument/2006/customXml" ds:itemID="{A403EC40-A103-4544-9EF1-19C2FF63F6CB}">
+  <ds:schemaRefs>
+    <ds:schemaRef ds:uri="http://schemas.microsoft.com/sharepoint/v3/contenttype/forms"/>
+  </ds:schemaRefs>
+</ds:datastoreItem>
 </file>
 
-<file path=customXml/itemProps1.xml><?xml version="1.0" encoding="utf-8"?>
+<file path=customXml/itemProps2.xml><?xml version="1.0" encoding="utf-8"?>
 <ds:datastoreItem xmlns:ds="http://schemas.openxmlformats.org/officeDocument/2006/customXml" ds:itemID="{968CD7BA-FE56-4BF2-91C1-48D21330DDBD}">
   <ds:schemaRefs>
     <ds:schemaRef ds:uri="http://schemas.openxmlformats.org/officeDocument/2006/bibliography"/>
@@ -6229,15 +8582,18 @@
 </ds:datastoreItem>
 </file>
 
-<file path=customXml/itemProps2.xml><?xml version="1.0" encoding="utf-8"?>
-<ds:datastoreItem xmlns:ds="http://schemas.openxmlformats.org/officeDocument/2006/customXml" ds:itemID="{A403EC40-A103-4544-9EF1-19C2FF63F6CB}">
+<file path=customXml/itemProps3.xml><?xml version="1.0" encoding="utf-8"?>
+<ds:datastoreItem xmlns:ds="http://schemas.openxmlformats.org/officeDocument/2006/customXml" ds:itemID="{9B5402CA-97A6-46C9-BDB6-245A85CA8D38}">
   <ds:schemaRefs>
-    <ds:schemaRef ds:uri="http://schemas.microsoft.com/sharepoint/v3/contenttype/forms"/>
+    <ds:schemaRef ds:uri="http://schemas.microsoft.com/office/2006/metadata/properties"/>
+    <ds:schemaRef ds:uri="http://schemas.microsoft.com/office/infopath/2007/PartnerControls"/>
+    <ds:schemaRef ds:uri="c0c9f81d-ef68-4e5d-9bcf-b103681cbac3"/>
+    <ds:schemaRef ds:uri="f3a57e1c-1999-4156-b16e-d47b3124d557"/>
   </ds:schemaRefs>
 </ds:datastoreItem>
 </file>
 
-<file path=customXml/itemProps3.xml><?xml version="1.0" encoding="utf-8"?>
+<file path=customXml/itemProps4.xml><?xml version="1.0" encoding="utf-8"?>
 <ds:datastoreItem xmlns:ds="http://schemas.openxmlformats.org/officeDocument/2006/customXml" ds:itemID="{A5267C40-150B-4856-A43C-F3B2BDCA3715}">
   <ds:schemaRefs>
     <ds:schemaRef ds:uri="http://schemas.microsoft.com/office/2006/metadata/contentType"/>
@@ -6254,15 +8610,4 @@
     <ds:schemaRef ds:uri="http://schemas.microsoft.com/internal/obd"/>
   </ds:schemaRefs>
 </ds:datastoreItem>
-</file>
-
-<file path=customXml/itemProps4.xml><?xml version="1.0" encoding="utf-8"?>
-<ds:datastoreItem xmlns:ds="http://schemas.openxmlformats.org/officeDocument/2006/customXml" ds:itemID="{9B5402CA-97A6-46C9-BDB6-245A85CA8D38}">
-  <ds:schemaRefs>
-    <ds:schemaRef ds:uri="http://schemas.microsoft.com/office/2006/metadata/properties"/>
-    <ds:schemaRef ds:uri="http://schemas.microsoft.com/office/infopath/2007/PartnerControls"/>
-    <ds:schemaRef ds:uri="c0c9f81d-ef68-4e5d-9bcf-b103681cbac3"/>
-    <ds:schemaRef ds:uri="f3a57e1c-1999-4156-b16e-d47b3124d557"/>
-  </ds:schemaRefs>
-</ds:datastoreItem>
 </file>